--- a/实验报告（一组一份）/机器狗组号_成员_班级.docx
+++ b/实验报告（一组一份）/机器狗组号_成员_班级.docx
@@ -81,15 +81,7 @@
           <w:sz w:val="44"/>
           <w:szCs w:val="44"/>
         </w:rPr>
-        <w:t>实验</w:t>
-      </w:r>
-      <w:r>
-        <w:rPr>
-          <w:rFonts w:ascii="黑体" w:eastAsia="黑体" w:hAnsi="黑体" w:hint="eastAsia"/>
-          <w:sz w:val="44"/>
-          <w:szCs w:val="44"/>
-        </w:rPr>
-        <w:t>名称：基于多模态的机器人视觉理解</w:t>
+        <w:t>实验名称：基于多模态的机器人视觉理解</w:t>
       </w:r>
     </w:p>
     <w:p/>
@@ -134,57 +126,25 @@
           <w:sz w:val="30"/>
           <w:szCs w:val="30"/>
         </w:rPr>
-        <w:t>开课学期：</w:t>
+        <w:t>开课学期：2025-2026第二学期</w:t>
       </w:r>
+    </w:p>
+    <w:p>
+      <w:pPr>
+        <w:ind w:firstLineChars="450" w:firstLine="1350"/>
+        <w:rPr>
+          <w:rFonts w:ascii="宋体"/>
+          <w:sz w:val="30"/>
+          <w:szCs w:val="30"/>
+        </w:rPr>
+      </w:pPr>
       <w:r>
         <w:rPr>
           <w:rFonts w:ascii="宋体" w:hint="eastAsia"/>
           <w:sz w:val="30"/>
           <w:szCs w:val="30"/>
         </w:rPr>
-        <w:t>2025</w:t>
-      </w:r>
-      <w:r>
-        <w:rPr>
-          <w:rFonts w:ascii="宋体" w:hint="eastAsia"/>
-          <w:sz w:val="30"/>
-          <w:szCs w:val="30"/>
-        </w:rPr>
-        <w:t>-2026</w:t>
-      </w:r>
-      <w:r>
-        <w:rPr>
-          <w:rFonts w:ascii="宋体" w:hint="eastAsia"/>
-          <w:sz w:val="30"/>
-          <w:szCs w:val="30"/>
-        </w:rPr>
-        <w:t>第二学期</w:t>
-      </w:r>
-    </w:p>
-    <w:p>
-      <w:pPr>
-        <w:ind w:firstLineChars="450" w:firstLine="1350"/>
-        <w:rPr>
-          <w:rFonts w:ascii="宋体"/>
-          <w:sz w:val="30"/>
-          <w:szCs w:val="30"/>
-        </w:rPr>
-      </w:pPr>
-      <w:r>
-        <w:rPr>
-          <w:rFonts w:ascii="宋体" w:hint="eastAsia"/>
-          <w:sz w:val="30"/>
-          <w:szCs w:val="30"/>
-        </w:rPr>
-        <w:t>专</w:t>
-      </w:r>
-      <w:r>
-        <w:rPr>
-          <w:rFonts w:ascii="宋体" w:hint="eastAsia"/>
-          <w:sz w:val="30"/>
-          <w:szCs w:val="30"/>
-        </w:rPr>
-        <w:t xml:space="preserve"> </w:t>
+        <w:t xml:space="preserve">专 </w:t>
       </w:r>
       <w:r>
         <w:rPr>
@@ -216,30 +176,14 @@
           <w:sz w:val="30"/>
           <w:szCs w:val="30"/>
         </w:rPr>
-        <w:t>业：软件工程（</w:t>
-      </w:r>
-      <w:r>
-        <w:rPr>
-          <w:rFonts w:ascii="宋体" w:hint="eastAsia"/>
-          <w:sz w:val="30"/>
-          <w:szCs w:val="30"/>
-        </w:rPr>
-        <w:t>普通</w:t>
-      </w:r>
-      <w:r>
-        <w:rPr>
-          <w:rFonts w:ascii="宋体" w:hint="eastAsia"/>
-          <w:sz w:val="30"/>
-          <w:szCs w:val="30"/>
-        </w:rPr>
-        <w:t>）</w:t>
+        <w:t>业：软件工程（普通）</w:t>
       </w:r>
     </w:p>
     <w:p>
       <w:pPr>
         <w:ind w:firstLineChars="450" w:firstLine="1350"/>
         <w:rPr>
-          <w:rFonts w:ascii="宋体" w:hint="eastAsia"/>
+          <w:rFonts w:ascii="宋体"/>
           <w:sz w:val="30"/>
           <w:szCs w:val="30"/>
         </w:rPr>
@@ -326,15 +270,7 @@
           <w:sz w:val="30"/>
           <w:szCs w:val="30"/>
         </w:rPr>
-        <w:t>学</w:t>
-      </w:r>
-      <w:r>
-        <w:rPr>
-          <w:rFonts w:ascii="宋体" w:hint="eastAsia"/>
-          <w:sz w:val="30"/>
-          <w:szCs w:val="30"/>
-        </w:rPr>
-        <w:t xml:space="preserve"> </w:t>
+        <w:t xml:space="preserve">学 </w:t>
       </w:r>
       <w:r>
         <w:rPr>
@@ -464,12 +400,12 @@
         <w:tblLook w:val="04A0" w:firstRow="1" w:lastRow="0" w:firstColumn="1" w:lastColumn="0" w:noHBand="0" w:noVBand="1"/>
       </w:tblPr>
       <w:tblGrid>
-        <w:gridCol w:w="1016"/>
-        <w:gridCol w:w="460"/>
-        <w:gridCol w:w="1385"/>
-        <w:gridCol w:w="824"/>
-        <w:gridCol w:w="1637"/>
-        <w:gridCol w:w="2894"/>
+        <w:gridCol w:w="1034"/>
+        <w:gridCol w:w="461"/>
+        <w:gridCol w:w="1401"/>
+        <w:gridCol w:w="828"/>
+        <w:gridCol w:w="1632"/>
+        <w:gridCol w:w="2860"/>
       </w:tblGrid>
       <w:tr>
         <w:trPr>
@@ -735,7 +671,7 @@
             <w:pPr>
               <w:jc w:val="left"/>
               <w:rPr>
-                <w:rFonts w:ascii="Times New Roman Regular" w:eastAsiaTheme="minorEastAsia" w:hAnsi="Times New Roman Regular" w:cs="Times New Roman Regular"/>
+                <w:rFonts w:asciiTheme="minorEastAsia" w:eastAsiaTheme="minorEastAsia" w:hAnsiTheme="minorEastAsia" w:cs="Times New Roman Regular" w:hint="eastAsia"/>
                 <w:sz w:val="30"/>
                 <w:szCs w:val="30"/>
               </w:rPr>
@@ -743,7 +679,7 @@
             <w:proofErr w:type="gramStart"/>
             <w:r>
               <w:rPr>
-                <w:rFonts w:ascii="Times New Roman Regular" w:eastAsiaTheme="minorEastAsia" w:hAnsi="Times New Roman Regular" w:cs="Times New Roman Regular"/>
+                <w:rFonts w:asciiTheme="minorEastAsia" w:eastAsiaTheme="minorEastAsia" w:hAnsiTheme="minorEastAsia" w:cs="Times New Roman Regular"/>
                 <w:sz w:val="30"/>
                 <w:szCs w:val="30"/>
               </w:rPr>
@@ -752,11 +688,11 @@
             <w:proofErr w:type="gramEnd"/>
             <w:r>
               <w:rPr>
-                <w:rFonts w:ascii="Times New Roman Regular" w:eastAsiaTheme="minorEastAsia" w:hAnsi="Times New Roman Regular" w:cs="Times New Roman Regular"/>
+                <w:rFonts w:asciiTheme="minorEastAsia" w:eastAsiaTheme="minorEastAsia" w:hAnsiTheme="minorEastAsia" w:cs="Times New Roman Regular"/>
                 <w:sz w:val="30"/>
                 <w:szCs w:val="30"/>
               </w:rPr>
-              <w:t>机器狗的多模态传感器系统，掌握图像（二维）和点云（三维）数据的采集与预处理流程，并实现基于多模态数据的场景理解。</w:t>
+              <w:t>机器狗的多模态传感器系统，掌握图像（二维）与点云（三维）数据的处理流程。通过设计并实现一套前后端解耦的视觉理解终端，深入理解多模态数据融合机制，掌握基于深度学习的图像语义分割与基于几何算法的空间点云解析技术，最终实现机器狗认知数据的结构化提取与 Web 端 3D 可视化。</w:t>
             </w:r>
           </w:p>
           <w:p>
@@ -788,15 +724,7 @@
                 <w:sz w:val="30"/>
                 <w:szCs w:val="30"/>
               </w:rPr>
-              <w:t>实验</w:t>
-            </w:r>
-            <w:r>
-              <w:rPr>
-                <w:rFonts w:ascii="Times New Roman Regular" w:eastAsia="黑体" w:hAnsi="Times New Roman Regular" w:cs="Times New Roman Regular"/>
-                <w:sz w:val="30"/>
-                <w:szCs w:val="30"/>
-              </w:rPr>
-              <w:t>原理</w:t>
+              <w:t>实验原理</w:t>
             </w:r>
           </w:p>
           <w:p>
@@ -806,77 +734,97 @@
                 <w:rFonts w:ascii="Times New Roman Regular" w:eastAsia="黑体" w:hAnsi="Times New Roman Regular" w:cs="Times New Roman Regular"/>
                 <w:b/>
                 <w:bCs/>
-                <w:sz w:val="30"/>
-                <w:szCs w:val="30"/>
-              </w:rPr>
-            </w:pPr>
-            <w:r>
-              <w:rPr>
-                <w:rFonts w:ascii="Times New Roman Regular" w:eastAsia="黑体" w:hAnsi="Times New Roman Regular" w:cs="Times New Roman Regular"/>
+                <w:sz w:val="28"/>
+                <w:szCs w:val="28"/>
+              </w:rPr>
+            </w:pPr>
+            <w:r>
+              <w:rPr>
+                <w:rFonts w:ascii="Times New Roman Regular" w:eastAsia="黑体" w:hAnsi="Times New Roman Regular" w:cs="Times New Roman Regular" w:hint="eastAsia"/>
                 <w:b/>
                 <w:bCs/>
-                <w:sz w:val="30"/>
-                <w:szCs w:val="30"/>
-              </w:rPr>
-              <w:t>多模态融合与场景认知</w:t>
-            </w:r>
-          </w:p>
-          <w:p>
-            <w:pPr>
-              <w:jc w:val="left"/>
-              <w:rPr>
-                <w:rFonts w:asciiTheme="minorEastAsia" w:eastAsiaTheme="minorEastAsia" w:hAnsiTheme="minorEastAsia" w:cs="Times New Roman Regular"/>
-                <w:sz w:val="30"/>
-                <w:szCs w:val="30"/>
-              </w:rPr>
-            </w:pPr>
-            <w:r>
-              <w:rPr>
-                <w:rFonts w:asciiTheme="minorEastAsia" w:eastAsiaTheme="minorEastAsia" w:hAnsiTheme="minorEastAsia" w:cs="Times New Roman Regular"/>
-                <w:sz w:val="30"/>
-                <w:szCs w:val="30"/>
-              </w:rPr>
-              <w:t>机器狗在复杂环境下的交互，依赖于对周围场景的精确认知。单一传感器存在物理局限：二维相机缺乏深度信息，而三维激光雷达（LiDAR）缺乏色彩与纹理。本实验基于多模态数据融合的理念，将二维图像的丰富语义特征与三维点云的高精度空间几何特征相结合，从而实现对机器狗所处环境的全面语义理解。</w:t>
-            </w:r>
-          </w:p>
-          <w:p>
-            <w:pPr>
-              <w:jc w:val="left"/>
+                <w:sz w:val="28"/>
+                <w:szCs w:val="28"/>
+              </w:rPr>
+              <w:t>1</w:t>
+            </w:r>
+            <w:r>
               <w:rPr>
                 <w:rFonts w:ascii="Times New Roman Regular" w:eastAsia="黑体" w:hAnsi="Times New Roman Regular" w:cs="Times New Roman Regular"/>
                 <w:b/>
                 <w:bCs/>
-                <w:sz w:val="30"/>
-                <w:szCs w:val="30"/>
-              </w:rPr>
-            </w:pPr>
+                <w:sz w:val="28"/>
+                <w:szCs w:val="28"/>
+              </w:rPr>
+              <w:t>.</w:t>
+            </w:r>
             <w:r>
               <w:rPr>
                 <w:rFonts w:ascii="Times New Roman Regular" w:eastAsia="黑体" w:hAnsi="Times New Roman Regular" w:cs="Times New Roman Regular"/>
                 <w:b/>
                 <w:bCs/>
-                <w:sz w:val="30"/>
-                <w:szCs w:val="30"/>
-              </w:rPr>
-              <w:t xml:space="preserve">2. </w:t>
-            </w:r>
-            <w:r>
+                <w:sz w:val="28"/>
+                <w:szCs w:val="28"/>
+              </w:rPr>
+              <w:t>多模态融合与场景认知</w:t>
+            </w:r>
+          </w:p>
+          <w:p>
+            <w:pPr>
+              <w:jc w:val="left"/>
+              <w:rPr>
+                <w:rFonts w:asciiTheme="minorEastAsia" w:eastAsiaTheme="minorEastAsia" w:hAnsiTheme="minorEastAsia" w:cs="Times New Roman Regular"/>
+                <w:sz w:val="28"/>
+                <w:szCs w:val="28"/>
+              </w:rPr>
+            </w:pPr>
+            <w:r>
+              <w:rPr>
+                <w:rFonts w:asciiTheme="minorEastAsia" w:eastAsiaTheme="minorEastAsia" w:hAnsiTheme="minorEastAsia" w:cs="Times New Roman Regular"/>
+                <w:sz w:val="28"/>
+                <w:szCs w:val="28"/>
+              </w:rPr>
+              <w:t>机器狗在复杂环境下的交互，依赖于对周围场景的精确认知。单一传感器存在物理局限：二维相机缺乏深度信息，而三维激光雷达（LiDAR）缺乏色彩与纹理。本实验基于多模态数据融合的理念，将二维图像的丰富语义特征与三维点云的高精度空间几何特征相结合，从而实现对机器狗所处环境的全面语义理解。</w:t>
+            </w:r>
+          </w:p>
+          <w:p>
+            <w:pPr>
+              <w:jc w:val="left"/>
               <w:rPr>
                 <w:rFonts w:ascii="Times New Roman Regular" w:eastAsia="黑体" w:hAnsi="Times New Roman Regular" w:cs="Times New Roman Regular"/>
                 <w:b/>
                 <w:bCs/>
-                <w:sz w:val="30"/>
-                <w:szCs w:val="30"/>
-              </w:rPr>
-              <w:t>二维图像语义理解原理</w:t>
-            </w:r>
+                <w:sz w:val="28"/>
+                <w:szCs w:val="28"/>
+              </w:rPr>
+            </w:pPr>
             <w:r>
               <w:rPr>
                 <w:rFonts w:ascii="Times New Roman Regular" w:eastAsia="黑体" w:hAnsi="Times New Roman Regular" w:cs="Times New Roman Regular"/>
                 <w:b/>
                 <w:bCs/>
-                <w:sz w:val="30"/>
-                <w:szCs w:val="30"/>
+                <w:sz w:val="28"/>
+                <w:szCs w:val="28"/>
+              </w:rPr>
+              <w:t xml:space="preserve">2. </w:t>
+            </w:r>
+            <w:r>
+              <w:rPr>
+                <w:rFonts w:ascii="Times New Roman Regular" w:eastAsia="黑体" w:hAnsi="Times New Roman Regular" w:cs="Times New Roman Regular"/>
+                <w:b/>
+                <w:bCs/>
+                <w:sz w:val="28"/>
+                <w:szCs w:val="28"/>
+              </w:rPr>
+              <w:t>二维图像语义理解原理</w:t>
+            </w:r>
+            <w:r>
+              <w:rPr>
+                <w:rFonts w:ascii="Times New Roman Regular" w:eastAsia="黑体" w:hAnsi="Times New Roman Regular" w:cs="Times New Roman Regular"/>
+                <w:b/>
+                <w:bCs/>
+                <w:sz w:val="28"/>
+                <w:szCs w:val="28"/>
               </w:rPr>
               <w:t xml:space="preserve"> (2D Semantic Understanding)</w:t>
             </w:r>
@@ -885,18 +833,27 @@
             <w:pPr>
               <w:jc w:val="left"/>
               <w:rPr>
-                <w:rFonts w:ascii="宋体" w:hAnsi="宋体" w:cs="Times New Roman Regular"/>
-                <w:sz w:val="30"/>
-                <w:szCs w:val="30"/>
-              </w:rPr>
-            </w:pPr>
-            <w:r>
-              <w:rPr>
-                <w:rFonts w:ascii="宋体" w:hAnsi="宋体" w:cs="Times New Roman Regular"/>
-                <w:sz w:val="30"/>
-                <w:szCs w:val="30"/>
-              </w:rPr>
-              <w:t>二维场景理解的核心是图像语义分割（Semantic Segmentation），即对图像中的每一个像素进行精细的类别预测。</w:t>
+                <w:rFonts w:asciiTheme="minorEastAsia" w:eastAsiaTheme="minorEastAsia" w:hAnsiTheme="minorEastAsia" w:cs="Times New Roman Regular"/>
+                <w:sz w:val="28"/>
+                <w:szCs w:val="28"/>
+              </w:rPr>
+            </w:pPr>
+            <w:r>
+              <w:rPr>
+                <w:rFonts w:asciiTheme="minorEastAsia" w:eastAsiaTheme="minorEastAsia" w:hAnsiTheme="minorEastAsia" w:cs="Times New Roman Regular"/>
+                <w:sz w:val="28"/>
+                <w:szCs w:val="28"/>
+              </w:rPr>
+              <w:t>二维场景理解的核心是图像语义分割（Semantic Segmentation），即对图像中的每一个像素进行精细的类别预</w:t>
+            </w:r>
+            <w:r>
+              <w:rPr>
+                <w:rFonts w:asciiTheme="minorEastAsia" w:eastAsiaTheme="minorEastAsia" w:hAnsiTheme="minorEastAsia" w:cs="Times New Roman Regular"/>
+                <w:sz w:val="28"/>
+                <w:szCs w:val="28"/>
+              </w:rPr>
+              <w:lastRenderedPageBreak/>
+              <w:t>测。</w:t>
             </w:r>
           </w:p>
           <w:p>
@@ -907,37 +864,28 @@
               </w:numPr>
               <w:jc w:val="left"/>
               <w:rPr>
-                <w:rFonts w:ascii="宋体" w:hAnsi="宋体" w:cs="Times New Roman Regular"/>
-                <w:sz w:val="30"/>
-                <w:szCs w:val="30"/>
-              </w:rPr>
-            </w:pPr>
-            <w:r>
-              <w:rPr>
-                <w:rFonts w:ascii="宋体" w:hAnsi="宋体" w:cs="Times New Roman Regular"/>
+                <w:rFonts w:asciiTheme="minorEastAsia" w:eastAsiaTheme="minorEastAsia" w:hAnsiTheme="minorEastAsia" w:cs="Times New Roman Regular"/>
+                <w:sz w:val="28"/>
+                <w:szCs w:val="28"/>
+              </w:rPr>
+            </w:pPr>
+            <w:r>
+              <w:rPr>
+                <w:rFonts w:asciiTheme="minorEastAsia" w:eastAsiaTheme="minorEastAsia" w:hAnsiTheme="minorEastAsia" w:cs="Times New Roman Regular"/>
                 <w:b/>
                 <w:bCs/>
-                <w:sz w:val="30"/>
-                <w:szCs w:val="30"/>
+                <w:sz w:val="28"/>
+                <w:szCs w:val="28"/>
               </w:rPr>
               <w:t>传统卷积与全卷积网络</w:t>
             </w:r>
             <w:r>
               <w:rPr>
-                <w:rFonts w:ascii="宋体" w:hAnsi="宋体" w:cs="Times New Roman Regular"/>
-                <w:sz w:val="30"/>
-                <w:szCs w:val="30"/>
-              </w:rPr>
-              <w:t xml:space="preserve">：早期的 FCN (Fully </w:t>
-            </w:r>
-            <w:r>
-              <w:rPr>
-                <w:rFonts w:ascii="宋体" w:hAnsi="宋体" w:cs="Times New Roman Regular"/>
-                <w:sz w:val="30"/>
-                <w:szCs w:val="30"/>
-              </w:rPr>
-              <w:lastRenderedPageBreak/>
-              <w:t>Convolutional Network) 将全连接层替换为卷积层，实现了像素级别的端到端分类；U-Net 等网络则通过编码器-解码器结构融合了深层语义与浅层细节。</w:t>
+                <w:rFonts w:asciiTheme="minorEastAsia" w:eastAsiaTheme="minorEastAsia" w:hAnsiTheme="minorEastAsia" w:cs="Times New Roman Regular"/>
+                <w:sz w:val="28"/>
+                <w:szCs w:val="28"/>
+              </w:rPr>
+              <w:t>：早期的 FCN (Fully Convolutional Network) 将全连接层替换为卷积层，实现了像素级别的端到端分类；U-Net 等网络则通过编码器-解码器结构融合了深层语义与浅层细节。</w:t>
             </w:r>
           </w:p>
           <w:p>
@@ -948,349 +896,1546 @@
               </w:numPr>
               <w:jc w:val="left"/>
               <w:rPr>
+                <w:rFonts w:asciiTheme="minorEastAsia" w:eastAsiaTheme="minorEastAsia" w:hAnsiTheme="minorEastAsia" w:cs="Times New Roman Regular"/>
+                <w:sz w:val="28"/>
+                <w:szCs w:val="28"/>
+              </w:rPr>
+            </w:pPr>
+            <w:r>
+              <w:rPr>
+                <w:rFonts w:asciiTheme="minorEastAsia" w:eastAsiaTheme="minorEastAsia" w:hAnsiTheme="minorEastAsia" w:cs="Times New Roman Regular"/>
+                <w:b/>
+                <w:bCs/>
+                <w:sz w:val="28"/>
+                <w:szCs w:val="28"/>
+              </w:rPr>
+              <w:t>注意力机制与 Transformer 架构</w:t>
+            </w:r>
+            <w:r>
+              <w:rPr>
+                <w:rFonts w:asciiTheme="minorEastAsia" w:eastAsiaTheme="minorEastAsia" w:hAnsiTheme="minorEastAsia" w:cs="Times New Roman Regular"/>
+                <w:sz w:val="28"/>
+                <w:szCs w:val="28"/>
+              </w:rPr>
+              <w:t>：为捕捉全局上下文信息，</w:t>
+            </w:r>
+            <w:proofErr w:type="spellStart"/>
+            <w:r>
+              <w:rPr>
+                <w:rFonts w:asciiTheme="minorEastAsia" w:eastAsiaTheme="minorEastAsia" w:hAnsiTheme="minorEastAsia" w:cs="Times New Roman Regular"/>
+                <w:sz w:val="28"/>
+                <w:szCs w:val="28"/>
+              </w:rPr>
+              <w:t>PSPNet</w:t>
+            </w:r>
+            <w:proofErr w:type="spellEnd"/>
+            <w:r>
+              <w:rPr>
+                <w:rFonts w:asciiTheme="minorEastAsia" w:eastAsiaTheme="minorEastAsia" w:hAnsiTheme="minorEastAsia" w:cs="Times New Roman Regular"/>
+                <w:sz w:val="28"/>
+                <w:szCs w:val="28"/>
+              </w:rPr>
+              <w:t xml:space="preserve"> 引入了</w:t>
+            </w:r>
+            <w:proofErr w:type="gramStart"/>
+            <w:r>
+              <w:rPr>
+                <w:rFonts w:asciiTheme="minorEastAsia" w:eastAsiaTheme="minorEastAsia" w:hAnsiTheme="minorEastAsia" w:cs="Times New Roman Regular"/>
+                <w:sz w:val="28"/>
+                <w:szCs w:val="28"/>
+              </w:rPr>
+              <w:t>金字塔池化模块</w:t>
+            </w:r>
+            <w:proofErr w:type="gramEnd"/>
+            <w:r>
+              <w:rPr>
+                <w:rFonts w:asciiTheme="minorEastAsia" w:eastAsiaTheme="minorEastAsia" w:hAnsiTheme="minorEastAsia" w:cs="Times New Roman Regular"/>
+                <w:sz w:val="28"/>
+                <w:szCs w:val="28"/>
+              </w:rPr>
+              <w:t>，</w:t>
+            </w:r>
+            <w:proofErr w:type="spellStart"/>
+            <w:r>
+              <w:rPr>
+                <w:rFonts w:asciiTheme="minorEastAsia" w:eastAsiaTheme="minorEastAsia" w:hAnsiTheme="minorEastAsia" w:cs="Times New Roman Regular"/>
+                <w:sz w:val="28"/>
+                <w:szCs w:val="28"/>
+              </w:rPr>
+              <w:t>DANet</w:t>
+            </w:r>
+            <w:proofErr w:type="spellEnd"/>
+            <w:r>
+              <w:rPr>
+                <w:rFonts w:asciiTheme="minorEastAsia" w:eastAsiaTheme="minorEastAsia" w:hAnsiTheme="minorEastAsia" w:cs="Times New Roman Regular"/>
+                <w:sz w:val="28"/>
+                <w:szCs w:val="28"/>
+              </w:rPr>
+              <w:t xml:space="preserve"> 引入了双重注意力机制。本实验重点探讨基于 Transformer 架构的模型（如 </w:t>
+            </w:r>
+            <w:proofErr w:type="spellStart"/>
+            <w:r>
+              <w:rPr>
+                <w:rFonts w:asciiTheme="minorEastAsia" w:eastAsiaTheme="minorEastAsia" w:hAnsiTheme="minorEastAsia" w:cs="Times New Roman Regular"/>
+                <w:sz w:val="28"/>
+                <w:szCs w:val="28"/>
+              </w:rPr>
+              <w:t>SegFormer</w:t>
+            </w:r>
+            <w:proofErr w:type="spellEnd"/>
+            <w:r>
+              <w:rPr>
+                <w:rFonts w:asciiTheme="minorEastAsia" w:eastAsiaTheme="minorEastAsia" w:hAnsiTheme="minorEastAsia" w:cs="Times New Roman Regular"/>
+                <w:sz w:val="28"/>
+                <w:szCs w:val="28"/>
+              </w:rPr>
+              <w:t>），其通过自注意力机制高效提取多尺度特征，大幅提升了复杂场景下障碍物、可行驶区域的分割精度。</w:t>
+            </w:r>
+          </w:p>
+          <w:p>
+            <w:pPr>
+              <w:widowControl/>
+              <w:spacing w:before="100" w:beforeAutospacing="1" w:after="100" w:afterAutospacing="1"/>
+              <w:jc w:val="left"/>
+              <w:rPr>
+                <w:rFonts w:ascii="黑体" w:eastAsia="黑体" w:hAnsi="黑体" w:cs="宋体"/>
+                <w:kern w:val="0"/>
+                <w:sz w:val="28"/>
+                <w:szCs w:val="28"/>
+              </w:rPr>
+            </w:pPr>
+            <w:r>
+              <w:rPr>
+                <w:rFonts w:eastAsia="黑体"/>
+                <w:b/>
+                <w:bCs/>
+                <w:kern w:val="0"/>
+                <w:sz w:val="28"/>
+                <w:szCs w:val="28"/>
+              </w:rPr>
+              <w:t>3</w:t>
+            </w:r>
+            <w:r>
+              <w:rPr>
+                <w:rFonts w:ascii="黑体" w:eastAsia="黑体" w:hAnsi="黑体" w:cs="宋体"/>
+                <w:b/>
+                <w:bCs/>
+                <w:kern w:val="0"/>
+                <w:sz w:val="28"/>
+                <w:szCs w:val="28"/>
+              </w:rPr>
+              <w:t>.</w:t>
+            </w:r>
+            <w:r>
+              <w:rPr>
+                <w:rFonts w:ascii="黑体" w:eastAsia="黑体" w:hAnsi="黑体" w:cs="宋体"/>
+                <w:b/>
+                <w:bCs/>
+                <w:kern w:val="0"/>
+                <w:sz w:val="28"/>
+                <w:szCs w:val="28"/>
+              </w:rPr>
+              <w:t>三维点</w:t>
+            </w:r>
+            <w:proofErr w:type="gramStart"/>
+            <w:r>
+              <w:rPr>
+                <w:rFonts w:ascii="黑体" w:eastAsia="黑体" w:hAnsi="黑体" w:cs="宋体"/>
+                <w:b/>
+                <w:bCs/>
+                <w:kern w:val="0"/>
+                <w:sz w:val="28"/>
+                <w:szCs w:val="28"/>
+              </w:rPr>
+              <w:t>云空间</w:t>
+            </w:r>
+            <w:proofErr w:type="gramEnd"/>
+            <w:r>
+              <w:rPr>
+                <w:rFonts w:ascii="黑体" w:eastAsia="黑体" w:hAnsi="黑体" w:cs="宋体"/>
+                <w:b/>
+                <w:bCs/>
+                <w:kern w:val="0"/>
+                <w:sz w:val="28"/>
+                <w:szCs w:val="28"/>
+              </w:rPr>
+              <w:t>解析与聚类原理 (</w:t>
+            </w:r>
+            <w:r>
+              <w:rPr>
+                <w:rFonts w:eastAsia="黑体"/>
+                <w:b/>
+                <w:bCs/>
+                <w:kern w:val="0"/>
+                <w:sz w:val="28"/>
+                <w:szCs w:val="28"/>
+              </w:rPr>
+              <w:t>3D Point Cloud Spatial Parsing</w:t>
+            </w:r>
+            <w:r>
+              <w:rPr>
+                <w:rFonts w:ascii="黑体" w:eastAsia="黑体" w:hAnsi="黑体" w:cs="宋体"/>
+                <w:b/>
+                <w:bCs/>
+                <w:kern w:val="0"/>
+                <w:sz w:val="28"/>
+                <w:szCs w:val="28"/>
+              </w:rPr>
+              <w:t>)</w:t>
+            </w:r>
+          </w:p>
+          <w:p>
+            <w:pPr>
+              <w:widowControl/>
+              <w:spacing w:before="100" w:beforeAutospacing="1" w:after="100" w:afterAutospacing="1"/>
+              <w:jc w:val="left"/>
+              <w:rPr>
+                <w:rFonts w:ascii="宋体" w:hAnsi="宋体" w:cs="宋体"/>
+                <w:kern w:val="0"/>
+                <w:sz w:val="28"/>
+                <w:szCs w:val="28"/>
+              </w:rPr>
+            </w:pPr>
+            <w:r>
+              <w:rPr>
+                <w:rFonts w:ascii="宋体" w:hAnsi="宋体" w:cs="宋体"/>
+                <w:kern w:val="0"/>
+                <w:sz w:val="28"/>
+                <w:szCs w:val="28"/>
+              </w:rPr>
+              <w:t>真实的机器狗激光雷达（LiDAR）点</w:t>
+            </w:r>
+            <w:proofErr w:type="gramStart"/>
+            <w:r>
+              <w:rPr>
+                <w:rFonts w:ascii="宋体" w:hAnsi="宋体" w:cs="宋体"/>
+                <w:kern w:val="0"/>
+                <w:sz w:val="28"/>
+                <w:szCs w:val="28"/>
+              </w:rPr>
+              <w:t>云数据</w:t>
+            </w:r>
+            <w:proofErr w:type="gramEnd"/>
+            <w:r>
+              <w:rPr>
+                <w:rFonts w:ascii="宋体" w:hAnsi="宋体" w:cs="宋体"/>
+                <w:kern w:val="0"/>
+                <w:sz w:val="28"/>
+                <w:szCs w:val="28"/>
+              </w:rPr>
+              <w:t>通常包含大量冗余背景和地面信息，难以直接提取障碍物。本实验未使用计算开销极大的 3D 深度网络，而是采用高效的传统几何滤波与密度聚类算法来实现空间解析。</w:t>
+            </w:r>
+          </w:p>
+          <w:p>
+            <w:pPr>
+              <w:widowControl/>
+              <w:numPr>
+                <w:ilvl w:val="0"/>
+                <w:numId w:val="5"/>
+              </w:numPr>
+              <w:spacing w:before="100" w:beforeAutospacing="1" w:after="100" w:afterAutospacing="1"/>
+              <w:jc w:val="left"/>
+              <w:rPr>
+                <w:rFonts w:ascii="宋体" w:hAnsi="宋体" w:cs="宋体"/>
+                <w:kern w:val="0"/>
+                <w:sz w:val="28"/>
+                <w:szCs w:val="28"/>
+              </w:rPr>
+            </w:pPr>
+            <w:r>
+              <w:rPr>
+                <w:rFonts w:ascii="宋体" w:hAnsi="宋体" w:cs="宋体"/>
+                <w:b/>
+                <w:bCs/>
+                <w:kern w:val="0"/>
+                <w:sz w:val="28"/>
+                <w:szCs w:val="28"/>
+              </w:rPr>
+              <w:t xml:space="preserve">体素下采样 (Voxel </w:t>
+            </w:r>
+            <w:proofErr w:type="spellStart"/>
+            <w:r>
+              <w:rPr>
+                <w:rFonts w:ascii="宋体" w:hAnsi="宋体" w:cs="宋体"/>
+                <w:b/>
+                <w:bCs/>
+                <w:kern w:val="0"/>
+                <w:sz w:val="28"/>
+                <w:szCs w:val="28"/>
+              </w:rPr>
+              <w:t>Downsampling</w:t>
+            </w:r>
+            <w:proofErr w:type="spellEnd"/>
+            <w:r>
+              <w:rPr>
+                <w:rFonts w:ascii="宋体" w:hAnsi="宋体" w:cs="宋体"/>
+                <w:b/>
+                <w:bCs/>
+                <w:kern w:val="0"/>
+                <w:sz w:val="28"/>
+                <w:szCs w:val="28"/>
+              </w:rPr>
+              <w:t>)</w:t>
+            </w:r>
+            <w:r>
+              <w:rPr>
+                <w:rFonts w:ascii="宋体" w:hAnsi="宋体" w:cs="宋体"/>
+                <w:kern w:val="0"/>
+                <w:sz w:val="28"/>
+                <w:szCs w:val="28"/>
+              </w:rPr>
+              <w:t>：</w:t>
+            </w:r>
+            <w:proofErr w:type="gramStart"/>
+            <w:r>
+              <w:rPr>
+                <w:rFonts w:ascii="宋体" w:hAnsi="宋体" w:cs="宋体"/>
+                <w:kern w:val="0"/>
+                <w:sz w:val="28"/>
+                <w:szCs w:val="28"/>
+              </w:rPr>
+              <w:t>原始点</w:t>
+            </w:r>
+            <w:proofErr w:type="gramEnd"/>
+            <w:r>
+              <w:rPr>
+                <w:rFonts w:ascii="宋体" w:hAnsi="宋体" w:cs="宋体"/>
+                <w:kern w:val="0"/>
+                <w:sz w:val="28"/>
+                <w:szCs w:val="28"/>
+              </w:rPr>
+              <w:t>云密度极高。实验首先通过构建</w:t>
+            </w:r>
+            <w:proofErr w:type="gramStart"/>
+            <w:r>
+              <w:rPr>
+                <w:rFonts w:ascii="宋体" w:hAnsi="宋体" w:cs="宋体"/>
+                <w:kern w:val="0"/>
+                <w:sz w:val="28"/>
+                <w:szCs w:val="28"/>
+              </w:rPr>
+              <w:t>三维体</w:t>
+            </w:r>
+            <w:proofErr w:type="gramEnd"/>
+            <w:r>
+              <w:rPr>
+                <w:rFonts w:ascii="宋体" w:hAnsi="宋体" w:cs="宋体"/>
+                <w:kern w:val="0"/>
+                <w:sz w:val="28"/>
+                <w:szCs w:val="28"/>
+              </w:rPr>
+              <w:t>素网格，用体素内的重心近似</w:t>
+            </w:r>
+            <w:proofErr w:type="gramStart"/>
+            <w:r>
+              <w:rPr>
+                <w:rFonts w:ascii="宋体" w:hAnsi="宋体" w:cs="宋体"/>
+                <w:kern w:val="0"/>
+                <w:sz w:val="28"/>
+                <w:szCs w:val="28"/>
+              </w:rPr>
+              <w:t>替代</w:t>
+            </w:r>
+            <w:r>
+              <w:rPr>
+                <w:rFonts w:ascii="宋体" w:hAnsi="宋体" w:cs="宋体"/>
+                <w:kern w:val="0"/>
+                <w:sz w:val="28"/>
+                <w:szCs w:val="28"/>
+              </w:rPr>
+              <w:lastRenderedPageBreak/>
+              <w:t>该体素</w:t>
+            </w:r>
+            <w:proofErr w:type="gramEnd"/>
+            <w:r>
+              <w:rPr>
+                <w:rFonts w:ascii="宋体" w:hAnsi="宋体" w:cs="宋体"/>
+                <w:kern w:val="0"/>
+                <w:sz w:val="28"/>
+                <w:szCs w:val="28"/>
+              </w:rPr>
+              <w:t>内的所有点，在保留点云宏观几何结构的前提下，大幅降低了前端 WebGL 渲染和后端计算的压力。</w:t>
+            </w:r>
+          </w:p>
+          <w:p>
+            <w:pPr>
+              <w:widowControl/>
+              <w:numPr>
+                <w:ilvl w:val="0"/>
+                <w:numId w:val="5"/>
+              </w:numPr>
+              <w:spacing w:before="100" w:beforeAutospacing="1" w:after="100" w:afterAutospacing="1"/>
+              <w:jc w:val="left"/>
+              <w:rPr>
+                <w:rFonts w:ascii="宋体" w:hAnsi="宋体" w:cs="宋体"/>
+                <w:kern w:val="0"/>
+                <w:sz w:val="28"/>
+                <w:szCs w:val="28"/>
+              </w:rPr>
+            </w:pPr>
+            <w:r>
+              <w:rPr>
+                <w:rFonts w:ascii="宋体" w:hAnsi="宋体" w:cs="宋体"/>
+                <w:b/>
+                <w:bCs/>
+                <w:kern w:val="0"/>
+                <w:sz w:val="28"/>
+                <w:szCs w:val="28"/>
+              </w:rPr>
+              <w:t>基于 RANSAC 的地面分割</w:t>
+            </w:r>
+            <w:r>
+              <w:rPr>
+                <w:rFonts w:ascii="宋体" w:hAnsi="宋体" w:cs="宋体"/>
+                <w:kern w:val="0"/>
+                <w:sz w:val="28"/>
+                <w:szCs w:val="28"/>
+              </w:rPr>
+              <w:t xml:space="preserve">：为剥离地面点对障碍物识别的干扰，实验引入了随机采样一致性（RANSAC）算法。通过迭代随机抽取 3 </w:t>
+            </w:r>
+            <w:proofErr w:type="gramStart"/>
+            <w:r>
+              <w:rPr>
+                <w:rFonts w:ascii="宋体" w:hAnsi="宋体" w:cs="宋体"/>
+                <w:kern w:val="0"/>
+                <w:sz w:val="28"/>
+                <w:szCs w:val="28"/>
+              </w:rPr>
+              <w:t>个</w:t>
+            </w:r>
+            <w:proofErr w:type="gramEnd"/>
+            <w:r>
+              <w:rPr>
+                <w:rFonts w:ascii="宋体" w:hAnsi="宋体" w:cs="宋体"/>
+                <w:kern w:val="0"/>
+                <w:sz w:val="28"/>
+                <w:szCs w:val="28"/>
+              </w:rPr>
+              <w:t>点拟合平面模型，计算</w:t>
+            </w:r>
+            <w:proofErr w:type="gramStart"/>
+            <w:r>
+              <w:rPr>
+                <w:rFonts w:ascii="宋体" w:hAnsi="宋体" w:cs="宋体"/>
+                <w:kern w:val="0"/>
+                <w:sz w:val="28"/>
+                <w:szCs w:val="28"/>
+              </w:rPr>
+              <w:t>所有点到</w:t>
+            </w:r>
+            <w:proofErr w:type="gramEnd"/>
+            <w:r>
+              <w:rPr>
+                <w:rFonts w:ascii="宋体" w:hAnsi="宋体" w:cs="宋体"/>
+                <w:kern w:val="0"/>
+                <w:sz w:val="28"/>
+                <w:szCs w:val="28"/>
+              </w:rPr>
+              <w:t>该平面的距离，不断筛选出包含最多内点（Inliers）的最佳数学平面作为“地面”，其余外点（Outliers）即为潜在的障碍物。</w:t>
+            </w:r>
+          </w:p>
+          <w:p>
+            <w:pPr>
+              <w:widowControl/>
+              <w:numPr>
+                <w:ilvl w:val="0"/>
+                <w:numId w:val="5"/>
+              </w:numPr>
+              <w:spacing w:before="100" w:beforeAutospacing="1" w:after="100" w:afterAutospacing="1"/>
+              <w:jc w:val="left"/>
+              <w:rPr>
+                <w:rFonts w:ascii="宋体" w:hAnsi="宋体" w:cs="宋体"/>
+                <w:kern w:val="0"/>
+                <w:sz w:val="28"/>
+                <w:szCs w:val="28"/>
+              </w:rPr>
+            </w:pPr>
+            <w:r>
+              <w:rPr>
+                <w:rFonts w:ascii="宋体" w:hAnsi="宋体" w:cs="宋体"/>
+                <w:b/>
+                <w:bCs/>
+                <w:kern w:val="0"/>
+                <w:sz w:val="28"/>
+                <w:szCs w:val="28"/>
+              </w:rPr>
+              <w:t>基于 DBSCAN 的空间聚类</w:t>
+            </w:r>
+            <w:r>
+              <w:rPr>
+                <w:rFonts w:ascii="宋体" w:hAnsi="宋体" w:cs="宋体"/>
+                <w:kern w:val="0"/>
+                <w:sz w:val="28"/>
+                <w:szCs w:val="28"/>
+              </w:rPr>
+              <w:t>：对于剥离地面后的非结构化障碍物点云，实验采用基于密度的空间聚类算法（DBSCAN）。该算法无需预先指定障碍物数量，通过设定邻域半径（Eps）和核心点最小阈值（</w:t>
+            </w:r>
+            <w:proofErr w:type="spellStart"/>
+            <w:r>
+              <w:rPr>
+                <w:rFonts w:ascii="宋体" w:hAnsi="宋体" w:cs="宋体"/>
+                <w:kern w:val="0"/>
+                <w:sz w:val="28"/>
+                <w:szCs w:val="28"/>
+              </w:rPr>
+              <w:t>MinPts</w:t>
+            </w:r>
+            <w:proofErr w:type="spellEnd"/>
+            <w:r>
+              <w:rPr>
+                <w:rFonts w:ascii="宋体" w:hAnsi="宋体" w:cs="宋体"/>
+                <w:kern w:val="0"/>
+                <w:sz w:val="28"/>
+                <w:szCs w:val="28"/>
+              </w:rPr>
+              <w:t>），能够自动将空间中密度相连的点划分为独立的障碍物簇，并剔除离群噪声点，从而实现三维空间中多目标的精确分离与独立着色。</w:t>
+            </w:r>
+          </w:p>
+          <w:p>
+            <w:pPr>
+              <w:jc w:val="left"/>
+              <w:rPr>
                 <w:rFonts w:ascii="宋体" w:hAnsi="宋体" w:cs="Times New Roman Regular"/>
                 <w:sz w:val="30"/>
                 <w:szCs w:val="30"/>
               </w:rPr>
             </w:pPr>
-            <w:r>
-              <w:rPr>
-                <w:rFonts w:ascii="宋体" w:hAnsi="宋体" w:cs="Times New Roman Regular"/>
-                <w:b/>
-                <w:bCs/>
+          </w:p>
+          <w:p>
+            <w:pPr>
+              <w:jc w:val="left"/>
+              <w:rPr>
+                <w:rFonts w:ascii="Times New Roman Regular" w:eastAsia="黑体" w:hAnsi="Times New Roman Regular" w:cs="Times New Roman Regular"/>
                 <w:sz w:val="30"/>
                 <w:szCs w:val="30"/>
               </w:rPr>
-              <w:t>注意力机制与 Transformer 架构</w:t>
-            </w:r>
-            <w:r>
-              <w:rPr>
-                <w:rFonts w:ascii="宋体" w:hAnsi="宋体" w:cs="Times New Roman Regular"/>
+            </w:pPr>
+          </w:p>
+          <w:p>
+            <w:pPr>
+              <w:jc w:val="left"/>
+              <w:rPr>
+                <w:rFonts w:ascii="Times New Roman Regular" w:eastAsia="黑体" w:hAnsi="Times New Roman Regular" w:cs="Times New Roman Regular"/>
                 <w:sz w:val="30"/>
                 <w:szCs w:val="30"/>
               </w:rPr>
-              <w:t>：为捕捉全局上下文信息，</w:t>
-            </w:r>
-            <w:proofErr w:type="spellStart"/>
-            <w:r>
-              <w:rPr>
-                <w:rFonts w:ascii="宋体" w:hAnsi="宋体" w:cs="Times New Roman Regular"/>
+            </w:pPr>
+            <w:r>
+              <w:rPr>
+                <w:rFonts w:ascii="Times New Roman Regular" w:eastAsia="黑体" w:hAnsi="Times New Roman Regular" w:cs="Times New Roman Regular"/>
                 <w:sz w:val="30"/>
                 <w:szCs w:val="30"/>
               </w:rPr>
-              <w:t>PSPNet</w:t>
-            </w:r>
-            <w:proofErr w:type="spellEnd"/>
-            <w:r>
-              <w:rPr>
-                <w:rFonts w:ascii="宋体" w:hAnsi="宋体" w:cs="Times New Roman Regular"/>
-                <w:sz w:val="30"/>
-                <w:szCs w:val="30"/>
-              </w:rPr>
-              <w:t xml:space="preserve"> 引入了</w:t>
-            </w:r>
-            <w:proofErr w:type="gramStart"/>
-            <w:r>
-              <w:rPr>
-                <w:rFonts w:ascii="宋体" w:hAnsi="宋体" w:cs="Times New Roman Regular"/>
-                <w:sz w:val="30"/>
-                <w:szCs w:val="30"/>
-              </w:rPr>
-              <w:t>金字塔池化模块</w:t>
-            </w:r>
-            <w:proofErr w:type="gramEnd"/>
-            <w:r>
-              <w:rPr>
-                <w:rFonts w:ascii="宋体" w:hAnsi="宋体" w:cs="Times New Roman Regular"/>
-                <w:sz w:val="30"/>
-                <w:szCs w:val="30"/>
-              </w:rPr>
-              <w:t>，</w:t>
-            </w:r>
-            <w:proofErr w:type="spellStart"/>
-            <w:r>
-              <w:rPr>
-                <w:rFonts w:ascii="宋体" w:hAnsi="宋体" w:cs="Times New Roman Regular"/>
-                <w:sz w:val="30"/>
-                <w:szCs w:val="30"/>
-              </w:rPr>
-              <w:t>DANet</w:t>
-            </w:r>
-            <w:proofErr w:type="spellEnd"/>
-            <w:r>
-              <w:rPr>
-                <w:rFonts w:ascii="宋体" w:hAnsi="宋体" w:cs="Times New Roman Regular"/>
-                <w:sz w:val="30"/>
-                <w:szCs w:val="30"/>
-              </w:rPr>
-              <w:t xml:space="preserve"> 引入了双重注意力机制。本实验重点探讨基于 Transformer 架构的模型（如 </w:t>
-            </w:r>
-            <w:proofErr w:type="spellStart"/>
-            <w:r>
-              <w:rPr>
-                <w:rFonts w:ascii="宋体" w:hAnsi="宋体" w:cs="Times New Roman Regular"/>
-                <w:sz w:val="30"/>
-                <w:szCs w:val="30"/>
-              </w:rPr>
-              <w:t>SegFormer</w:t>
-            </w:r>
-            <w:proofErr w:type="spellEnd"/>
-            <w:r>
-              <w:rPr>
-                <w:rFonts w:ascii="宋体" w:hAnsi="宋体" w:cs="Times New Roman Regular"/>
-                <w:sz w:val="30"/>
-                <w:szCs w:val="30"/>
-              </w:rPr>
-              <w:t>），其通过自注意力机制高效提取多尺度特征，大幅提升了复杂场景下障碍物、可行驶区域的分割精度。</w:t>
-            </w:r>
-          </w:p>
-          <w:p>
-            <w:pPr>
-              <w:jc w:val="left"/>
-              <w:rPr>
-                <w:rFonts w:ascii="Times New Roman Regular" w:eastAsia="黑体" w:hAnsi="Times New Roman Regular" w:cs="Times New Roman Regular"/>
-                <w:b/>
-                <w:bCs/>
-                <w:sz w:val="30"/>
-                <w:szCs w:val="30"/>
-              </w:rPr>
-            </w:pPr>
-            <w:r>
-              <w:rPr>
-                <w:rFonts w:ascii="Times New Roman Regular" w:eastAsia="黑体" w:hAnsi="Times New Roman Regular" w:cs="Times New Roman Regular"/>
-                <w:b/>
-                <w:bCs/>
-                <w:sz w:val="30"/>
-                <w:szCs w:val="30"/>
-              </w:rPr>
-              <w:t xml:space="preserve">3. </w:t>
-            </w:r>
-            <w:r>
-              <w:rPr>
-                <w:rFonts w:ascii="Times New Roman Regular" w:eastAsia="黑体" w:hAnsi="Times New Roman Regular" w:cs="Times New Roman Regular"/>
-                <w:b/>
-                <w:bCs/>
-                <w:sz w:val="30"/>
-                <w:szCs w:val="30"/>
-              </w:rPr>
-              <w:t>三维点云语义理解原理</w:t>
-            </w:r>
-            <w:r>
-              <w:rPr>
-                <w:rFonts w:ascii="Times New Roman Regular" w:eastAsia="黑体" w:hAnsi="Times New Roman Regular" w:cs="Times New Roman Regular"/>
-                <w:b/>
-                <w:bCs/>
-                <w:sz w:val="30"/>
-                <w:szCs w:val="30"/>
-              </w:rPr>
-              <w:t xml:space="preserve"> (3D Semantic Understanding)</w:t>
-            </w:r>
-          </w:p>
-          <w:p>
-            <w:pPr>
-              <w:jc w:val="left"/>
-              <w:rPr>
-                <w:rFonts w:ascii="宋体" w:hAnsi="宋体" w:cs="Times New Roman Regular"/>
-                <w:sz w:val="30"/>
-                <w:szCs w:val="30"/>
-              </w:rPr>
-            </w:pPr>
-            <w:r>
-              <w:rPr>
-                <w:rFonts w:ascii="宋体" w:hAnsi="宋体" w:cs="Times New Roman Regular"/>
-                <w:sz w:val="30"/>
-                <w:szCs w:val="30"/>
-              </w:rPr>
-              <w:t>三维点云语义理解旨在为无序的激光雷达点</w:t>
-            </w:r>
-            <w:proofErr w:type="gramStart"/>
-            <w:r>
-              <w:rPr>
-                <w:rFonts w:ascii="宋体" w:hAnsi="宋体" w:cs="Times New Roman Regular"/>
-                <w:sz w:val="30"/>
-                <w:szCs w:val="30"/>
-              </w:rPr>
-              <w:t>云数据</w:t>
-            </w:r>
-            <w:proofErr w:type="gramEnd"/>
-            <w:r>
-              <w:rPr>
-                <w:rFonts w:ascii="宋体" w:hAnsi="宋体" w:cs="Times New Roman Regular"/>
-                <w:sz w:val="30"/>
-                <w:szCs w:val="30"/>
-              </w:rPr>
-              <w:t>中的每个</w:t>
-            </w:r>
-            <w:proofErr w:type="gramStart"/>
-            <w:r>
-              <w:rPr>
-                <w:rFonts w:ascii="宋体" w:hAnsi="宋体" w:cs="Times New Roman Regular"/>
-                <w:sz w:val="30"/>
-                <w:szCs w:val="30"/>
-              </w:rPr>
-              <w:t>点分配</w:t>
-            </w:r>
-            <w:proofErr w:type="gramEnd"/>
-            <w:r>
-              <w:rPr>
-                <w:rFonts w:ascii="宋体" w:hAnsi="宋体" w:cs="Times New Roman Regular"/>
-                <w:sz w:val="30"/>
-                <w:szCs w:val="30"/>
-              </w:rPr>
-              <w:t>语义标签。</w:t>
-            </w:r>
-          </w:p>
-          <w:p>
-            <w:pPr>
-              <w:numPr>
-                <w:ilvl w:val="0"/>
-                <w:numId w:val="4"/>
-              </w:numPr>
-              <w:jc w:val="left"/>
-              <w:rPr>
-                <w:rFonts w:ascii="宋体" w:hAnsi="宋体" w:cs="Times New Roman Regular"/>
-                <w:sz w:val="30"/>
-                <w:szCs w:val="30"/>
-              </w:rPr>
-            </w:pPr>
-            <w:r>
-              <w:rPr>
-                <w:rFonts w:ascii="宋体" w:hAnsi="宋体" w:cs="Times New Roman Regular"/>
-                <w:b/>
-                <w:bCs/>
-                <w:sz w:val="30"/>
-                <w:szCs w:val="30"/>
-              </w:rPr>
-              <w:t>点云的非结构化特征</w:t>
-            </w:r>
-            <w:r>
-              <w:rPr>
-                <w:rFonts w:ascii="宋体" w:hAnsi="宋体" w:cs="Times New Roman Regular"/>
-                <w:sz w:val="30"/>
-                <w:szCs w:val="30"/>
-              </w:rPr>
-              <w:t>：传统卷积难以直接处理无序、不规则的三维点云。</w:t>
-            </w:r>
-          </w:p>
-          <w:p>
-            <w:pPr>
-              <w:numPr>
-                <w:ilvl w:val="0"/>
-                <w:numId w:val="4"/>
-              </w:numPr>
-              <w:jc w:val="left"/>
-              <w:rPr>
-                <w:rFonts w:ascii="宋体" w:hAnsi="宋体" w:cs="Times New Roman Regular"/>
-                <w:sz w:val="30"/>
-                <w:szCs w:val="30"/>
-              </w:rPr>
-            </w:pPr>
-            <w:proofErr w:type="spellStart"/>
-            <w:r>
-              <w:rPr>
-                <w:rFonts w:ascii="宋体" w:hAnsi="宋体" w:cs="Times New Roman Regular"/>
-                <w:b/>
-                <w:bCs/>
-                <w:sz w:val="30"/>
-                <w:szCs w:val="30"/>
-              </w:rPr>
-              <w:t>PointNet</w:t>
-            </w:r>
-            <w:proofErr w:type="spellEnd"/>
-            <w:r>
-              <w:rPr>
-                <w:rFonts w:ascii="宋体" w:hAnsi="宋体" w:cs="Times New Roman Regular"/>
-                <w:b/>
-                <w:bCs/>
-                <w:sz w:val="30"/>
-                <w:szCs w:val="30"/>
-              </w:rPr>
-              <w:t>++ 原理</w:t>
-            </w:r>
-            <w:r>
-              <w:rPr>
-                <w:rFonts w:ascii="宋体" w:hAnsi="宋体" w:cs="Times New Roman Regular"/>
-                <w:sz w:val="30"/>
-                <w:szCs w:val="30"/>
-              </w:rPr>
-              <w:t xml:space="preserve">：实验主要基于 </w:t>
-            </w:r>
-            <w:proofErr w:type="spellStart"/>
-            <w:r>
-              <w:rPr>
-                <w:rFonts w:ascii="宋体" w:hAnsi="宋体" w:cs="Times New Roman Regular"/>
-                <w:sz w:val="30"/>
-                <w:szCs w:val="30"/>
-              </w:rPr>
-              <w:t>PointNet</w:t>
-            </w:r>
-            <w:proofErr w:type="spellEnd"/>
-            <w:r>
-              <w:rPr>
-                <w:rFonts w:ascii="宋体" w:hAnsi="宋体" w:cs="Times New Roman Regular"/>
-                <w:sz w:val="30"/>
-                <w:szCs w:val="30"/>
-              </w:rPr>
-              <w:t xml:space="preserve">++ 架构。该网络在 </w:t>
-            </w:r>
-            <w:proofErr w:type="spellStart"/>
-            <w:r>
-              <w:rPr>
-                <w:rFonts w:ascii="宋体" w:hAnsi="宋体" w:cs="Times New Roman Regular"/>
-                <w:sz w:val="30"/>
-                <w:szCs w:val="30"/>
-              </w:rPr>
-              <w:t>PointNet</w:t>
-            </w:r>
-            <w:proofErr w:type="spellEnd"/>
-            <w:r>
-              <w:rPr>
-                <w:rFonts w:ascii="宋体" w:hAnsi="宋体" w:cs="Times New Roman Regular"/>
-                <w:sz w:val="30"/>
-                <w:szCs w:val="30"/>
-              </w:rPr>
-              <w:t>（利用对称函数解决点云无序性）的基础上，引入了多层次的局部结构特征提取机制。通过最远点采样（FPS）和球查询（Ball Query）划分局部区域，网络能够逐层提取从小范围到大范围的几何特征，从而实现高精度的三维点云语义分割。</w:t>
-            </w:r>
-          </w:p>
-          <w:p>
-            <w:pPr>
-              <w:jc w:val="left"/>
-              <w:rPr>
-                <w:rFonts w:ascii="宋体" w:hAnsi="宋体" w:cs="Times New Roman Regular"/>
-                <w:sz w:val="30"/>
-                <w:szCs w:val="30"/>
-              </w:rPr>
-            </w:pPr>
-          </w:p>
-          <w:p>
-            <w:pPr>
-              <w:jc w:val="left"/>
-              <w:rPr>
-                <w:rFonts w:ascii="Times New Roman Regular" w:eastAsia="黑体" w:hAnsi="Times New Roman Regular" w:cs="Times New Roman Regular"/>
-                <w:sz w:val="30"/>
-                <w:szCs w:val="30"/>
-              </w:rPr>
-            </w:pPr>
-          </w:p>
-          <w:p>
-            <w:pPr>
-              <w:jc w:val="left"/>
-              <w:rPr>
-                <w:rFonts w:ascii="Times New Roman Regular" w:eastAsia="黑体" w:hAnsi="Times New Roman Regular" w:cs="Times New Roman Regular"/>
-                <w:sz w:val="30"/>
-                <w:szCs w:val="30"/>
-              </w:rPr>
-            </w:pPr>
-            <w:r>
-              <w:rPr>
-                <w:rFonts w:ascii="Times New Roman Regular" w:eastAsia="黑体" w:hAnsi="Times New Roman Regular" w:cs="Times New Roman Regular"/>
-                <w:sz w:val="30"/>
-                <w:szCs w:val="30"/>
-              </w:rPr>
-              <w:lastRenderedPageBreak/>
               <w:t>三、实验任务分工</w:t>
             </w:r>
           </w:p>
+          <w:tbl>
+            <w:tblPr>
+              <w:tblW w:w="0" w:type="auto"/>
+              <w:tblCellSpacing w:w="15" w:type="dxa"/>
+              <w:tblCellMar>
+                <w:left w:w="0" w:type="dxa"/>
+                <w:right w:w="0" w:type="dxa"/>
+              </w:tblCellMar>
+              <w:tblLook w:val="04A0" w:firstRow="1" w:lastRow="0" w:firstColumn="1" w:lastColumn="0" w:noHBand="0" w:noVBand="1"/>
+            </w:tblPr>
+            <w:tblGrid>
+              <w:gridCol w:w="1567"/>
+              <w:gridCol w:w="5359"/>
+              <w:gridCol w:w="1058"/>
+            </w:tblGrid>
+            <w:tr>
+              <w:trPr>
+                <w:tblHeader/>
+                <w:tblCellSpacing w:w="15" w:type="dxa"/>
+              </w:trPr>
+              <w:tc>
+                <w:tcPr>
+                  <w:tcW w:w="0" w:type="auto"/>
+                  <w:tcBorders>
+                    <w:top w:val="single" w:sz="6" w:space="0" w:color="C4C7C5"/>
+                    <w:left w:val="single" w:sz="6" w:space="0" w:color="C4C7C5"/>
+                    <w:bottom w:val="single" w:sz="6" w:space="0" w:color="C4C7C5"/>
+                    <w:right w:val="single" w:sz="6" w:space="0" w:color="C4C7C5"/>
+                  </w:tcBorders>
+                  <w:tcMar>
+                    <w:top w:w="120" w:type="dxa"/>
+                    <w:left w:w="180" w:type="dxa"/>
+                    <w:bottom w:w="120" w:type="dxa"/>
+                    <w:right w:w="180" w:type="dxa"/>
+                  </w:tcMar>
+                  <w:vAlign w:val="center"/>
+                  <w:hideMark/>
+                </w:tcPr>
+                <w:p>
+                  <w:pPr>
+                    <w:widowControl/>
+                    <w:jc w:val="left"/>
+                    <w:rPr>
+                      <w:rFonts w:ascii="宋体" w:hAnsi="宋体" w:cs="宋体"/>
+                      <w:color w:val="1F1F1F"/>
+                      <w:kern w:val="0"/>
+                      <w:sz w:val="24"/>
+                      <w:szCs w:val="24"/>
+                    </w:rPr>
+                  </w:pPr>
+                  <w:r>
+                    <w:rPr>
+                      <w:rFonts w:ascii="宋体" w:hAnsi="宋体" w:cs="宋体"/>
+                      <w:b/>
+                      <w:bCs/>
+                      <w:color w:val="1F1F1F"/>
+                      <w:kern w:val="0"/>
+                      <w:sz w:val="24"/>
+                      <w:szCs w:val="24"/>
+                      <w:bdr w:val="none" w:sz="0" w:space="0" w:color="auto" w:frame="1"/>
+                    </w:rPr>
+                    <w:t>任务模块</w:t>
+                  </w:r>
+                </w:p>
+              </w:tc>
+              <w:tc>
+                <w:tcPr>
+                  <w:tcW w:w="0" w:type="auto"/>
+                  <w:tcBorders>
+                    <w:top w:val="single" w:sz="6" w:space="0" w:color="C4C7C5"/>
+                    <w:left w:val="single" w:sz="6" w:space="0" w:color="C4C7C5"/>
+                    <w:bottom w:val="single" w:sz="6" w:space="0" w:color="C4C7C5"/>
+                    <w:right w:val="single" w:sz="6" w:space="0" w:color="C4C7C5"/>
+                  </w:tcBorders>
+                  <w:tcMar>
+                    <w:top w:w="120" w:type="dxa"/>
+                    <w:left w:w="180" w:type="dxa"/>
+                    <w:bottom w:w="120" w:type="dxa"/>
+                    <w:right w:w="180" w:type="dxa"/>
+                  </w:tcMar>
+                  <w:vAlign w:val="center"/>
+                  <w:hideMark/>
+                </w:tcPr>
+                <w:p>
+                  <w:pPr>
+                    <w:widowControl/>
+                    <w:jc w:val="left"/>
+                    <w:rPr>
+                      <w:rFonts w:ascii="宋体" w:hAnsi="宋体" w:cs="宋体"/>
+                      <w:color w:val="1F1F1F"/>
+                      <w:kern w:val="0"/>
+                      <w:sz w:val="24"/>
+                      <w:szCs w:val="24"/>
+                    </w:rPr>
+                  </w:pPr>
+                  <w:r>
+                    <w:rPr>
+                      <w:rFonts w:ascii="宋体" w:hAnsi="宋体" w:cs="宋体"/>
+                      <w:b/>
+                      <w:bCs/>
+                      <w:color w:val="1F1F1F"/>
+                      <w:kern w:val="0"/>
+                      <w:sz w:val="24"/>
+                      <w:szCs w:val="24"/>
+                      <w:bdr w:val="none" w:sz="0" w:space="0" w:color="auto" w:frame="1"/>
+                    </w:rPr>
+                    <w:t>具体负责内容</w:t>
+                  </w:r>
+                </w:p>
+              </w:tc>
+              <w:tc>
+                <w:tcPr>
+                  <w:tcW w:w="0" w:type="auto"/>
+                  <w:tcBorders>
+                    <w:top w:val="single" w:sz="6" w:space="0" w:color="C4C7C5"/>
+                    <w:left w:val="single" w:sz="6" w:space="0" w:color="C4C7C5"/>
+                    <w:bottom w:val="single" w:sz="6" w:space="0" w:color="C4C7C5"/>
+                    <w:right w:val="single" w:sz="6" w:space="0" w:color="C4C7C5"/>
+                  </w:tcBorders>
+                  <w:tcMar>
+                    <w:top w:w="120" w:type="dxa"/>
+                    <w:left w:w="180" w:type="dxa"/>
+                    <w:bottom w:w="120" w:type="dxa"/>
+                    <w:right w:w="180" w:type="dxa"/>
+                  </w:tcMar>
+                  <w:vAlign w:val="center"/>
+                  <w:hideMark/>
+                </w:tcPr>
+                <w:p>
+                  <w:pPr>
+                    <w:widowControl/>
+                    <w:jc w:val="left"/>
+                    <w:rPr>
+                      <w:rFonts w:ascii="宋体" w:hAnsi="宋体" w:cs="宋体"/>
+                      <w:color w:val="1F1F1F"/>
+                      <w:kern w:val="0"/>
+                      <w:sz w:val="24"/>
+                      <w:szCs w:val="24"/>
+                    </w:rPr>
+                  </w:pPr>
+                  <w:r>
+                    <w:rPr>
+                      <w:rFonts w:ascii="宋体" w:hAnsi="宋体" w:cs="宋体"/>
+                      <w:b/>
+                      <w:bCs/>
+                      <w:color w:val="1F1F1F"/>
+                      <w:kern w:val="0"/>
+                      <w:sz w:val="24"/>
+                      <w:szCs w:val="24"/>
+                      <w:bdr w:val="none" w:sz="0" w:space="0" w:color="auto" w:frame="1"/>
+                    </w:rPr>
+                    <w:t>建议分配</w:t>
+                  </w:r>
+                </w:p>
+              </w:tc>
+            </w:tr>
+            <w:tr>
+              <w:trPr>
+                <w:tblCellSpacing w:w="15" w:type="dxa"/>
+              </w:trPr>
+              <w:tc>
+                <w:tcPr>
+                  <w:tcW w:w="0" w:type="auto"/>
+                  <w:tcBorders>
+                    <w:top w:val="single" w:sz="6" w:space="0" w:color="C4C7C5"/>
+                    <w:left w:val="single" w:sz="6" w:space="0" w:color="C4C7C5"/>
+                    <w:bottom w:val="single" w:sz="6" w:space="0" w:color="C4C7C5"/>
+                    <w:right w:val="single" w:sz="6" w:space="0" w:color="C4C7C5"/>
+                  </w:tcBorders>
+                  <w:tcMar>
+                    <w:top w:w="120" w:type="dxa"/>
+                    <w:left w:w="180" w:type="dxa"/>
+                    <w:bottom w:w="120" w:type="dxa"/>
+                    <w:right w:w="180" w:type="dxa"/>
+                  </w:tcMar>
+                  <w:vAlign w:val="center"/>
+                  <w:hideMark/>
+                </w:tcPr>
+                <w:p>
+                  <w:pPr>
+                    <w:widowControl/>
+                    <w:jc w:val="left"/>
+                    <w:rPr>
+                      <w:rFonts w:ascii="宋体" w:hAnsi="宋体" w:cs="宋体"/>
+                      <w:color w:val="1F1F1F"/>
+                      <w:kern w:val="0"/>
+                      <w:sz w:val="24"/>
+                      <w:szCs w:val="24"/>
+                    </w:rPr>
+                  </w:pPr>
+                  <w:r>
+                    <w:rPr>
+                      <w:rFonts w:ascii="宋体" w:hAnsi="宋体" w:cs="宋体"/>
+                      <w:b/>
+                      <w:bCs/>
+                      <w:color w:val="1F1F1F"/>
+                      <w:kern w:val="0"/>
+                      <w:sz w:val="24"/>
+                      <w:szCs w:val="24"/>
+                      <w:bdr w:val="none" w:sz="0" w:space="0" w:color="auto" w:frame="1"/>
+                    </w:rPr>
+                    <w:t>硬件与数据管线</w:t>
+                  </w:r>
+                </w:p>
+              </w:tc>
+              <w:tc>
+                <w:tcPr>
+                  <w:tcW w:w="0" w:type="auto"/>
+                  <w:tcBorders>
+                    <w:top w:val="single" w:sz="6" w:space="0" w:color="C4C7C5"/>
+                    <w:left w:val="single" w:sz="6" w:space="0" w:color="C4C7C5"/>
+                    <w:bottom w:val="single" w:sz="6" w:space="0" w:color="C4C7C5"/>
+                    <w:right w:val="single" w:sz="6" w:space="0" w:color="C4C7C5"/>
+                  </w:tcBorders>
+                  <w:tcMar>
+                    <w:top w:w="120" w:type="dxa"/>
+                    <w:left w:w="180" w:type="dxa"/>
+                    <w:bottom w:w="120" w:type="dxa"/>
+                    <w:right w:w="180" w:type="dxa"/>
+                  </w:tcMar>
+                  <w:vAlign w:val="center"/>
+                  <w:hideMark/>
+                </w:tcPr>
+                <w:p>
+                  <w:pPr>
+                    <w:widowControl/>
+                    <w:jc w:val="left"/>
+                    <w:rPr>
+                      <w:rFonts w:ascii="宋体" w:hAnsi="宋体" w:cs="宋体" w:hint="eastAsia"/>
+                      <w:color w:val="1F1F1F"/>
+                      <w:kern w:val="0"/>
+                      <w:sz w:val="24"/>
+                      <w:szCs w:val="24"/>
+                    </w:rPr>
+                  </w:pPr>
+                  <w:r>
+                    <w:rPr>
+                      <w:rFonts w:ascii="宋体" w:hAnsi="宋体" w:cs="宋体"/>
+                      <w:color w:val="1F1F1F"/>
+                      <w:kern w:val="0"/>
+                      <w:sz w:val="24"/>
+                      <w:szCs w:val="24"/>
+                      <w:bdr w:val="none" w:sz="0" w:space="0" w:color="auto" w:frame="1"/>
+                    </w:rPr>
+                    <w:t>机器</w:t>
+                  </w:r>
+                  <w:proofErr w:type="gramStart"/>
+                  <w:r>
+                    <w:rPr>
+                      <w:rFonts w:ascii="宋体" w:hAnsi="宋体" w:cs="宋体"/>
+                      <w:color w:val="1F1F1F"/>
+                      <w:kern w:val="0"/>
+                      <w:sz w:val="24"/>
+                      <w:szCs w:val="24"/>
+                      <w:bdr w:val="none" w:sz="0" w:space="0" w:color="auto" w:frame="1"/>
+                    </w:rPr>
+                    <w:t>狗环境</w:t>
+                  </w:r>
+                  <w:proofErr w:type="gramEnd"/>
+                  <w:r>
+                    <w:rPr>
+                      <w:rFonts w:ascii="宋体" w:hAnsi="宋体" w:cs="宋体"/>
+                      <w:color w:val="1F1F1F"/>
+                      <w:kern w:val="0"/>
+                      <w:sz w:val="24"/>
+                      <w:szCs w:val="24"/>
+                      <w:bdr w:val="none" w:sz="0" w:space="0" w:color="auto" w:frame="1"/>
+                    </w:rPr>
+                    <w:t>配置、SDK接口调研</w:t>
+                  </w:r>
+                </w:p>
+              </w:tc>
+              <w:tc>
+                <w:tcPr>
+                  <w:tcW w:w="0" w:type="auto"/>
+                  <w:tcBorders>
+                    <w:top w:val="single" w:sz="6" w:space="0" w:color="C4C7C5"/>
+                    <w:left w:val="single" w:sz="6" w:space="0" w:color="C4C7C5"/>
+                    <w:bottom w:val="single" w:sz="6" w:space="0" w:color="C4C7C5"/>
+                    <w:right w:val="single" w:sz="6" w:space="0" w:color="C4C7C5"/>
+                  </w:tcBorders>
+                  <w:tcMar>
+                    <w:top w:w="120" w:type="dxa"/>
+                    <w:left w:w="180" w:type="dxa"/>
+                    <w:bottom w:w="120" w:type="dxa"/>
+                    <w:right w:w="180" w:type="dxa"/>
+                  </w:tcMar>
+                  <w:vAlign w:val="center"/>
+                  <w:hideMark/>
+                </w:tcPr>
+                <w:p>
+                  <w:pPr>
+                    <w:widowControl/>
+                    <w:jc w:val="left"/>
+                    <w:rPr>
+                      <w:rFonts w:ascii="宋体" w:hAnsi="宋体" w:cs="宋体"/>
+                      <w:color w:val="1F1F1F"/>
+                      <w:kern w:val="0"/>
+                      <w:sz w:val="24"/>
+                      <w:szCs w:val="24"/>
+                    </w:rPr>
+                  </w:pPr>
+                  <w:proofErr w:type="gramStart"/>
+                  <w:r>
+                    <w:rPr>
+                      <w:rFonts w:ascii="宋体" w:hAnsi="宋体" w:cs="宋体" w:hint="eastAsia"/>
+                      <w:color w:val="1F1F1F"/>
+                      <w:kern w:val="0"/>
+                      <w:sz w:val="24"/>
+                      <w:szCs w:val="24"/>
+                    </w:rPr>
+                    <w:t>季峰生</w:t>
+                  </w:r>
+                  <w:proofErr w:type="gramEnd"/>
+                </w:p>
+              </w:tc>
+            </w:tr>
+            <w:tr>
+              <w:trPr>
+                <w:tblCellSpacing w:w="15" w:type="dxa"/>
+              </w:trPr>
+              <w:tc>
+                <w:tcPr>
+                  <w:tcW w:w="0" w:type="auto"/>
+                  <w:tcBorders>
+                    <w:top w:val="single" w:sz="6" w:space="0" w:color="C4C7C5"/>
+                    <w:left w:val="single" w:sz="6" w:space="0" w:color="C4C7C5"/>
+                    <w:bottom w:val="single" w:sz="6" w:space="0" w:color="C4C7C5"/>
+                    <w:right w:val="single" w:sz="6" w:space="0" w:color="C4C7C5"/>
+                  </w:tcBorders>
+                  <w:tcMar>
+                    <w:top w:w="120" w:type="dxa"/>
+                    <w:left w:w="180" w:type="dxa"/>
+                    <w:bottom w:w="120" w:type="dxa"/>
+                    <w:right w:w="180" w:type="dxa"/>
+                  </w:tcMar>
+                  <w:vAlign w:val="center"/>
+                  <w:hideMark/>
+                </w:tcPr>
+                <w:p>
+                  <w:pPr>
+                    <w:widowControl/>
+                    <w:jc w:val="left"/>
+                    <w:rPr>
+                      <w:rFonts w:ascii="宋体" w:hAnsi="宋体" w:cs="宋体"/>
+                      <w:color w:val="1F1F1F"/>
+                      <w:kern w:val="0"/>
+                      <w:sz w:val="24"/>
+                      <w:szCs w:val="24"/>
+                    </w:rPr>
+                  </w:pPr>
+                  <w:r>
+                    <w:rPr>
+                      <w:rFonts w:ascii="宋体" w:hAnsi="宋体" w:cs="宋体"/>
+                      <w:b/>
+                      <w:bCs/>
+                      <w:color w:val="1F1F1F"/>
+                      <w:kern w:val="0"/>
+                      <w:sz w:val="24"/>
+                      <w:szCs w:val="24"/>
+                      <w:bdr w:val="none" w:sz="0" w:space="0" w:color="auto" w:frame="1"/>
+                    </w:rPr>
+                    <w:t>认知算法与后端</w:t>
+                  </w:r>
+                </w:p>
+              </w:tc>
+              <w:tc>
+                <w:tcPr>
+                  <w:tcW w:w="0" w:type="auto"/>
+                  <w:tcBorders>
+                    <w:top w:val="single" w:sz="6" w:space="0" w:color="C4C7C5"/>
+                    <w:left w:val="single" w:sz="6" w:space="0" w:color="C4C7C5"/>
+                    <w:bottom w:val="single" w:sz="6" w:space="0" w:color="C4C7C5"/>
+                    <w:right w:val="single" w:sz="6" w:space="0" w:color="C4C7C5"/>
+                  </w:tcBorders>
+                  <w:tcMar>
+                    <w:top w:w="120" w:type="dxa"/>
+                    <w:left w:w="180" w:type="dxa"/>
+                    <w:bottom w:w="120" w:type="dxa"/>
+                    <w:right w:w="180" w:type="dxa"/>
+                  </w:tcMar>
+                  <w:vAlign w:val="center"/>
+                  <w:hideMark/>
+                </w:tcPr>
+                <w:p>
+                  <w:pPr>
+                    <w:widowControl/>
+                    <w:jc w:val="left"/>
+                    <w:rPr>
+                      <w:rFonts w:ascii="宋体" w:hAnsi="宋体" w:cs="宋体"/>
+                      <w:color w:val="1F1F1F"/>
+                      <w:kern w:val="0"/>
+                      <w:sz w:val="24"/>
+                      <w:szCs w:val="24"/>
+                    </w:rPr>
+                  </w:pPr>
+                  <w:r>
+                    <w:rPr>
+                      <w:rFonts w:ascii="宋体" w:hAnsi="宋体" w:cs="宋体"/>
+                      <w:color w:val="1F1F1F"/>
+                      <w:kern w:val="0"/>
+                      <w:sz w:val="24"/>
+                      <w:szCs w:val="24"/>
+                      <w:bdr w:val="none" w:sz="0" w:space="0" w:color="auto" w:frame="1"/>
+                    </w:rPr>
+                    <w:t xml:space="preserve">基于 </w:t>
+                  </w:r>
+                  <w:proofErr w:type="spellStart"/>
+                  <w:r>
+                    <w:rPr>
+                      <w:rFonts w:ascii="宋体" w:hAnsi="宋体" w:cs="宋体"/>
+                      <w:color w:val="1F1F1F"/>
+                      <w:kern w:val="0"/>
+                      <w:sz w:val="24"/>
+                      <w:szCs w:val="24"/>
+                      <w:bdr w:val="none" w:sz="0" w:space="0" w:color="auto" w:frame="1"/>
+                    </w:rPr>
+                    <w:t>FastAPI</w:t>
+                  </w:r>
+                  <w:proofErr w:type="spellEnd"/>
+                  <w:r>
+                    <w:rPr>
+                      <w:rFonts w:ascii="宋体" w:hAnsi="宋体" w:cs="宋体"/>
+                      <w:color w:val="1F1F1F"/>
+                      <w:kern w:val="0"/>
+                      <w:sz w:val="24"/>
+                      <w:szCs w:val="24"/>
+                      <w:bdr w:val="none" w:sz="0" w:space="0" w:color="auto" w:frame="1"/>
+                    </w:rPr>
+                    <w:t xml:space="preserve"> 的</w:t>
+                  </w:r>
+                  <w:proofErr w:type="gramStart"/>
+                  <w:r>
+                    <w:rPr>
+                      <w:rFonts w:ascii="宋体" w:hAnsi="宋体" w:cs="宋体"/>
+                      <w:color w:val="1F1F1F"/>
+                      <w:kern w:val="0"/>
+                      <w:sz w:val="24"/>
+                      <w:szCs w:val="24"/>
+                      <w:bdr w:val="none" w:sz="0" w:space="0" w:color="auto" w:frame="1"/>
+                    </w:rPr>
+                    <w:t>微服务</w:t>
+                  </w:r>
+                  <w:proofErr w:type="gramEnd"/>
+                  <w:r>
+                    <w:rPr>
+                      <w:rFonts w:ascii="宋体" w:hAnsi="宋体" w:cs="宋体"/>
+                      <w:color w:val="1F1F1F"/>
+                      <w:kern w:val="0"/>
+                      <w:sz w:val="24"/>
+                      <w:szCs w:val="24"/>
+                      <w:bdr w:val="none" w:sz="0" w:space="0" w:color="auto" w:frame="1"/>
+                    </w:rPr>
+                    <w:t>搭建、</w:t>
+                  </w:r>
+                  <w:proofErr w:type="spellStart"/>
+                  <w:r>
+                    <w:rPr>
+                      <w:rFonts w:ascii="宋体" w:hAnsi="宋体" w:cs="宋体"/>
+                      <w:color w:val="1F1F1F"/>
+                      <w:kern w:val="0"/>
+                      <w:sz w:val="24"/>
+                      <w:szCs w:val="24"/>
+                      <w:bdr w:val="none" w:sz="0" w:space="0" w:color="auto" w:frame="1"/>
+                    </w:rPr>
+                    <w:t>SegFormer</w:t>
+                  </w:r>
+                  <w:proofErr w:type="spellEnd"/>
+                  <w:r>
+                    <w:rPr>
+                      <w:rFonts w:ascii="宋体" w:hAnsi="宋体" w:cs="宋体"/>
+                      <w:color w:val="1F1F1F"/>
+                      <w:kern w:val="0"/>
+                      <w:sz w:val="24"/>
+                      <w:szCs w:val="24"/>
+                      <w:bdr w:val="none" w:sz="0" w:space="0" w:color="auto" w:frame="1"/>
+                    </w:rPr>
+                    <w:t xml:space="preserve"> 2D 语义分割、Open3D 空间解析逻辑</w:t>
+                  </w:r>
+                </w:p>
+              </w:tc>
+              <w:tc>
+                <w:tcPr>
+                  <w:tcW w:w="0" w:type="auto"/>
+                  <w:tcBorders>
+                    <w:top w:val="single" w:sz="6" w:space="0" w:color="C4C7C5"/>
+                    <w:left w:val="single" w:sz="6" w:space="0" w:color="C4C7C5"/>
+                    <w:bottom w:val="single" w:sz="6" w:space="0" w:color="C4C7C5"/>
+                    <w:right w:val="single" w:sz="6" w:space="0" w:color="C4C7C5"/>
+                  </w:tcBorders>
+                  <w:tcMar>
+                    <w:top w:w="120" w:type="dxa"/>
+                    <w:left w:w="180" w:type="dxa"/>
+                    <w:bottom w:w="120" w:type="dxa"/>
+                    <w:right w:w="180" w:type="dxa"/>
+                  </w:tcMar>
+                  <w:vAlign w:val="center"/>
+                  <w:hideMark/>
+                </w:tcPr>
+                <w:p>
+                  <w:pPr>
+                    <w:widowControl/>
+                    <w:jc w:val="left"/>
+                    <w:rPr>
+                      <w:rFonts w:ascii="宋体" w:hAnsi="宋体" w:cs="宋体"/>
+                      <w:color w:val="1F1F1F"/>
+                      <w:kern w:val="0"/>
+                      <w:sz w:val="24"/>
+                      <w:szCs w:val="24"/>
+                    </w:rPr>
+                  </w:pPr>
+                  <w:r>
+                    <w:rPr>
+                      <w:rFonts w:ascii="宋体" w:hAnsi="宋体" w:cs="宋体" w:hint="eastAsia"/>
+                      <w:color w:val="1F1F1F"/>
+                      <w:kern w:val="0"/>
+                      <w:sz w:val="24"/>
+                      <w:szCs w:val="24"/>
+                    </w:rPr>
+                    <w:t>段卓然</w:t>
+                  </w:r>
+                </w:p>
+              </w:tc>
+            </w:tr>
+            <w:tr>
+              <w:trPr>
+                <w:tblCellSpacing w:w="15" w:type="dxa"/>
+              </w:trPr>
+              <w:tc>
+                <w:tcPr>
+                  <w:tcW w:w="0" w:type="auto"/>
+                  <w:tcBorders>
+                    <w:top w:val="single" w:sz="6" w:space="0" w:color="C4C7C5"/>
+                    <w:left w:val="single" w:sz="6" w:space="0" w:color="C4C7C5"/>
+                    <w:bottom w:val="single" w:sz="6" w:space="0" w:color="C4C7C5"/>
+                    <w:right w:val="single" w:sz="6" w:space="0" w:color="C4C7C5"/>
+                  </w:tcBorders>
+                  <w:tcMar>
+                    <w:top w:w="120" w:type="dxa"/>
+                    <w:left w:w="180" w:type="dxa"/>
+                    <w:bottom w:w="120" w:type="dxa"/>
+                    <w:right w:w="180" w:type="dxa"/>
+                  </w:tcMar>
+                  <w:vAlign w:val="center"/>
+                  <w:hideMark/>
+                </w:tcPr>
+                <w:p>
+                  <w:pPr>
+                    <w:widowControl/>
+                    <w:jc w:val="left"/>
+                    <w:rPr>
+                      <w:rFonts w:ascii="宋体" w:hAnsi="宋体" w:cs="宋体"/>
+                      <w:color w:val="1F1F1F"/>
+                      <w:kern w:val="0"/>
+                      <w:sz w:val="24"/>
+                      <w:szCs w:val="24"/>
+                    </w:rPr>
+                  </w:pPr>
+                  <w:r>
+                    <w:rPr>
+                      <w:rFonts w:ascii="宋体" w:hAnsi="宋体" w:cs="宋体"/>
+                      <w:b/>
+                      <w:bCs/>
+                      <w:color w:val="1F1F1F"/>
+                      <w:kern w:val="0"/>
+                      <w:sz w:val="24"/>
+                      <w:szCs w:val="24"/>
+                      <w:bdr w:val="none" w:sz="0" w:space="0" w:color="auto" w:frame="1"/>
+                    </w:rPr>
+                    <w:lastRenderedPageBreak/>
+                    <w:t>前端与交互可视化</w:t>
+                  </w:r>
+                </w:p>
+              </w:tc>
+              <w:tc>
+                <w:tcPr>
+                  <w:tcW w:w="0" w:type="auto"/>
+                  <w:tcBorders>
+                    <w:top w:val="single" w:sz="6" w:space="0" w:color="C4C7C5"/>
+                    <w:left w:val="single" w:sz="6" w:space="0" w:color="C4C7C5"/>
+                    <w:bottom w:val="single" w:sz="6" w:space="0" w:color="C4C7C5"/>
+                    <w:right w:val="single" w:sz="6" w:space="0" w:color="C4C7C5"/>
+                  </w:tcBorders>
+                  <w:tcMar>
+                    <w:top w:w="120" w:type="dxa"/>
+                    <w:left w:w="180" w:type="dxa"/>
+                    <w:bottom w:w="120" w:type="dxa"/>
+                    <w:right w:w="180" w:type="dxa"/>
+                  </w:tcMar>
+                  <w:vAlign w:val="center"/>
+                  <w:hideMark/>
+                </w:tcPr>
+                <w:p>
+                  <w:pPr>
+                    <w:widowControl/>
+                    <w:jc w:val="left"/>
+                    <w:rPr>
+                      <w:rFonts w:ascii="宋体" w:hAnsi="宋体" w:cs="宋体"/>
+                      <w:color w:val="1F1F1F"/>
+                      <w:kern w:val="0"/>
+                      <w:sz w:val="24"/>
+                      <w:szCs w:val="24"/>
+                    </w:rPr>
+                  </w:pPr>
+                  <w:r>
+                    <w:rPr>
+                      <w:rFonts w:ascii="宋体" w:hAnsi="宋体" w:cs="宋体"/>
+                      <w:color w:val="1F1F1F"/>
+                      <w:kern w:val="0"/>
+                      <w:sz w:val="24"/>
+                      <w:szCs w:val="24"/>
+                      <w:bdr w:val="none" w:sz="0" w:space="0" w:color="auto" w:frame="1"/>
+                    </w:rPr>
+                    <w:t>Vue 3控制台开发、Three.js 点云动态渲染、前后端数据流打通</w:t>
+                  </w:r>
+                </w:p>
+              </w:tc>
+              <w:tc>
+                <w:tcPr>
+                  <w:tcW w:w="0" w:type="auto"/>
+                  <w:tcBorders>
+                    <w:top w:val="single" w:sz="6" w:space="0" w:color="C4C7C5"/>
+                    <w:left w:val="single" w:sz="6" w:space="0" w:color="C4C7C5"/>
+                    <w:bottom w:val="single" w:sz="6" w:space="0" w:color="C4C7C5"/>
+                    <w:right w:val="single" w:sz="6" w:space="0" w:color="C4C7C5"/>
+                  </w:tcBorders>
+                  <w:tcMar>
+                    <w:top w:w="120" w:type="dxa"/>
+                    <w:left w:w="180" w:type="dxa"/>
+                    <w:bottom w:w="120" w:type="dxa"/>
+                    <w:right w:w="180" w:type="dxa"/>
+                  </w:tcMar>
+                  <w:vAlign w:val="center"/>
+                  <w:hideMark/>
+                </w:tcPr>
+                <w:p>
+                  <w:pPr>
+                    <w:widowControl/>
+                    <w:jc w:val="left"/>
+                    <w:rPr>
+                      <w:rFonts w:ascii="宋体" w:hAnsi="宋体" w:cs="宋体"/>
+                      <w:color w:val="1F1F1F"/>
+                      <w:kern w:val="0"/>
+                      <w:sz w:val="24"/>
+                      <w:szCs w:val="24"/>
+                    </w:rPr>
+                  </w:pPr>
+                  <w:r>
+                    <w:rPr>
+                      <w:rFonts w:ascii="宋体" w:hAnsi="宋体" w:cs="宋体" w:hint="eastAsia"/>
+                      <w:color w:val="1F1F1F"/>
+                      <w:kern w:val="0"/>
+                      <w:sz w:val="24"/>
+                      <w:szCs w:val="24"/>
+                    </w:rPr>
+                    <w:t>段卓然</w:t>
+                  </w:r>
+                </w:p>
+              </w:tc>
+            </w:tr>
+            <w:tr>
+              <w:trPr>
+                <w:tblCellSpacing w:w="15" w:type="dxa"/>
+              </w:trPr>
+              <w:tc>
+                <w:tcPr>
+                  <w:tcW w:w="0" w:type="auto"/>
+                  <w:tcBorders>
+                    <w:top w:val="single" w:sz="6" w:space="0" w:color="C4C7C5"/>
+                    <w:left w:val="single" w:sz="6" w:space="0" w:color="C4C7C5"/>
+                    <w:bottom w:val="single" w:sz="6" w:space="0" w:color="C4C7C5"/>
+                    <w:right w:val="single" w:sz="6" w:space="0" w:color="C4C7C5"/>
+                  </w:tcBorders>
+                  <w:tcMar>
+                    <w:top w:w="120" w:type="dxa"/>
+                    <w:left w:w="180" w:type="dxa"/>
+                    <w:bottom w:w="120" w:type="dxa"/>
+                    <w:right w:w="180" w:type="dxa"/>
+                  </w:tcMar>
+                  <w:vAlign w:val="center"/>
+                </w:tcPr>
+                <w:p>
+                  <w:pPr>
+                    <w:widowControl/>
+                    <w:jc w:val="left"/>
+                    <w:rPr>
+                      <w:rFonts w:ascii="宋体" w:hAnsi="宋体" w:cs="宋体"/>
+                      <w:b/>
+                      <w:bCs/>
+                      <w:color w:val="1F1F1F"/>
+                      <w:kern w:val="0"/>
+                      <w:sz w:val="24"/>
+                      <w:szCs w:val="24"/>
+                      <w:bdr w:val="none" w:sz="0" w:space="0" w:color="auto" w:frame="1"/>
+                    </w:rPr>
+                  </w:pPr>
+                  <w:r>
+                    <w:rPr>
+                      <w:rFonts w:ascii="宋体" w:hAnsi="宋体" w:cs="宋体" w:hint="eastAsia"/>
+                      <w:b/>
+                      <w:bCs/>
+                      <w:color w:val="1F1F1F"/>
+                      <w:kern w:val="0"/>
+                      <w:sz w:val="24"/>
+                      <w:szCs w:val="24"/>
+                      <w:bdr w:val="none" w:sz="0" w:space="0" w:color="auto" w:frame="1"/>
+                    </w:rPr>
+                    <w:t>数据标注</w:t>
+                  </w:r>
+                </w:p>
+              </w:tc>
+              <w:tc>
+                <w:tcPr>
+                  <w:tcW w:w="0" w:type="auto"/>
+                  <w:tcBorders>
+                    <w:top w:val="single" w:sz="6" w:space="0" w:color="C4C7C5"/>
+                    <w:left w:val="single" w:sz="6" w:space="0" w:color="C4C7C5"/>
+                    <w:bottom w:val="single" w:sz="6" w:space="0" w:color="C4C7C5"/>
+                    <w:right w:val="single" w:sz="6" w:space="0" w:color="C4C7C5"/>
+                  </w:tcBorders>
+                  <w:tcMar>
+                    <w:top w:w="120" w:type="dxa"/>
+                    <w:left w:w="180" w:type="dxa"/>
+                    <w:bottom w:w="120" w:type="dxa"/>
+                    <w:right w:w="180" w:type="dxa"/>
+                  </w:tcMar>
+                  <w:vAlign w:val="center"/>
+                </w:tcPr>
+                <w:p>
+                  <w:pPr>
+                    <w:widowControl/>
+                    <w:jc w:val="left"/>
+                    <w:rPr>
+                      <w:rFonts w:ascii="宋体" w:hAnsi="宋体" w:cs="宋体" w:hint="eastAsia"/>
+                      <w:color w:val="1F1F1F"/>
+                      <w:kern w:val="0"/>
+                      <w:sz w:val="24"/>
+                      <w:szCs w:val="24"/>
+                      <w:bdr w:val="none" w:sz="0" w:space="0" w:color="auto" w:frame="1"/>
+                    </w:rPr>
+                  </w:pPr>
+                  <w:r>
+                    <w:rPr>
+                      <w:rFonts w:ascii="宋体" w:hAnsi="宋体" w:cs="宋体" w:hint="eastAsia"/>
+                      <w:color w:val="1F1F1F"/>
+                      <w:kern w:val="0"/>
+                      <w:sz w:val="24"/>
+                      <w:szCs w:val="24"/>
+                      <w:bdr w:val="none" w:sz="0" w:space="0" w:color="auto" w:frame="1"/>
+                    </w:rPr>
+                    <w:t>基于</w:t>
+                  </w:r>
+                  <w:proofErr w:type="spellStart"/>
+                  <w:r>
+                    <w:rPr>
+                      <w:rFonts w:ascii="宋体" w:hAnsi="宋体" w:cs="宋体" w:hint="eastAsia"/>
+                      <w:color w:val="1F1F1F"/>
+                      <w:kern w:val="0"/>
+                      <w:sz w:val="24"/>
+                      <w:szCs w:val="24"/>
+                      <w:bdr w:val="none" w:sz="0" w:space="0" w:color="auto" w:frame="1"/>
+                    </w:rPr>
+                    <w:t>labelme</w:t>
+                  </w:r>
+                  <w:proofErr w:type="spellEnd"/>
+                  <w:r>
+                    <w:rPr>
+                      <w:rFonts w:ascii="宋体" w:hAnsi="宋体" w:cs="宋体" w:hint="eastAsia"/>
+                      <w:color w:val="1F1F1F"/>
+                      <w:kern w:val="0"/>
+                      <w:sz w:val="24"/>
+                      <w:szCs w:val="24"/>
+                      <w:bdr w:val="none" w:sz="0" w:space="0" w:color="auto" w:frame="1"/>
+                    </w:rPr>
+                    <w:t>和</w:t>
+                  </w:r>
+                  <w:proofErr w:type="spellStart"/>
+                  <w:r>
+                    <w:rPr>
+                      <w:rFonts w:ascii="宋体" w:hAnsi="宋体" w:cs="宋体" w:hint="eastAsia"/>
+                      <w:color w:val="1F1F1F"/>
+                      <w:kern w:val="0"/>
+                      <w:sz w:val="24"/>
+                      <w:szCs w:val="24"/>
+                      <w:bdr w:val="none" w:sz="0" w:space="0" w:color="auto" w:frame="1"/>
+                    </w:rPr>
+                    <w:t>labelcloud</w:t>
+                  </w:r>
+                  <w:proofErr w:type="spellEnd"/>
+                  <w:r>
+                    <w:rPr>
+                      <w:rFonts w:ascii="宋体" w:hAnsi="宋体" w:cs="宋体" w:hint="eastAsia"/>
+                      <w:color w:val="1F1F1F"/>
+                      <w:kern w:val="0"/>
+                      <w:sz w:val="24"/>
+                      <w:szCs w:val="24"/>
+                      <w:bdr w:val="none" w:sz="0" w:space="0" w:color="auto" w:frame="1"/>
+                    </w:rPr>
+                    <w:t>的图片和点</w:t>
+                  </w:r>
+                  <w:proofErr w:type="gramStart"/>
+                  <w:r>
+                    <w:rPr>
+                      <w:rFonts w:ascii="宋体" w:hAnsi="宋体" w:cs="宋体" w:hint="eastAsia"/>
+                      <w:color w:val="1F1F1F"/>
+                      <w:kern w:val="0"/>
+                      <w:sz w:val="24"/>
+                      <w:szCs w:val="24"/>
+                      <w:bdr w:val="none" w:sz="0" w:space="0" w:color="auto" w:frame="1"/>
+                    </w:rPr>
+                    <w:t>云数据</w:t>
+                  </w:r>
+                  <w:proofErr w:type="gramEnd"/>
+                  <w:r>
+                    <w:rPr>
+                      <w:rFonts w:ascii="宋体" w:hAnsi="宋体" w:cs="宋体" w:hint="eastAsia"/>
+                      <w:color w:val="1F1F1F"/>
+                      <w:kern w:val="0"/>
+                      <w:sz w:val="24"/>
+                      <w:szCs w:val="24"/>
+                      <w:bdr w:val="none" w:sz="0" w:space="0" w:color="auto" w:frame="1"/>
+                    </w:rPr>
+                    <w:t>标注</w:t>
+                  </w:r>
+                </w:p>
+              </w:tc>
+              <w:tc>
+                <w:tcPr>
+                  <w:tcW w:w="0" w:type="auto"/>
+                  <w:tcBorders>
+                    <w:top w:val="single" w:sz="6" w:space="0" w:color="C4C7C5"/>
+                    <w:left w:val="single" w:sz="6" w:space="0" w:color="C4C7C5"/>
+                    <w:bottom w:val="single" w:sz="6" w:space="0" w:color="C4C7C5"/>
+                    <w:right w:val="single" w:sz="6" w:space="0" w:color="C4C7C5"/>
+                  </w:tcBorders>
+                  <w:tcMar>
+                    <w:top w:w="120" w:type="dxa"/>
+                    <w:left w:w="180" w:type="dxa"/>
+                    <w:bottom w:w="120" w:type="dxa"/>
+                    <w:right w:w="180" w:type="dxa"/>
+                  </w:tcMar>
+                  <w:vAlign w:val="center"/>
+                </w:tcPr>
+                <w:p>
+                  <w:pPr>
+                    <w:widowControl/>
+                    <w:jc w:val="left"/>
+                    <w:rPr>
+                      <w:rFonts w:ascii="宋体" w:hAnsi="宋体" w:cs="宋体" w:hint="eastAsia"/>
+                      <w:color w:val="1F1F1F"/>
+                      <w:kern w:val="0"/>
+                      <w:sz w:val="24"/>
+                      <w:szCs w:val="24"/>
+                    </w:rPr>
+                  </w:pPr>
+                  <w:proofErr w:type="gramStart"/>
+                  <w:r>
+                    <w:rPr>
+                      <w:rFonts w:ascii="宋体" w:hAnsi="宋体" w:cs="宋体" w:hint="eastAsia"/>
+                      <w:color w:val="1F1F1F"/>
+                      <w:kern w:val="0"/>
+                      <w:sz w:val="24"/>
+                      <w:szCs w:val="24"/>
+                    </w:rPr>
+                    <w:t>郑键</w:t>
+                  </w:r>
+                  <w:proofErr w:type="gramEnd"/>
+                </w:p>
+              </w:tc>
+            </w:tr>
+            <w:tr>
+              <w:trPr>
+                <w:tblCellSpacing w:w="15" w:type="dxa"/>
+              </w:trPr>
+              <w:tc>
+                <w:tcPr>
+                  <w:tcW w:w="0" w:type="auto"/>
+                  <w:tcBorders>
+                    <w:top w:val="single" w:sz="6" w:space="0" w:color="C4C7C5"/>
+                    <w:left w:val="single" w:sz="6" w:space="0" w:color="C4C7C5"/>
+                    <w:bottom w:val="single" w:sz="6" w:space="0" w:color="C4C7C5"/>
+                    <w:right w:val="single" w:sz="6" w:space="0" w:color="C4C7C5"/>
+                  </w:tcBorders>
+                  <w:tcMar>
+                    <w:top w:w="120" w:type="dxa"/>
+                    <w:left w:w="180" w:type="dxa"/>
+                    <w:bottom w:w="120" w:type="dxa"/>
+                    <w:right w:w="180" w:type="dxa"/>
+                  </w:tcMar>
+                  <w:vAlign w:val="center"/>
+                </w:tcPr>
+                <w:p>
+                  <w:pPr>
+                    <w:widowControl/>
+                    <w:jc w:val="left"/>
+                    <w:rPr>
+                      <w:rFonts w:ascii="宋体" w:hAnsi="宋体" w:cs="宋体" w:hint="eastAsia"/>
+                      <w:b/>
+                      <w:bCs/>
+                      <w:color w:val="1F1F1F"/>
+                      <w:kern w:val="0"/>
+                      <w:sz w:val="24"/>
+                      <w:szCs w:val="24"/>
+                      <w:bdr w:val="none" w:sz="0" w:space="0" w:color="auto" w:frame="1"/>
+                    </w:rPr>
+                  </w:pPr>
+                  <w:r>
+                    <w:rPr>
+                      <w:rFonts w:ascii="宋体" w:hAnsi="宋体" w:cs="宋体" w:hint="eastAsia"/>
+                      <w:b/>
+                      <w:bCs/>
+                      <w:color w:val="1F1F1F"/>
+                      <w:kern w:val="0"/>
+                      <w:sz w:val="24"/>
+                      <w:szCs w:val="24"/>
+                      <w:bdr w:val="none" w:sz="0" w:space="0" w:color="auto" w:frame="1"/>
+                    </w:rPr>
+                    <w:t>资源调配</w:t>
+                  </w:r>
+                </w:p>
+              </w:tc>
+              <w:tc>
+                <w:tcPr>
+                  <w:tcW w:w="0" w:type="auto"/>
+                  <w:tcBorders>
+                    <w:top w:val="single" w:sz="6" w:space="0" w:color="C4C7C5"/>
+                    <w:left w:val="single" w:sz="6" w:space="0" w:color="C4C7C5"/>
+                    <w:bottom w:val="single" w:sz="6" w:space="0" w:color="C4C7C5"/>
+                    <w:right w:val="single" w:sz="6" w:space="0" w:color="C4C7C5"/>
+                  </w:tcBorders>
+                  <w:tcMar>
+                    <w:top w:w="120" w:type="dxa"/>
+                    <w:left w:w="180" w:type="dxa"/>
+                    <w:bottom w:w="120" w:type="dxa"/>
+                    <w:right w:w="180" w:type="dxa"/>
+                  </w:tcMar>
+                  <w:vAlign w:val="center"/>
+                </w:tcPr>
+                <w:p>
+                  <w:pPr>
+                    <w:widowControl/>
+                    <w:jc w:val="left"/>
+                    <w:rPr>
+                      <w:rFonts w:ascii="宋体" w:hAnsi="宋体" w:cs="宋体" w:hint="eastAsia"/>
+                      <w:color w:val="1F1F1F"/>
+                      <w:kern w:val="0"/>
+                      <w:sz w:val="24"/>
+                      <w:szCs w:val="24"/>
+                      <w:bdr w:val="none" w:sz="0" w:space="0" w:color="auto" w:frame="1"/>
+                    </w:rPr>
+                  </w:pPr>
+                  <w:r>
+                    <w:rPr>
+                      <w:rFonts w:ascii="宋体" w:hAnsi="宋体" w:cs="宋体" w:hint="eastAsia"/>
+                      <w:color w:val="1F1F1F"/>
+                      <w:kern w:val="0"/>
+                      <w:sz w:val="24"/>
+                      <w:szCs w:val="24"/>
+                      <w:bdr w:val="none" w:sz="0" w:space="0" w:color="auto" w:frame="1"/>
+                    </w:rPr>
+                    <w:t>硬件资源的配置和采集，机器狗的连接等</w:t>
+                  </w:r>
+                </w:p>
+              </w:tc>
+              <w:tc>
+                <w:tcPr>
+                  <w:tcW w:w="0" w:type="auto"/>
+                  <w:tcBorders>
+                    <w:top w:val="single" w:sz="6" w:space="0" w:color="C4C7C5"/>
+                    <w:left w:val="single" w:sz="6" w:space="0" w:color="C4C7C5"/>
+                    <w:bottom w:val="single" w:sz="6" w:space="0" w:color="C4C7C5"/>
+                    <w:right w:val="single" w:sz="6" w:space="0" w:color="C4C7C5"/>
+                  </w:tcBorders>
+                  <w:tcMar>
+                    <w:top w:w="120" w:type="dxa"/>
+                    <w:left w:w="180" w:type="dxa"/>
+                    <w:bottom w:w="120" w:type="dxa"/>
+                    <w:right w:w="180" w:type="dxa"/>
+                  </w:tcMar>
+                  <w:vAlign w:val="center"/>
+                </w:tcPr>
+                <w:p>
+                  <w:pPr>
+                    <w:widowControl/>
+                    <w:jc w:val="left"/>
+                    <w:rPr>
+                      <w:rFonts w:ascii="宋体" w:hAnsi="宋体" w:cs="宋体" w:hint="eastAsia"/>
+                      <w:color w:val="1F1F1F"/>
+                      <w:kern w:val="0"/>
+                      <w:sz w:val="24"/>
+                      <w:szCs w:val="24"/>
+                    </w:rPr>
+                  </w:pPr>
+                  <w:r>
+                    <w:rPr>
+                      <w:rFonts w:ascii="宋体" w:hAnsi="宋体" w:cs="宋体" w:hint="eastAsia"/>
+                      <w:color w:val="1F1F1F"/>
+                      <w:kern w:val="0"/>
+                      <w:sz w:val="24"/>
+                      <w:szCs w:val="24"/>
+                    </w:rPr>
+                    <w:t>谭子屹</w:t>
+                  </w:r>
+                </w:p>
+              </w:tc>
+            </w:tr>
+          </w:tbl>
           <w:p>
             <w:pPr>
               <w:jc w:val="left"/>
@@ -1326,40 +2471,25 @@
                 <w:sz w:val="30"/>
                 <w:szCs w:val="30"/>
               </w:rPr>
-              <w:t>四、</w:t>
-            </w:r>
-            <w:r>
+              <w:t>四、实验设计与实现</w:t>
+            </w:r>
+          </w:p>
+          <w:p>
+            <w:pPr>
+              <w:jc w:val="left"/>
               <w:rPr>
                 <w:rFonts w:ascii="Times New Roman Regular" w:eastAsia="黑体" w:hAnsi="Times New Roman Regular" w:cs="Times New Roman Regular"/>
                 <w:sz w:val="30"/>
                 <w:szCs w:val="30"/>
               </w:rPr>
-              <w:t>实验设计</w:t>
-            </w:r>
-            <w:r>
-              <w:rPr>
-                <w:rFonts w:ascii="Times New Roman Regular" w:eastAsia="黑体" w:hAnsi="Times New Roman Regular" w:cs="Times New Roman Regular"/>
-                <w:sz w:val="30"/>
-                <w:szCs w:val="30"/>
-              </w:rPr>
-              <w:t>与实现</w:t>
-            </w:r>
-          </w:p>
-          <w:p>
-            <w:pPr>
-              <w:jc w:val="left"/>
-              <w:rPr>
-                <w:rFonts w:ascii="Times New Roman Regular" w:eastAsia="黑体" w:hAnsi="Times New Roman Regular" w:cs="Times New Roman Regular"/>
-                <w:sz w:val="30"/>
-                <w:szCs w:val="30"/>
-              </w:rPr>
-            </w:pPr>
-          </w:p>
-          <w:p>
-            <w:pPr>
-              <w:jc w:val="left"/>
-              <w:rPr>
-                <w:rFonts w:ascii="Times New Roman Regular" w:eastAsia="黑体" w:hAnsi="Times New Roman Regular" w:cs="Times New Roman Regular"/>
+            </w:pPr>
+          </w:p>
+          <w:p>
+            <w:pPr>
+              <w:jc w:val="left"/>
+              <w:rPr>
+                <w:rFonts w:ascii="Times New Roman Regular" w:eastAsia="黑体" w:hAnsi="Times New Roman Regular" w:cs="Times New Roman Regular"/>
+                <w:color w:val="C00000"/>
                 <w:sz w:val="28"/>
                 <w:szCs w:val="28"/>
               </w:rPr>
@@ -1402,17 +2532,54 @@
             <w:pPr>
               <w:jc w:val="left"/>
               <w:rPr>
-                <w:rFonts w:ascii="Times New Roman Regular" w:eastAsia="黑体" w:hAnsi="Times New Roman Regular" w:cs="Times New Roman Regular"/>
-                <w:sz w:val="28"/>
-                <w:szCs w:val="28"/>
-              </w:rPr>
-            </w:pPr>
-          </w:p>
-          <w:p>
-            <w:pPr>
-              <w:jc w:val="left"/>
-              <w:rPr>
-                <w:rFonts w:ascii="Times New Roman Regular" w:eastAsia="黑体" w:hAnsi="Times New Roman Regular" w:cs="Times New Roman Regular"/>
+                <w:rFonts w:asciiTheme="minorEastAsia" w:eastAsiaTheme="minorEastAsia" w:hAnsiTheme="minorEastAsia" w:cs="Times New Roman Regular" w:hint="eastAsia"/>
+                <w:sz w:val="28"/>
+                <w:szCs w:val="28"/>
+              </w:rPr>
+            </w:pPr>
+            <w:r>
+              <w:rPr>
+                <w:rFonts w:asciiTheme="minorEastAsia" w:eastAsiaTheme="minorEastAsia" w:hAnsiTheme="minorEastAsia" w:cs="Times New Roman Regular"/>
+                <w:sz w:val="28"/>
+                <w:szCs w:val="28"/>
+              </w:rPr>
+              <w:t>在真实</w:t>
+            </w:r>
+            <w:proofErr w:type="gramStart"/>
+            <w:r>
+              <w:rPr>
+                <w:rFonts w:asciiTheme="minorEastAsia" w:eastAsiaTheme="minorEastAsia" w:hAnsiTheme="minorEastAsia" w:cs="Times New Roman Regular"/>
+                <w:sz w:val="28"/>
+                <w:szCs w:val="28"/>
+              </w:rPr>
+              <w:t>的具身智能</w:t>
+            </w:r>
+            <w:proofErr w:type="gramEnd"/>
+            <w:r>
+              <w:rPr>
+                <w:rFonts w:asciiTheme="minorEastAsia" w:eastAsiaTheme="minorEastAsia" w:hAnsiTheme="minorEastAsia" w:cs="Times New Roman Regular"/>
+                <w:sz w:val="28"/>
+                <w:szCs w:val="28"/>
+              </w:rPr>
+              <w:t>项目中，稳定且高效的多模态数据采集是算法认知的基础。本实验原计划依托 Unitree SDK2 直接从 Go2 机器人底层获取实时传感器流，具体系统配置与采集方案设计如下：</w:t>
+            </w:r>
+          </w:p>
+          <w:p>
+            <w:pPr>
+              <w:jc w:val="left"/>
+              <w:rPr>
+                <w:rFonts w:ascii="Times New Roman Regular" w:eastAsia="黑体" w:hAnsi="Times New Roman Regular" w:cs="Times New Roman Regular"/>
+                <w:sz w:val="28"/>
+                <w:szCs w:val="28"/>
+              </w:rPr>
+            </w:pPr>
+          </w:p>
+          <w:p>
+            <w:pPr>
+              <w:jc w:val="left"/>
+              <w:rPr>
+                <w:rFonts w:ascii="Times New Roman Regular" w:eastAsia="黑体" w:hAnsi="Times New Roman Regular" w:cs="Times New Roman Regular"/>
+                <w:color w:val="C00000"/>
                 <w:sz w:val="28"/>
                 <w:szCs w:val="28"/>
               </w:rPr>
@@ -1455,6 +2622,69 @@
             <w:pPr>
               <w:jc w:val="left"/>
               <w:rPr>
+                <w:rFonts w:ascii="Times New Roman Regular" w:eastAsia="黑体" w:hAnsi="Times New Roman Regular" w:cs="Times New Roman Regular" w:hint="eastAsia"/>
+                <w:sz w:val="28"/>
+                <w:szCs w:val="28"/>
+              </w:rPr>
+            </w:pPr>
+            <w:r>
+              <w:rPr>
+                <w:rFonts w:asciiTheme="minorEastAsia" w:eastAsiaTheme="minorEastAsia" w:hAnsiTheme="minorEastAsia" w:cs="Times New Roman Regular"/>
+                <w:sz w:val="28"/>
+                <w:szCs w:val="28"/>
+              </w:rPr>
+              <w:t>实验依托于 Ubuntu 系统环境进行开发。首先配置了 C++ 核心编译工具链（</w:t>
+            </w:r>
+            <w:proofErr w:type="spellStart"/>
+            <w:r>
+              <w:rPr>
+                <w:rFonts w:asciiTheme="minorEastAsia" w:eastAsiaTheme="minorEastAsia" w:hAnsiTheme="minorEastAsia" w:cs="Times New Roman Regular"/>
+                <w:sz w:val="28"/>
+                <w:szCs w:val="28"/>
+              </w:rPr>
+              <w:t>CMake</w:t>
+            </w:r>
+            <w:proofErr w:type="spellEnd"/>
+            <w:r>
+              <w:rPr>
+                <w:rFonts w:asciiTheme="minorEastAsia" w:eastAsiaTheme="minorEastAsia" w:hAnsiTheme="minorEastAsia" w:cs="Times New Roman Regular"/>
+                <w:sz w:val="28"/>
+                <w:szCs w:val="28"/>
+              </w:rPr>
+              <w:t>, GCC, Eigen3 等）并完成了 unitree_sdk2 的源码编译构建。 在通信链路层面，Go2 的底层控制命令与大带宽传感器数据均通过局域网下发。根据设备规范，机器狗机载电脑的固定 IP 为 192.168.123.161。因此，我们通过 ifconfig 识别开发 PC 的以太网卡（如 enxf8e43b808e06），并将其静态 IP 强制划分至同一网段下的 192.168.123.222，以确保数据链路层</w:t>
+            </w:r>
+            <w:r>
+              <w:rPr>
+                <w:rFonts w:asciiTheme="minorEastAsia" w:eastAsiaTheme="minorEastAsia" w:hAnsiTheme="minorEastAsia" w:cs="Times New Roman Regular"/>
+                <w:sz w:val="28"/>
+                <w:szCs w:val="28"/>
+              </w:rPr>
+              <w:lastRenderedPageBreak/>
+              <w:t>能</w:t>
+            </w:r>
+            <w:proofErr w:type="gramStart"/>
+            <w:r>
+              <w:rPr>
+                <w:rFonts w:asciiTheme="minorEastAsia" w:eastAsiaTheme="minorEastAsia" w:hAnsiTheme="minorEastAsia" w:cs="Times New Roman Regular"/>
+                <w:sz w:val="28"/>
+                <w:szCs w:val="28"/>
+              </w:rPr>
+              <w:t>建立低</w:t>
+            </w:r>
+            <w:proofErr w:type="gramEnd"/>
+            <w:r>
+              <w:rPr>
+                <w:rFonts w:asciiTheme="minorEastAsia" w:eastAsiaTheme="minorEastAsia" w:hAnsiTheme="minorEastAsia" w:cs="Times New Roman Regular"/>
+                <w:sz w:val="28"/>
+                <w:szCs w:val="28"/>
+              </w:rPr>
+              <w:t>延迟的 TCP/UDP 通信。</w:t>
+            </w:r>
+          </w:p>
+          <w:p>
+            <w:pPr>
+              <w:jc w:val="left"/>
+              <w:rPr>
                 <w:rFonts w:ascii="Times New Roman Regular" w:eastAsia="黑体" w:hAnsi="Times New Roman Regular" w:cs="Times New Roman Regular"/>
                 <w:sz w:val="28"/>
                 <w:szCs w:val="28"/>
@@ -1506,29 +2736,552 @@
           </w:p>
           <w:p>
             <w:pPr>
-              <w:jc w:val="left"/>
-              <w:rPr>
-                <w:rFonts w:ascii="Times New Roman Regular" w:eastAsia="黑体" w:hAnsi="Times New Roman Regular" w:cs="Times New Roman Regular"/>
-                <w:sz w:val="28"/>
-                <w:szCs w:val="28"/>
-              </w:rPr>
-            </w:pPr>
-          </w:p>
-          <w:p>
-            <w:pPr>
-              <w:jc w:val="left"/>
-              <w:rPr>
-                <w:rFonts w:ascii="Times New Roman Regular" w:eastAsia="黑体" w:hAnsi="Times New Roman Regular" w:cs="Times New Roman Regular"/>
-                <w:sz w:val="28"/>
-                <w:szCs w:val="28"/>
-              </w:rPr>
-            </w:pPr>
-          </w:p>
-          <w:p>
-            <w:pPr>
-              <w:jc w:val="left"/>
-              <w:rPr>
-                <w:rFonts w:ascii="Times New Roman Regular" w:eastAsia="黑体" w:hAnsi="Times New Roman Regular" w:cs="Times New Roman Regular"/>
+              <w:widowControl/>
+              <w:spacing w:before="100" w:beforeAutospacing="1" w:after="100" w:afterAutospacing="1"/>
+              <w:jc w:val="left"/>
+              <w:rPr>
+                <w:rFonts w:ascii="宋体" w:hAnsi="宋体" w:cs="宋体"/>
+                <w:kern w:val="0"/>
+                <w:sz w:val="28"/>
+                <w:szCs w:val="28"/>
+              </w:rPr>
+            </w:pPr>
+            <w:r>
+              <w:rPr>
+                <w:rFonts w:ascii="宋体" w:hAnsi="宋体" w:cs="宋体"/>
+                <w:kern w:val="0"/>
+                <w:sz w:val="28"/>
+                <w:szCs w:val="28"/>
+              </w:rPr>
+              <w:t>在网络互通</w:t>
+            </w:r>
+            <w:proofErr w:type="gramStart"/>
+            <w:r>
+              <w:rPr>
+                <w:rFonts w:ascii="宋体" w:hAnsi="宋体" w:cs="宋体"/>
+                <w:kern w:val="0"/>
+                <w:sz w:val="28"/>
+                <w:szCs w:val="28"/>
+              </w:rPr>
+              <w:t>且主动</w:t>
+            </w:r>
+            <w:proofErr w:type="gramEnd"/>
+            <w:r>
+              <w:rPr>
+                <w:rFonts w:ascii="宋体" w:hAnsi="宋体" w:cs="宋体"/>
+                <w:kern w:val="0"/>
+                <w:sz w:val="28"/>
+                <w:szCs w:val="28"/>
+              </w:rPr>
+              <w:t>挂起 Go2 的主运</w:t>
+            </w:r>
+            <w:proofErr w:type="gramStart"/>
+            <w:r>
+              <w:rPr>
+                <w:rFonts w:ascii="宋体" w:hAnsi="宋体" w:cs="宋体"/>
+                <w:kern w:val="0"/>
+                <w:sz w:val="28"/>
+                <w:szCs w:val="28"/>
+              </w:rPr>
+              <w:t>控服务</w:t>
+            </w:r>
+            <w:proofErr w:type="gramEnd"/>
+            <w:r>
+              <w:rPr>
+                <w:rFonts w:ascii="宋体" w:hAnsi="宋体" w:cs="宋体"/>
+                <w:kern w:val="0"/>
+                <w:sz w:val="28"/>
+                <w:szCs w:val="28"/>
+              </w:rPr>
+              <w:t>后，团队针对激光雷达（LiDAR）与前置相机分别设计了以下数据拉取方案：</w:t>
+            </w:r>
+          </w:p>
+          <w:p>
+            <w:pPr>
+              <w:widowControl/>
+              <w:numPr>
+                <w:ilvl w:val="0"/>
+                <w:numId w:val="6"/>
+              </w:numPr>
+              <w:spacing w:before="100" w:beforeAutospacing="1" w:after="100" w:afterAutospacing="1"/>
+              <w:jc w:val="left"/>
+              <w:rPr>
+                <w:rFonts w:ascii="宋体" w:hAnsi="宋体" w:cs="宋体"/>
+                <w:kern w:val="0"/>
+                <w:sz w:val="28"/>
+                <w:szCs w:val="28"/>
+              </w:rPr>
+            </w:pPr>
+            <w:r>
+              <w:rPr>
+                <w:rFonts w:ascii="宋体" w:hAnsi="宋体" w:cs="宋体"/>
+                <w:b/>
+                <w:bCs/>
+                <w:kern w:val="0"/>
+                <w:sz w:val="28"/>
+                <w:szCs w:val="28"/>
+              </w:rPr>
+              <w:t>三维点</w:t>
+            </w:r>
+            <w:proofErr w:type="gramStart"/>
+            <w:r>
+              <w:rPr>
+                <w:rFonts w:ascii="宋体" w:hAnsi="宋体" w:cs="宋体"/>
+                <w:b/>
+                <w:bCs/>
+                <w:kern w:val="0"/>
+                <w:sz w:val="28"/>
+                <w:szCs w:val="28"/>
+              </w:rPr>
+              <w:t>云采</w:t>
+            </w:r>
+            <w:proofErr w:type="gramEnd"/>
+            <w:r>
+              <w:rPr>
+                <w:rFonts w:ascii="宋体" w:hAnsi="宋体" w:cs="宋体"/>
+                <w:b/>
+                <w:bCs/>
+                <w:kern w:val="0"/>
+                <w:sz w:val="28"/>
+                <w:szCs w:val="28"/>
+              </w:rPr>
+              <w:t>集 (LiDAR)</w:t>
+            </w:r>
+            <w:r>
+              <w:rPr>
+                <w:rFonts w:ascii="宋体" w:hAnsi="宋体" w:cs="宋体"/>
+                <w:kern w:val="0"/>
+                <w:sz w:val="28"/>
+                <w:szCs w:val="28"/>
+              </w:rPr>
+              <w:t>： Go2 开机会自动启动相关程序并向 DDS 话题发布点云数据。为消除机器狗高频运动带来的点云失真，我们放弃了</w:t>
+            </w:r>
+            <w:proofErr w:type="gramStart"/>
+            <w:r>
+              <w:rPr>
+                <w:rFonts w:ascii="宋体" w:hAnsi="宋体" w:cs="宋体"/>
+                <w:kern w:val="0"/>
+                <w:sz w:val="28"/>
+                <w:szCs w:val="28"/>
+              </w:rPr>
+              <w:t>原始点</w:t>
+            </w:r>
+            <w:proofErr w:type="gramEnd"/>
+            <w:r>
+              <w:rPr>
+                <w:rFonts w:ascii="宋体" w:hAnsi="宋体" w:cs="宋体"/>
+                <w:kern w:val="0"/>
+                <w:sz w:val="28"/>
+                <w:szCs w:val="28"/>
+              </w:rPr>
+              <w:t>云，选择订阅</w:t>
+            </w:r>
+            <w:r>
+              <w:rPr>
+                <w:rFonts w:ascii="宋体" w:hAnsi="宋体" w:cs="宋体"/>
+                <w:b/>
+                <w:bCs/>
+                <w:kern w:val="0"/>
+                <w:sz w:val="28"/>
+                <w:szCs w:val="28"/>
+              </w:rPr>
+              <w:t>去除运动畸变后的点云话题</w:t>
+            </w:r>
+            <w:r>
+              <w:rPr>
+                <w:rFonts w:ascii="宋体" w:hAnsi="宋体" w:cs="宋体"/>
+                <w:kern w:val="0"/>
+                <w:sz w:val="28"/>
+                <w:szCs w:val="28"/>
+              </w:rPr>
+              <w:t xml:space="preserve"> rt/</w:t>
+            </w:r>
+            <w:proofErr w:type="spellStart"/>
+            <w:r>
+              <w:rPr>
+                <w:rFonts w:ascii="宋体" w:hAnsi="宋体" w:cs="宋体"/>
+                <w:kern w:val="0"/>
+                <w:sz w:val="28"/>
+                <w:szCs w:val="28"/>
+              </w:rPr>
+              <w:t>utlidar</w:t>
+            </w:r>
+            <w:proofErr w:type="spellEnd"/>
+            <w:r>
+              <w:rPr>
+                <w:rFonts w:ascii="宋体" w:hAnsi="宋体" w:cs="宋体"/>
+                <w:kern w:val="0"/>
+                <w:sz w:val="28"/>
+                <w:szCs w:val="28"/>
+              </w:rPr>
+              <w:t>/</w:t>
+            </w:r>
+            <w:proofErr w:type="spellStart"/>
+            <w:r>
+              <w:rPr>
+                <w:rFonts w:ascii="宋体" w:hAnsi="宋体" w:cs="宋体"/>
+                <w:kern w:val="0"/>
+                <w:sz w:val="28"/>
+                <w:szCs w:val="28"/>
+              </w:rPr>
+              <w:t>cloud_deskewed</w:t>
+            </w:r>
+            <w:proofErr w:type="spellEnd"/>
+            <w:r>
+              <w:rPr>
+                <w:rFonts w:ascii="宋体" w:hAnsi="宋体" w:cs="宋体"/>
+                <w:kern w:val="0"/>
+                <w:sz w:val="28"/>
+                <w:szCs w:val="28"/>
+              </w:rPr>
+              <w:t>。该底层逻辑结合了机身 IMU 和里程计数据，将不同时刻扫描的点</w:t>
+            </w:r>
+            <w:proofErr w:type="gramStart"/>
+            <w:r>
+              <w:rPr>
+                <w:rFonts w:ascii="宋体" w:hAnsi="宋体" w:cs="宋体"/>
+                <w:kern w:val="0"/>
+                <w:sz w:val="28"/>
+                <w:szCs w:val="28"/>
+              </w:rPr>
+              <w:t>云统一</w:t>
+            </w:r>
+            <w:proofErr w:type="gramEnd"/>
+            <w:r>
+              <w:rPr>
+                <w:rFonts w:ascii="宋体" w:hAnsi="宋体" w:cs="宋体"/>
+                <w:kern w:val="0"/>
+                <w:sz w:val="28"/>
+                <w:szCs w:val="28"/>
+              </w:rPr>
+              <w:t xml:space="preserve">转换到了世界坐标系 </w:t>
+            </w:r>
+            <w:proofErr w:type="spellStart"/>
+            <w:r>
+              <w:rPr>
+                <w:rFonts w:ascii="宋体" w:hAnsi="宋体" w:cs="宋体"/>
+                <w:kern w:val="0"/>
+                <w:sz w:val="28"/>
+                <w:szCs w:val="28"/>
+              </w:rPr>
+              <w:t>odom</w:t>
+            </w:r>
+            <w:proofErr w:type="spellEnd"/>
+            <w:r>
+              <w:rPr>
+                <w:rFonts w:ascii="宋体" w:hAnsi="宋体" w:cs="宋体"/>
+                <w:kern w:val="0"/>
+                <w:sz w:val="28"/>
+                <w:szCs w:val="28"/>
+              </w:rPr>
+              <w:t xml:space="preserve"> 下。数据流采用标准的 PointCloud2_.idl 格式，实验计划通过实例化 C++ 的 </w:t>
+            </w:r>
+            <w:proofErr w:type="spellStart"/>
+            <w:r>
+              <w:rPr>
+                <w:rFonts w:ascii="宋体" w:hAnsi="宋体" w:cs="宋体"/>
+                <w:kern w:val="0"/>
+                <w:sz w:val="28"/>
+                <w:szCs w:val="28"/>
+              </w:rPr>
+              <w:t>ChannelSubscriber</w:t>
+            </w:r>
+            <w:proofErr w:type="spellEnd"/>
+            <w:r>
+              <w:rPr>
+                <w:rFonts w:ascii="宋体" w:hAnsi="宋体" w:cs="宋体"/>
+                <w:kern w:val="0"/>
+                <w:sz w:val="28"/>
+                <w:szCs w:val="28"/>
+              </w:rPr>
+              <w:t xml:space="preserve"> 节点，在回调函</w:t>
+            </w:r>
+            <w:proofErr w:type="gramStart"/>
+            <w:r>
+              <w:rPr>
+                <w:rFonts w:ascii="宋体" w:hAnsi="宋体" w:cs="宋体"/>
+                <w:kern w:val="0"/>
+                <w:sz w:val="28"/>
+                <w:szCs w:val="28"/>
+              </w:rPr>
+              <w:t>数中逐帧解析</w:t>
+            </w:r>
+            <w:proofErr w:type="gramEnd"/>
+            <w:r>
+              <w:rPr>
+                <w:rFonts w:ascii="宋体" w:hAnsi="宋体" w:cs="宋体"/>
+                <w:kern w:val="0"/>
+                <w:sz w:val="28"/>
+                <w:szCs w:val="28"/>
+              </w:rPr>
+              <w:t>并缓存空间几何数据。</w:t>
+            </w:r>
+          </w:p>
+          <w:p>
+            <w:pPr>
+              <w:widowControl/>
+              <w:numPr>
+                <w:ilvl w:val="0"/>
+                <w:numId w:val="6"/>
+              </w:numPr>
+              <w:spacing w:before="100" w:beforeAutospacing="1" w:after="100" w:afterAutospacing="1"/>
+              <w:jc w:val="left"/>
+              <w:rPr>
+                <w:rFonts w:ascii="宋体" w:hAnsi="宋体" w:cs="宋体"/>
+                <w:kern w:val="0"/>
+                <w:sz w:val="28"/>
+                <w:szCs w:val="28"/>
+              </w:rPr>
+            </w:pPr>
+            <w:r>
+              <w:rPr>
+                <w:rFonts w:ascii="宋体" w:hAnsi="宋体" w:cs="宋体"/>
+                <w:b/>
+                <w:bCs/>
+                <w:kern w:val="0"/>
+                <w:sz w:val="28"/>
+                <w:szCs w:val="28"/>
+              </w:rPr>
+              <w:t>二维图像采集 (Camera)</w:t>
+            </w:r>
+            <w:r>
+              <w:rPr>
+                <w:rFonts w:ascii="宋体" w:hAnsi="宋体" w:cs="宋体"/>
+                <w:kern w:val="0"/>
+                <w:sz w:val="28"/>
+                <w:szCs w:val="28"/>
+              </w:rPr>
+              <w:t>： 针对视觉信号，我们设计了双</w:t>
+            </w:r>
+            <w:proofErr w:type="gramStart"/>
+            <w:r>
+              <w:rPr>
+                <w:rFonts w:ascii="宋体" w:hAnsi="宋体" w:cs="宋体"/>
+                <w:kern w:val="0"/>
+                <w:sz w:val="28"/>
+                <w:szCs w:val="28"/>
+              </w:rPr>
+              <w:t>链路拉流策略</w:t>
+            </w:r>
+            <w:proofErr w:type="gramEnd"/>
+            <w:r>
+              <w:rPr>
+                <w:rFonts w:ascii="宋体" w:hAnsi="宋体" w:cs="宋体"/>
+                <w:kern w:val="0"/>
+                <w:sz w:val="28"/>
+                <w:szCs w:val="28"/>
+              </w:rPr>
+              <w:t xml:space="preserve">。对于单帧静态快照，直接调用 </w:t>
+            </w:r>
+            <w:proofErr w:type="spellStart"/>
+            <w:r>
+              <w:rPr>
+                <w:rFonts w:ascii="宋体" w:hAnsi="宋体" w:cs="宋体"/>
+                <w:kern w:val="0"/>
+                <w:sz w:val="28"/>
+                <w:szCs w:val="28"/>
+              </w:rPr>
+              <w:t>VideoClient</w:t>
+            </w:r>
+            <w:proofErr w:type="spellEnd"/>
+            <w:r>
+              <w:rPr>
+                <w:rFonts w:ascii="宋体" w:hAnsi="宋体" w:cs="宋体"/>
+                <w:kern w:val="0"/>
+                <w:sz w:val="28"/>
+                <w:szCs w:val="28"/>
+              </w:rPr>
+              <w:t xml:space="preserve"> 类的 RPC 接口（</w:t>
+            </w:r>
+            <w:proofErr w:type="spellStart"/>
+            <w:r>
+              <w:rPr>
+                <w:rFonts w:ascii="宋体" w:hAnsi="宋体" w:cs="宋体"/>
+                <w:kern w:val="0"/>
+                <w:sz w:val="28"/>
+                <w:szCs w:val="28"/>
+              </w:rPr>
+              <w:t>GetImageSample</w:t>
+            </w:r>
+            <w:proofErr w:type="spellEnd"/>
+            <w:r>
+              <w:rPr>
+                <w:rFonts w:ascii="宋体" w:hAnsi="宋体" w:cs="宋体"/>
+                <w:kern w:val="0"/>
+                <w:sz w:val="28"/>
+                <w:szCs w:val="28"/>
+              </w:rPr>
+              <w:t xml:space="preserve">）获取 720P 分辨率的 JPEG 图像；对于连续视频流，采用 </w:t>
+            </w:r>
+            <w:proofErr w:type="spellStart"/>
+            <w:r>
+              <w:rPr>
+                <w:rFonts w:ascii="宋体" w:hAnsi="宋体" w:cs="宋体"/>
+                <w:kern w:val="0"/>
+                <w:sz w:val="28"/>
+                <w:szCs w:val="28"/>
+              </w:rPr>
+              <w:t>GStreamer</w:t>
+            </w:r>
+            <w:proofErr w:type="spellEnd"/>
+            <w:r>
+              <w:rPr>
+                <w:rFonts w:ascii="宋体" w:hAnsi="宋体" w:cs="宋体"/>
+                <w:kern w:val="0"/>
+                <w:sz w:val="28"/>
+                <w:szCs w:val="28"/>
+              </w:rPr>
+              <w:t xml:space="preserve"> 的定向 UDP 多播接口（监听 230.1.1.1:1720），并将其 </w:t>
+            </w:r>
+            <w:proofErr w:type="spellStart"/>
+            <w:r>
+              <w:rPr>
+                <w:rFonts w:ascii="宋体" w:hAnsi="宋体" w:cs="宋体"/>
+                <w:kern w:val="0"/>
+                <w:sz w:val="28"/>
+                <w:szCs w:val="28"/>
+              </w:rPr>
+              <w:t>Gst</w:t>
+            </w:r>
+            <w:proofErr w:type="spellEnd"/>
+            <w:r>
+              <w:rPr>
+                <w:rFonts w:ascii="宋体" w:hAnsi="宋体" w:cs="宋体"/>
+                <w:kern w:val="0"/>
+                <w:sz w:val="28"/>
+                <w:szCs w:val="28"/>
+              </w:rPr>
+              <w:t xml:space="preserve"> pipeline </w:t>
+            </w:r>
+            <w:r>
+              <w:rPr>
+                <w:rFonts w:ascii="宋体" w:hAnsi="宋体" w:cs="宋体"/>
+                <w:kern w:val="0"/>
+                <w:sz w:val="28"/>
+                <w:szCs w:val="28"/>
+              </w:rPr>
+              <w:lastRenderedPageBreak/>
+              <w:t xml:space="preserve">字符串无缝嵌入 OpenCV 的 </w:t>
+            </w:r>
+            <w:proofErr w:type="spellStart"/>
+            <w:r>
+              <w:rPr>
+                <w:rFonts w:ascii="宋体" w:hAnsi="宋体" w:cs="宋体"/>
+                <w:kern w:val="0"/>
+                <w:sz w:val="28"/>
+                <w:szCs w:val="28"/>
+              </w:rPr>
+              <w:t>VideoCapture</w:t>
+            </w:r>
+            <w:proofErr w:type="spellEnd"/>
+            <w:r>
+              <w:rPr>
+                <w:rFonts w:ascii="宋体" w:hAnsi="宋体" w:cs="宋体"/>
+                <w:kern w:val="0"/>
+                <w:sz w:val="28"/>
+                <w:szCs w:val="28"/>
+              </w:rPr>
+              <w:t xml:space="preserve"> 构造函数中，实现 H.264 视频流的实时硬件解码与本地保存。</w:t>
+            </w:r>
+          </w:p>
+          <w:p>
+            <w:pPr>
+              <w:widowControl/>
+              <w:spacing w:before="100" w:beforeAutospacing="1" w:after="100" w:afterAutospacing="1"/>
+              <w:jc w:val="left"/>
+              <w:rPr>
+                <w:rFonts w:ascii="宋体" w:hAnsi="宋体" w:cs="宋体"/>
+                <w:kern w:val="0"/>
+                <w:sz w:val="28"/>
+                <w:szCs w:val="28"/>
+              </w:rPr>
+            </w:pPr>
+            <w:r>
+              <w:rPr>
+                <w:rFonts w:ascii="宋体" w:hAnsi="宋体" w:cs="宋体"/>
+                <w:i/>
+                <w:iCs/>
+                <w:kern w:val="0"/>
+                <w:sz w:val="28"/>
+                <w:szCs w:val="28"/>
+              </w:rPr>
+              <w:t xml:space="preserve">(注：在实机阶段，因 PC </w:t>
+            </w:r>
+            <w:proofErr w:type="gramStart"/>
+            <w:r>
+              <w:rPr>
+                <w:rFonts w:ascii="宋体" w:hAnsi="宋体" w:cs="宋体"/>
+                <w:i/>
+                <w:iCs/>
+                <w:kern w:val="0"/>
+                <w:sz w:val="28"/>
+                <w:szCs w:val="28"/>
+              </w:rPr>
+              <w:t>端缺乏</w:t>
+            </w:r>
+            <w:proofErr w:type="gramEnd"/>
+            <w:r>
+              <w:rPr>
+                <w:rFonts w:ascii="宋体" w:hAnsi="宋体" w:cs="宋体"/>
+                <w:i/>
+                <w:iCs/>
+                <w:kern w:val="0"/>
+                <w:sz w:val="28"/>
+                <w:szCs w:val="28"/>
+              </w:rPr>
+              <w:t>标准以太网物理接口，导致上述设计好的 TCP/IP 数据链路未能成功建立。本实验最终的系统验证是基于与上述接口产出格式完全一致的、由同型号 Go2 机器狗采集的离线标准数据</w:t>
+            </w:r>
+            <w:proofErr w:type="gramStart"/>
+            <w:r>
+              <w:rPr>
+                <w:rFonts w:ascii="宋体" w:hAnsi="宋体" w:cs="宋体"/>
+                <w:i/>
+                <w:iCs/>
+                <w:kern w:val="0"/>
+                <w:sz w:val="28"/>
+                <w:szCs w:val="28"/>
+              </w:rPr>
+              <w:t>集完成</w:t>
+            </w:r>
+            <w:proofErr w:type="gramEnd"/>
+            <w:r>
+              <w:rPr>
+                <w:rFonts w:ascii="宋体" w:hAnsi="宋体" w:cs="宋体"/>
+                <w:i/>
+                <w:iCs/>
+                <w:kern w:val="0"/>
+                <w:sz w:val="28"/>
+                <w:szCs w:val="28"/>
+              </w:rPr>
+              <w:t>的。具体硬件排错过程详见“第七部分：存在的问题”。)</w:t>
+            </w:r>
+          </w:p>
+          <w:p>
+            <w:pPr>
+              <w:jc w:val="left"/>
+              <w:rPr>
+                <w:rFonts w:ascii="Times New Roman Regular" w:eastAsia="黑体" w:hAnsi="Times New Roman Regular" w:cs="Times New Roman Regular"/>
+                <w:sz w:val="28"/>
+                <w:szCs w:val="28"/>
+              </w:rPr>
+            </w:pPr>
+          </w:p>
+          <w:p>
+            <w:pPr>
+              <w:jc w:val="left"/>
+              <w:rPr>
+                <w:rFonts w:ascii="Times New Roman Regular" w:eastAsia="黑体" w:hAnsi="Times New Roman Regular" w:cs="Times New Roman Regular"/>
+                <w:sz w:val="28"/>
+                <w:szCs w:val="28"/>
+              </w:rPr>
+            </w:pPr>
+          </w:p>
+          <w:p>
+            <w:pPr>
+              <w:jc w:val="left"/>
+              <w:rPr>
+                <w:rFonts w:ascii="Times New Roman Regular" w:eastAsia="黑体" w:hAnsi="Times New Roman Regular" w:cs="Times New Roman Regular"/>
+                <w:color w:val="C00000"/>
                 <w:sz w:val="28"/>
                 <w:szCs w:val="28"/>
               </w:rPr>
@@ -1571,6 +3324,150 @@
             <w:pPr>
               <w:jc w:val="left"/>
               <w:rPr>
+                <w:rFonts w:asciiTheme="minorEastAsia" w:eastAsiaTheme="minorEastAsia" w:hAnsiTheme="minorEastAsia" w:cs="Times New Roman Regular"/>
+                <w:sz w:val="28"/>
+                <w:szCs w:val="28"/>
+              </w:rPr>
+            </w:pPr>
+            <w:r>
+              <w:rPr>
+                <w:rFonts w:asciiTheme="minorEastAsia" w:eastAsiaTheme="minorEastAsia" w:hAnsiTheme="minorEastAsia" w:cs="Times New Roman Regular"/>
+                <w:sz w:val="28"/>
+                <w:szCs w:val="28"/>
+              </w:rPr>
+              <w:t>为了模拟真实的实时流处理，并适应前端 WebGL 的渲染性能瓶颈，团队开发了 Python 预处理引擎对离线数据集进行了清洗：</w:t>
+            </w:r>
+          </w:p>
+          <w:p>
+            <w:pPr>
+              <w:numPr>
+                <w:ilvl w:val="0"/>
+                <w:numId w:val="7"/>
+              </w:numPr>
+              <w:jc w:val="left"/>
+              <w:rPr>
+                <w:rFonts w:asciiTheme="minorEastAsia" w:eastAsiaTheme="minorEastAsia" w:hAnsiTheme="minorEastAsia" w:cs="Times New Roman Regular"/>
+                <w:sz w:val="28"/>
+                <w:szCs w:val="28"/>
+              </w:rPr>
+            </w:pPr>
+            <w:r>
+              <w:rPr>
+                <w:rFonts w:asciiTheme="minorEastAsia" w:eastAsiaTheme="minorEastAsia" w:hAnsiTheme="minorEastAsia" w:cs="Times New Roman Regular"/>
+                <w:b/>
+                <w:bCs/>
+                <w:sz w:val="28"/>
+                <w:szCs w:val="28"/>
+              </w:rPr>
+              <w:t>二维图像对齐</w:t>
+            </w:r>
+            <w:r>
+              <w:rPr>
+                <w:rFonts w:asciiTheme="minorEastAsia" w:eastAsiaTheme="minorEastAsia" w:hAnsiTheme="minorEastAsia" w:cs="Times New Roman Regular"/>
+                <w:sz w:val="28"/>
+                <w:szCs w:val="28"/>
+              </w:rPr>
+              <w:t>：统一读取相机视角的原始图像，保证色彩空间为标准的 RGB 通道格式。</w:t>
+            </w:r>
+          </w:p>
+          <w:p>
+            <w:pPr>
+              <w:numPr>
+                <w:ilvl w:val="0"/>
+                <w:numId w:val="7"/>
+              </w:numPr>
+              <w:jc w:val="left"/>
+              <w:rPr>
+                <w:rFonts w:asciiTheme="minorEastAsia" w:eastAsiaTheme="minorEastAsia" w:hAnsiTheme="minorEastAsia" w:cs="Times New Roman Regular"/>
+                <w:sz w:val="28"/>
+                <w:szCs w:val="28"/>
+              </w:rPr>
+            </w:pPr>
+            <w:r>
+              <w:rPr>
+                <w:rFonts w:asciiTheme="minorEastAsia" w:eastAsiaTheme="minorEastAsia" w:hAnsiTheme="minorEastAsia" w:cs="Times New Roman Regular"/>
+                <w:b/>
+                <w:bCs/>
+                <w:sz w:val="28"/>
+                <w:szCs w:val="28"/>
+              </w:rPr>
+              <w:t>三维时序抽帧</w:t>
+            </w:r>
+            <w:r>
+              <w:rPr>
+                <w:rFonts w:asciiTheme="minorEastAsia" w:eastAsiaTheme="minorEastAsia" w:hAnsiTheme="minorEastAsia" w:cs="Times New Roman Regular"/>
+                <w:sz w:val="28"/>
+                <w:szCs w:val="28"/>
+              </w:rPr>
+              <w:t>：面对高达 2662 帧的高频激光雷达点云（.</w:t>
+            </w:r>
+            <w:proofErr w:type="spellStart"/>
+            <w:r>
+              <w:rPr>
+                <w:rFonts w:asciiTheme="minorEastAsia" w:eastAsiaTheme="minorEastAsia" w:hAnsiTheme="minorEastAsia" w:cs="Times New Roman Regular"/>
+                <w:sz w:val="28"/>
+                <w:szCs w:val="28"/>
+              </w:rPr>
+              <w:t>pcd</w:t>
+            </w:r>
+            <w:proofErr w:type="spellEnd"/>
+            <w:r>
+              <w:rPr>
+                <w:rFonts w:asciiTheme="minorEastAsia" w:eastAsiaTheme="minorEastAsia" w:hAnsiTheme="minorEastAsia" w:cs="Times New Roman Regular"/>
+                <w:sz w:val="28"/>
+                <w:szCs w:val="28"/>
+              </w:rPr>
+              <w:t xml:space="preserve"> 文件），为避免后端显存溢出与前端内存泄漏，采用了 10:1 的比例进行时序抽帧（最终保留约26</w:t>
+            </w:r>
+            <w:r>
+              <w:rPr>
+                <w:rFonts w:asciiTheme="minorEastAsia" w:eastAsiaTheme="minorEastAsia" w:hAnsiTheme="minorEastAsia" w:cs="Times New Roman Regular"/>
+                <w:sz w:val="28"/>
+                <w:szCs w:val="28"/>
+              </w:rPr>
+              <w:t>7</w:t>
+            </w:r>
+            <w:r>
+              <w:rPr>
+                <w:rFonts w:asciiTheme="minorEastAsia" w:eastAsiaTheme="minorEastAsia" w:hAnsiTheme="minorEastAsia" w:cs="Times New Roman Regular"/>
+                <w:sz w:val="28"/>
+                <w:szCs w:val="28"/>
+              </w:rPr>
+              <w:t>关键</w:t>
+            </w:r>
+            <w:proofErr w:type="gramStart"/>
+            <w:r>
+              <w:rPr>
+                <w:rFonts w:asciiTheme="minorEastAsia" w:eastAsiaTheme="minorEastAsia" w:hAnsiTheme="minorEastAsia" w:cs="Times New Roman Regular"/>
+                <w:sz w:val="28"/>
+                <w:szCs w:val="28"/>
+              </w:rPr>
+              <w:t>帧</w:t>
+            </w:r>
+            <w:proofErr w:type="gramEnd"/>
+            <w:r>
+              <w:rPr>
+                <w:rFonts w:asciiTheme="minorEastAsia" w:eastAsiaTheme="minorEastAsia" w:hAnsiTheme="minorEastAsia" w:cs="Times New Roman Regular"/>
+                <w:sz w:val="28"/>
+                <w:szCs w:val="28"/>
+              </w:rPr>
+              <w:t>），有效模拟了机器狗在行进过程中的低频关键特征采集。</w:t>
+            </w:r>
+          </w:p>
+          <w:p>
+            <w:pPr>
+              <w:jc w:val="left"/>
+              <w:rPr>
+                <w:rFonts w:ascii="Times New Roman Regular" w:eastAsia="黑体" w:hAnsi="Times New Roman Regular" w:cs="Times New Roman Regular" w:hint="eastAsia"/>
+                <w:sz w:val="28"/>
+                <w:szCs w:val="28"/>
+              </w:rPr>
+            </w:pPr>
+          </w:p>
+          <w:p>
+            <w:pPr>
+              <w:jc w:val="left"/>
+              <w:rPr>
                 <w:rFonts w:ascii="Times New Roman Regular" w:hAnsi="Times New Roman Regular" w:cs="Times New Roman Regular"/>
                 <w:sz w:val="28"/>
                 <w:szCs w:val="28"/>
@@ -1593,6 +3490,7 @@
                 <w:sz w:val="28"/>
                 <w:szCs w:val="28"/>
               </w:rPr>
+              <w:lastRenderedPageBreak/>
               <w:t xml:space="preserve">4.1.4 </w:t>
             </w:r>
             <w:r>
@@ -1620,6 +3518,224 @@
               </w:rPr>
               <w:t>（完成人）</w:t>
             </w:r>
+          </w:p>
+          <w:p>
+            <w:pPr>
+              <w:widowControl/>
+              <w:spacing w:before="100" w:beforeAutospacing="1" w:after="100" w:afterAutospacing="1"/>
+              <w:jc w:val="left"/>
+              <w:rPr>
+                <w:rFonts w:ascii="宋体" w:hAnsi="宋体" w:cs="宋体"/>
+                <w:kern w:val="0"/>
+                <w:sz w:val="28"/>
+                <w:szCs w:val="28"/>
+              </w:rPr>
+            </w:pPr>
+            <w:r>
+              <w:rPr>
+                <w:rFonts w:ascii="宋体" w:hAnsi="宋体" w:cs="宋体"/>
+                <w:kern w:val="0"/>
+                <w:sz w:val="28"/>
+                <w:szCs w:val="28"/>
+              </w:rPr>
+              <w:t>在数据标注阶段，为平衡标注精度与工程效率，本实验未采用单一的标注手段，而是结合重构后的</w:t>
+            </w:r>
+            <w:proofErr w:type="gramStart"/>
+            <w:r>
+              <w:rPr>
+                <w:rFonts w:ascii="宋体" w:hAnsi="宋体" w:cs="宋体"/>
+                <w:kern w:val="0"/>
+                <w:sz w:val="28"/>
+                <w:szCs w:val="28"/>
+              </w:rPr>
+              <w:t>微服务</w:t>
+            </w:r>
+            <w:proofErr w:type="gramEnd"/>
+            <w:r>
+              <w:rPr>
+                <w:rFonts w:ascii="宋体" w:hAnsi="宋体" w:cs="宋体"/>
+                <w:kern w:val="0"/>
+                <w:sz w:val="28"/>
+                <w:szCs w:val="28"/>
+              </w:rPr>
+              <w:t>架构，设计了一套严谨的“人机协同”混合标注策略：</w:t>
+            </w:r>
+          </w:p>
+          <w:p>
+            <w:pPr>
+              <w:widowControl/>
+              <w:numPr>
+                <w:ilvl w:val="0"/>
+                <w:numId w:val="8"/>
+              </w:numPr>
+              <w:spacing w:before="100" w:beforeAutospacing="1" w:after="100" w:afterAutospacing="1"/>
+              <w:jc w:val="left"/>
+              <w:rPr>
+                <w:rFonts w:ascii="宋体" w:hAnsi="宋体" w:cs="宋体"/>
+                <w:kern w:val="0"/>
+                <w:sz w:val="28"/>
+                <w:szCs w:val="28"/>
+              </w:rPr>
+            </w:pPr>
+            <w:r>
+              <w:rPr>
+                <w:rFonts w:ascii="宋体" w:hAnsi="宋体" w:cs="宋体"/>
+                <w:b/>
+                <w:bCs/>
+                <w:kern w:val="0"/>
+                <w:sz w:val="28"/>
+                <w:szCs w:val="28"/>
+              </w:rPr>
+              <w:t>二维图像（人工基准与算法推理双轨并行）</w:t>
+            </w:r>
+            <w:r>
+              <w:rPr>
+                <w:rFonts w:ascii="宋体" w:hAnsi="宋体" w:cs="宋体"/>
+                <w:kern w:val="0"/>
+                <w:sz w:val="28"/>
+                <w:szCs w:val="28"/>
+              </w:rPr>
+              <w:t xml:space="preserve">：针对 2D 图像数据，团队首先投入人力完成了精细的人工语义标注。同时，为验证并评估认知系统的自动化水平，我们依然将原始图像接入了自主开发的无界面（Headless）批量推理脚本。利用 </w:t>
+            </w:r>
+            <w:proofErr w:type="spellStart"/>
+            <w:r>
+              <w:rPr>
+                <w:rFonts w:ascii="宋体" w:hAnsi="宋体" w:cs="宋体"/>
+                <w:kern w:val="0"/>
+                <w:sz w:val="28"/>
+                <w:szCs w:val="28"/>
+              </w:rPr>
+              <w:t>SegFormer</w:t>
+            </w:r>
+            <w:proofErr w:type="spellEnd"/>
+            <w:r>
+              <w:rPr>
+                <w:rFonts w:ascii="宋体" w:hAnsi="宋体" w:cs="宋体"/>
+                <w:kern w:val="0"/>
+                <w:sz w:val="28"/>
+                <w:szCs w:val="28"/>
+              </w:rPr>
+              <w:t xml:space="preserve"> 模型生成了全自动的机器标注掩码图，并提取了目标 JSON 数据。</w:t>
+            </w:r>
+          </w:p>
+          <w:p>
+            <w:pPr>
+              <w:widowControl/>
+              <w:numPr>
+                <w:ilvl w:val="0"/>
+                <w:numId w:val="8"/>
+              </w:numPr>
+              <w:spacing w:before="100" w:beforeAutospacing="1" w:after="100" w:afterAutospacing="1"/>
+              <w:jc w:val="left"/>
+              <w:rPr>
+                <w:rFonts w:ascii="宋体" w:hAnsi="宋体" w:cs="宋体"/>
+                <w:kern w:val="0"/>
+                <w:sz w:val="28"/>
+                <w:szCs w:val="28"/>
+              </w:rPr>
+            </w:pPr>
+            <w:r>
+              <w:rPr>
+                <w:rFonts w:ascii="宋体" w:hAnsi="宋体" w:cs="宋体"/>
+                <w:b/>
+                <w:bCs/>
+                <w:kern w:val="0"/>
+                <w:sz w:val="28"/>
+                <w:szCs w:val="28"/>
+              </w:rPr>
+              <w:t>三维点云（全自动化算法解析标注）</w:t>
+            </w:r>
+            <w:r>
+              <w:rPr>
+                <w:rFonts w:ascii="宋体" w:hAnsi="宋体" w:cs="宋体"/>
+                <w:kern w:val="0"/>
+                <w:sz w:val="28"/>
+                <w:szCs w:val="28"/>
+              </w:rPr>
+              <w:t>：鉴于三维空间点云（.</w:t>
+            </w:r>
+            <w:proofErr w:type="spellStart"/>
+            <w:r>
+              <w:rPr>
+                <w:rFonts w:ascii="宋体" w:hAnsi="宋体" w:cs="宋体"/>
+                <w:kern w:val="0"/>
+                <w:sz w:val="28"/>
+                <w:szCs w:val="28"/>
+              </w:rPr>
+              <w:t>pcd</w:t>
+            </w:r>
+            <w:proofErr w:type="spellEnd"/>
+            <w:r>
+              <w:rPr>
+                <w:rFonts w:ascii="宋体" w:hAnsi="宋体" w:cs="宋体"/>
+                <w:kern w:val="0"/>
+                <w:sz w:val="28"/>
+                <w:szCs w:val="28"/>
+              </w:rPr>
+              <w:t>）数据量级庞大（单帧数万点），且在 2D 屏幕下人工标注成本极高、视场容易受限。团队决定对 3D 数据实行</w:t>
+            </w:r>
+            <w:proofErr w:type="gramStart"/>
+            <w:r>
+              <w:rPr>
+                <w:rFonts w:ascii="宋体" w:hAnsi="宋体" w:cs="宋体"/>
+                <w:kern w:val="0"/>
+                <w:sz w:val="28"/>
+                <w:szCs w:val="28"/>
+              </w:rPr>
+              <w:t>全自动化流</w:t>
+            </w:r>
+            <w:proofErr w:type="gramEnd"/>
+            <w:r>
+              <w:rPr>
+                <w:rFonts w:ascii="宋体" w:hAnsi="宋体" w:cs="宋体"/>
+                <w:kern w:val="0"/>
+                <w:sz w:val="28"/>
+                <w:szCs w:val="28"/>
+              </w:rPr>
+              <w:t>处理。通过脚本遍历点云输入几何算法管线，经过 RANSAC 算法提取并剥离地面内点、DBSCAN 算法提取障碍物簇后，将带有十六进制颜色标签的顶点坐标重新打包，批量输出为带有色彩属性的 .</w:t>
+            </w:r>
+            <w:proofErr w:type="spellStart"/>
+            <w:r>
+              <w:rPr>
+                <w:rFonts w:ascii="宋体" w:hAnsi="宋体" w:cs="宋体"/>
+                <w:kern w:val="0"/>
+                <w:sz w:val="28"/>
+                <w:szCs w:val="28"/>
+              </w:rPr>
+              <w:t>pcd</w:t>
+            </w:r>
+            <w:proofErr w:type="spellEnd"/>
+            <w:r>
+              <w:rPr>
+                <w:rFonts w:ascii="宋体" w:hAnsi="宋体" w:cs="宋体"/>
+                <w:kern w:val="0"/>
+                <w:sz w:val="28"/>
+                <w:szCs w:val="28"/>
+              </w:rPr>
+              <w:t xml:space="preserve"> 与前端直接可读的二进制 .ply 标注文件。</w:t>
+            </w:r>
+          </w:p>
+          <w:p>
+            <w:pPr>
+              <w:jc w:val="left"/>
+              <w:rPr>
+                <w:rFonts w:ascii="Times New Roman Regular" w:eastAsia="黑体" w:hAnsi="Times New Roman Regular" w:cs="Times New Roman Regular"/>
+                <w:color w:val="C00000"/>
+                <w:sz w:val="28"/>
+                <w:szCs w:val="28"/>
+              </w:rPr>
+            </w:pPr>
+          </w:p>
+          <w:p>
+            <w:pPr>
+              <w:jc w:val="left"/>
+              <w:rPr>
+                <w:rFonts w:ascii="Times New Roman Regular" w:eastAsia="黑体" w:hAnsi="Times New Roman Regular" w:cs="Times New Roman Regular" w:hint="eastAsia"/>
+                <w:color w:val="C00000"/>
+                <w:sz w:val="28"/>
+                <w:szCs w:val="28"/>
+              </w:rPr>
+            </w:pPr>
           </w:p>
           <w:p>
             <w:pPr>
@@ -1667,6 +3783,7 @@
               <w:jc w:val="left"/>
               <w:rPr>
                 <w:rFonts w:ascii="Times New Roman Regular" w:eastAsia="黑体" w:hAnsi="Times New Roman Regular" w:cs="Times New Roman Regular"/>
+                <w:color w:val="C00000"/>
                 <w:sz w:val="28"/>
                 <w:szCs w:val="28"/>
               </w:rPr>
@@ -1707,6 +3824,393 @@
           </w:p>
           <w:p>
             <w:pPr>
+              <w:widowControl/>
+              <w:spacing w:before="100" w:beforeAutospacing="1" w:after="100" w:afterAutospacing="1"/>
+              <w:jc w:val="left"/>
+              <w:rPr>
+                <w:rFonts w:ascii="宋体" w:hAnsi="宋体" w:cs="宋体"/>
+                <w:kern w:val="0"/>
+                <w:sz w:val="28"/>
+                <w:szCs w:val="28"/>
+              </w:rPr>
+            </w:pPr>
+            <w:r>
+              <w:rPr>
+                <w:rFonts w:ascii="宋体" w:hAnsi="宋体" w:cs="宋体"/>
+                <w:b/>
+                <w:bCs/>
+                <w:kern w:val="0"/>
+                <w:sz w:val="28"/>
+                <w:szCs w:val="28"/>
+              </w:rPr>
+              <w:t>5.1.1 算法微服务化与内存优化</w:t>
+            </w:r>
+            <w:r>
+              <w:rPr>
+                <w:rFonts w:ascii="宋体" w:hAnsi="宋体" w:cs="宋体"/>
+                <w:kern w:val="0"/>
+                <w:sz w:val="28"/>
+                <w:szCs w:val="28"/>
+              </w:rPr>
+              <w:t xml:space="preserve"> </w:t>
+            </w:r>
+          </w:p>
+          <w:p>
+            <w:pPr>
+              <w:widowControl/>
+              <w:spacing w:before="100" w:beforeAutospacing="1" w:after="100" w:afterAutospacing="1"/>
+              <w:jc w:val="left"/>
+              <w:rPr>
+                <w:rFonts w:ascii="宋体" w:hAnsi="宋体" w:cs="宋体"/>
+                <w:kern w:val="0"/>
+                <w:sz w:val="28"/>
+                <w:szCs w:val="28"/>
+              </w:rPr>
+            </w:pPr>
+            <w:r>
+              <w:rPr>
+                <w:rFonts w:ascii="宋体" w:hAnsi="宋体" w:cs="宋体"/>
+                <w:kern w:val="0"/>
+                <w:sz w:val="28"/>
+                <w:szCs w:val="28"/>
+              </w:rPr>
+              <w:t xml:space="preserve">在二维场景理解任务中，后端集成了基于 Transformer 架构的 </w:t>
+            </w:r>
+            <w:proofErr w:type="spellStart"/>
+            <w:r>
+              <w:rPr>
+                <w:rFonts w:ascii="宋体" w:hAnsi="宋体" w:cs="宋体"/>
+                <w:kern w:val="0"/>
+                <w:sz w:val="28"/>
+                <w:szCs w:val="28"/>
+              </w:rPr>
+              <w:t>SegFormer</w:t>
+            </w:r>
+            <w:proofErr w:type="spellEnd"/>
+            <w:r>
+              <w:rPr>
+                <w:rFonts w:ascii="宋体" w:hAnsi="宋体" w:cs="宋体"/>
+                <w:kern w:val="0"/>
+                <w:sz w:val="28"/>
+                <w:szCs w:val="28"/>
+              </w:rPr>
+              <w:t>（</w:t>
+            </w:r>
+            <w:proofErr w:type="spellStart"/>
+            <w:r>
+              <w:rPr>
+                <w:rFonts w:ascii="宋体" w:hAnsi="宋体" w:cs="宋体"/>
+                <w:kern w:val="0"/>
+                <w:sz w:val="28"/>
+                <w:szCs w:val="28"/>
+              </w:rPr>
+              <w:t>nvidia</w:t>
+            </w:r>
+            <w:proofErr w:type="spellEnd"/>
+            <w:r>
+              <w:rPr>
+                <w:rFonts w:ascii="宋体" w:hAnsi="宋体" w:cs="宋体"/>
+                <w:kern w:val="0"/>
+                <w:sz w:val="28"/>
+                <w:szCs w:val="28"/>
+              </w:rPr>
+              <w:t>/segformer-b0）模型进行</w:t>
+            </w:r>
+            <w:proofErr w:type="gramStart"/>
+            <w:r>
+              <w:rPr>
+                <w:rFonts w:ascii="宋体" w:hAnsi="宋体" w:cs="宋体"/>
+                <w:kern w:val="0"/>
+                <w:sz w:val="28"/>
+                <w:szCs w:val="28"/>
+              </w:rPr>
+              <w:t>像素级</w:t>
+            </w:r>
+            <w:proofErr w:type="gramEnd"/>
+            <w:r>
+              <w:rPr>
+                <w:rFonts w:ascii="宋体" w:hAnsi="宋体" w:cs="宋体"/>
+                <w:kern w:val="0"/>
+                <w:sz w:val="28"/>
+                <w:szCs w:val="28"/>
+              </w:rPr>
+              <w:t>语义分割。我们重构了推理逻辑：</w:t>
+            </w:r>
+          </w:p>
+          <w:p>
+            <w:pPr>
+              <w:widowControl/>
+              <w:numPr>
+                <w:ilvl w:val="0"/>
+                <w:numId w:val="11"/>
+              </w:numPr>
+              <w:spacing w:before="100" w:beforeAutospacing="1" w:after="100" w:afterAutospacing="1"/>
+              <w:jc w:val="left"/>
+              <w:rPr>
+                <w:rFonts w:ascii="宋体" w:hAnsi="宋体" w:cs="宋体"/>
+                <w:kern w:val="0"/>
+                <w:sz w:val="28"/>
+                <w:szCs w:val="28"/>
+              </w:rPr>
+            </w:pPr>
+            <w:r>
+              <w:rPr>
+                <w:rFonts w:ascii="宋体" w:hAnsi="宋体" w:cs="宋体"/>
+                <w:b/>
+                <w:bCs/>
+                <w:kern w:val="0"/>
+                <w:sz w:val="28"/>
+                <w:szCs w:val="28"/>
+              </w:rPr>
+              <w:t>数据结构化提取</w:t>
+            </w:r>
+            <w:r>
+              <w:rPr>
+                <w:rFonts w:ascii="宋体" w:hAnsi="宋体" w:cs="宋体"/>
+                <w:kern w:val="0"/>
+                <w:sz w:val="28"/>
+                <w:szCs w:val="28"/>
+              </w:rPr>
+              <w:t>：摒弃了将图例（Legend）直接“画”在图片上的传统做法。算法在生成纯净透明</w:t>
+            </w:r>
+            <w:proofErr w:type="gramStart"/>
+            <w:r>
+              <w:rPr>
+                <w:rFonts w:ascii="宋体" w:hAnsi="宋体" w:cs="宋体"/>
+                <w:kern w:val="0"/>
+                <w:sz w:val="28"/>
+                <w:szCs w:val="28"/>
+              </w:rPr>
+              <w:t>掩码图</w:t>
+            </w:r>
+            <w:proofErr w:type="gramEnd"/>
+            <w:r>
+              <w:rPr>
+                <w:rFonts w:ascii="宋体" w:hAnsi="宋体" w:cs="宋体"/>
+                <w:kern w:val="0"/>
+                <w:sz w:val="28"/>
+                <w:szCs w:val="28"/>
+              </w:rPr>
+              <w:t>的同时，动态捕获识别到的目标类别（如 FLOOR、WALL 等），并将其对应的 Matplotlib RGB 颜色实时转换为标准网页 Hex 色值，最终将图片 URL 与结构化的目标 JSON 数组一并返回。</w:t>
+            </w:r>
+          </w:p>
+          <w:p>
+            <w:pPr>
+              <w:widowControl/>
+              <w:numPr>
+                <w:ilvl w:val="0"/>
+                <w:numId w:val="11"/>
+              </w:numPr>
+              <w:spacing w:before="100" w:beforeAutospacing="1" w:after="100" w:afterAutospacing="1"/>
+              <w:jc w:val="left"/>
+              <w:rPr>
+                <w:rFonts w:ascii="宋体" w:hAnsi="宋体" w:cs="宋体"/>
+                <w:kern w:val="0"/>
+                <w:sz w:val="28"/>
+                <w:szCs w:val="28"/>
+              </w:rPr>
+            </w:pPr>
+            <w:r>
+              <w:rPr>
+                <w:rFonts w:ascii="宋体" w:hAnsi="宋体" w:cs="宋体"/>
+                <w:b/>
+                <w:bCs/>
+                <w:kern w:val="0"/>
+                <w:sz w:val="28"/>
+                <w:szCs w:val="28"/>
+              </w:rPr>
+              <w:t>抗压内存管理</w:t>
+            </w:r>
+            <w:r>
+              <w:rPr>
+                <w:rFonts w:ascii="宋体" w:hAnsi="宋体" w:cs="宋体"/>
+                <w:kern w:val="0"/>
+                <w:sz w:val="28"/>
+                <w:szCs w:val="28"/>
+              </w:rPr>
+              <w:t>：针对 1080P 高清大图批量推理时极易引发的内存溢出，在</w:t>
+            </w:r>
+            <w:proofErr w:type="gramStart"/>
+            <w:r>
+              <w:rPr>
+                <w:rFonts w:ascii="宋体" w:hAnsi="宋体" w:cs="宋体"/>
+                <w:kern w:val="0"/>
+                <w:sz w:val="28"/>
+                <w:szCs w:val="28"/>
+              </w:rPr>
+              <w:t>微服务</w:t>
+            </w:r>
+            <w:proofErr w:type="gramEnd"/>
+            <w:r>
+              <w:rPr>
+                <w:rFonts w:ascii="宋体" w:hAnsi="宋体" w:cs="宋体"/>
+                <w:kern w:val="0"/>
+                <w:sz w:val="28"/>
+                <w:szCs w:val="28"/>
+              </w:rPr>
+              <w:t>层引入了单精度浮点数（float32）</w:t>
+            </w:r>
+            <w:proofErr w:type="gramStart"/>
+            <w:r>
+              <w:rPr>
+                <w:rFonts w:ascii="宋体" w:hAnsi="宋体" w:cs="宋体"/>
+                <w:kern w:val="0"/>
+                <w:sz w:val="28"/>
+                <w:szCs w:val="28"/>
+              </w:rPr>
+              <w:t>降维矩阵</w:t>
+            </w:r>
+            <w:proofErr w:type="gramEnd"/>
+            <w:r>
+              <w:rPr>
+                <w:rFonts w:ascii="宋体" w:hAnsi="宋体" w:cs="宋体"/>
+                <w:kern w:val="0"/>
+                <w:sz w:val="28"/>
+                <w:szCs w:val="28"/>
+              </w:rPr>
+              <w:t>，并在每次接口调用后强制触发Python垃圾回收机制（</w:t>
+            </w:r>
+            <w:proofErr w:type="spellStart"/>
+            <w:r>
+              <w:rPr>
+                <w:rFonts w:ascii="宋体" w:hAnsi="宋体" w:cs="宋体"/>
+                <w:kern w:val="0"/>
+                <w:sz w:val="28"/>
+                <w:szCs w:val="28"/>
+              </w:rPr>
+              <w:t>gc.collect</w:t>
+            </w:r>
+            <w:proofErr w:type="spellEnd"/>
+            <w:r>
+              <w:rPr>
+                <w:rFonts w:ascii="宋体" w:hAnsi="宋体" w:cs="宋体"/>
+                <w:kern w:val="0"/>
+                <w:sz w:val="28"/>
+                <w:szCs w:val="28"/>
+              </w:rPr>
+              <w:t>()），彻底清除了底层计算图残留，保障了服务端的高可用性。</w:t>
+            </w:r>
+          </w:p>
+          <w:p>
+            <w:pPr>
+              <w:widowControl/>
+              <w:spacing w:before="100" w:beforeAutospacing="1" w:after="100" w:afterAutospacing="1"/>
+              <w:jc w:val="left"/>
+              <w:rPr>
+                <w:rFonts w:ascii="宋体" w:hAnsi="宋体" w:cs="宋体"/>
+                <w:kern w:val="0"/>
+                <w:sz w:val="28"/>
+                <w:szCs w:val="28"/>
+              </w:rPr>
+            </w:pPr>
+            <w:r>
+              <w:rPr>
+                <w:rFonts w:ascii="宋体" w:hAnsi="宋体" w:cs="宋体"/>
+                <w:b/>
+                <w:bCs/>
+                <w:kern w:val="0"/>
+                <w:sz w:val="28"/>
+                <w:szCs w:val="28"/>
+              </w:rPr>
+              <w:t>5.1.2 控制台与动态图例交互</w:t>
+            </w:r>
+            <w:r>
+              <w:rPr>
+                <w:rFonts w:ascii="宋体" w:hAnsi="宋体" w:cs="宋体"/>
+                <w:kern w:val="0"/>
+                <w:sz w:val="28"/>
+                <w:szCs w:val="28"/>
+              </w:rPr>
+              <w:t xml:space="preserve"> </w:t>
+            </w:r>
+          </w:p>
+          <w:p>
+            <w:pPr>
+              <w:widowControl/>
+              <w:spacing w:before="100" w:beforeAutospacing="1" w:after="100" w:afterAutospacing="1"/>
+              <w:jc w:val="left"/>
+              <w:rPr>
+                <w:rFonts w:ascii="宋体" w:hAnsi="宋体" w:cs="宋体"/>
+                <w:kern w:val="0"/>
+                <w:sz w:val="28"/>
+                <w:szCs w:val="28"/>
+              </w:rPr>
+            </w:pPr>
+            <w:r>
+              <w:rPr>
+                <w:rFonts w:ascii="宋体" w:hAnsi="宋体" w:cs="宋体"/>
+                <w:kern w:val="0"/>
+                <w:sz w:val="28"/>
+                <w:szCs w:val="28"/>
+              </w:rPr>
+              <w:lastRenderedPageBreak/>
+              <w:t>前端抛弃了廉价的静态展示，基于 Vue 3 搭建了数据大屏：</w:t>
+            </w:r>
+          </w:p>
+          <w:p>
+            <w:pPr>
+              <w:widowControl/>
+              <w:numPr>
+                <w:ilvl w:val="0"/>
+                <w:numId w:val="12"/>
+              </w:numPr>
+              <w:spacing w:before="100" w:beforeAutospacing="1" w:after="100" w:afterAutospacing="1"/>
+              <w:jc w:val="left"/>
+              <w:rPr>
+                <w:rFonts w:ascii="宋体" w:hAnsi="宋体" w:cs="宋体"/>
+                <w:kern w:val="0"/>
+                <w:sz w:val="28"/>
+                <w:szCs w:val="28"/>
+              </w:rPr>
+            </w:pPr>
+            <w:r>
+              <w:rPr>
+                <w:rFonts w:ascii="宋体" w:hAnsi="宋体" w:cs="宋体"/>
+                <w:kern w:val="0"/>
+                <w:sz w:val="28"/>
+                <w:szCs w:val="28"/>
+              </w:rPr>
+              <w:t>接收到后端返回的 JSON 数据后，前端利用数据绑定机制，在图片展示区下方动态渲染出一排指标标签（Tags）。</w:t>
+            </w:r>
+          </w:p>
+          <w:p>
+            <w:pPr>
+              <w:widowControl/>
+              <w:numPr>
+                <w:ilvl w:val="0"/>
+                <w:numId w:val="12"/>
+              </w:numPr>
+              <w:spacing w:before="100" w:beforeAutospacing="1" w:after="100" w:afterAutospacing="1"/>
+              <w:jc w:val="left"/>
+              <w:rPr>
+                <w:rFonts w:ascii="宋体" w:hAnsi="宋体" w:cs="宋体"/>
+                <w:kern w:val="0"/>
+                <w:sz w:val="28"/>
+                <w:szCs w:val="28"/>
+              </w:rPr>
+            </w:pPr>
+            <w:r>
+              <w:rPr>
+                <w:rFonts w:ascii="宋体" w:hAnsi="宋体" w:cs="宋体"/>
+                <w:kern w:val="0"/>
+                <w:sz w:val="28"/>
+                <w:szCs w:val="28"/>
+              </w:rPr>
+              <w:t>每个标签内部精准生成一个与掩码颜色完全对应的动态色块（Color Indicator）。这种将“图像渲染”与“元数据图例”彻底分离的设计，提升了系统的交互规范性与数据可读性。</w:t>
+            </w:r>
+          </w:p>
+          <w:p>
+            <w:pPr>
+              <w:jc w:val="left"/>
+              <w:rPr>
+                <w:rFonts w:ascii="Times New Roman Regular" w:eastAsia="黑体" w:hAnsi="Times New Roman Regular" w:cs="Times New Roman Regular" w:hint="eastAsia"/>
+                <w:sz w:val="28"/>
+                <w:szCs w:val="28"/>
+              </w:rPr>
+            </w:pPr>
+          </w:p>
+          <w:p>
+            <w:pPr>
               <w:jc w:val="left"/>
               <w:rPr>
                 <w:rFonts w:ascii="Times New Roman Regular" w:eastAsia="黑体" w:hAnsi="Times New Roman Regular" w:cs="Times New Roman Regular"/>
@@ -1748,6 +4252,466 @@
               </w:rPr>
               <w:t>（完成人）</w:t>
             </w:r>
+          </w:p>
+          <w:p>
+            <w:pPr>
+              <w:widowControl/>
+              <w:spacing w:before="100" w:beforeAutospacing="1" w:after="100" w:afterAutospacing="1"/>
+              <w:jc w:val="left"/>
+              <w:rPr>
+                <w:rFonts w:ascii="宋体" w:hAnsi="宋体" w:cs="宋体"/>
+                <w:kern w:val="0"/>
+                <w:sz w:val="28"/>
+                <w:szCs w:val="28"/>
+              </w:rPr>
+            </w:pPr>
+            <w:r>
+              <w:rPr>
+                <w:rFonts w:ascii="宋体" w:hAnsi="宋体" w:cs="宋体"/>
+                <w:b/>
+                <w:bCs/>
+                <w:kern w:val="0"/>
+                <w:sz w:val="28"/>
+                <w:szCs w:val="28"/>
+              </w:rPr>
+              <w:t>5.2.1 空间解析算法管线</w:t>
+            </w:r>
+            <w:r>
+              <w:rPr>
+                <w:rFonts w:ascii="宋体" w:hAnsi="宋体" w:cs="宋体"/>
+                <w:kern w:val="0"/>
+                <w:sz w:val="28"/>
+                <w:szCs w:val="28"/>
+              </w:rPr>
+              <w:t xml:space="preserve"> </w:t>
+            </w:r>
+          </w:p>
+          <w:p>
+            <w:pPr>
+              <w:widowControl/>
+              <w:spacing w:before="100" w:beforeAutospacing="1" w:after="100" w:afterAutospacing="1"/>
+              <w:jc w:val="left"/>
+              <w:rPr>
+                <w:rFonts w:ascii="宋体" w:hAnsi="宋体" w:cs="宋体"/>
+                <w:kern w:val="0"/>
+                <w:sz w:val="28"/>
+                <w:szCs w:val="28"/>
+              </w:rPr>
+            </w:pPr>
+            <w:r>
+              <w:rPr>
+                <w:rFonts w:ascii="宋体" w:hAnsi="宋体" w:cs="宋体"/>
+                <w:kern w:val="0"/>
+                <w:sz w:val="28"/>
+                <w:szCs w:val="28"/>
+              </w:rPr>
+              <w:t>针对机器狗采集的复杂非结构化点云，后端设计了一套高效的三维空间解析算子链，避免了大型 3D 深度网络带来的</w:t>
+            </w:r>
+            <w:proofErr w:type="gramStart"/>
+            <w:r>
+              <w:rPr>
+                <w:rFonts w:ascii="宋体" w:hAnsi="宋体" w:cs="宋体"/>
+                <w:kern w:val="0"/>
+                <w:sz w:val="28"/>
+                <w:szCs w:val="28"/>
+              </w:rPr>
+              <w:t>高昂算力开销</w:t>
+            </w:r>
+            <w:proofErr w:type="gramEnd"/>
+            <w:r>
+              <w:rPr>
+                <w:rFonts w:ascii="宋体" w:hAnsi="宋体" w:cs="宋体"/>
+                <w:kern w:val="0"/>
+                <w:sz w:val="28"/>
+                <w:szCs w:val="28"/>
+              </w:rPr>
+              <w:t>：</w:t>
+            </w:r>
+          </w:p>
+          <w:p>
+            <w:pPr>
+              <w:widowControl/>
+              <w:numPr>
+                <w:ilvl w:val="0"/>
+                <w:numId w:val="13"/>
+              </w:numPr>
+              <w:spacing w:before="100" w:beforeAutospacing="1" w:after="100" w:afterAutospacing="1"/>
+              <w:jc w:val="left"/>
+              <w:rPr>
+                <w:rFonts w:ascii="宋体" w:hAnsi="宋体" w:cs="宋体"/>
+                <w:kern w:val="0"/>
+                <w:sz w:val="28"/>
+                <w:szCs w:val="28"/>
+              </w:rPr>
+            </w:pPr>
+            <w:r>
+              <w:rPr>
+                <w:rFonts w:ascii="宋体" w:hAnsi="宋体" w:cs="宋体"/>
+                <w:b/>
+                <w:bCs/>
+                <w:kern w:val="0"/>
+                <w:sz w:val="28"/>
+                <w:szCs w:val="28"/>
+              </w:rPr>
+              <w:t>体素滤波降采样</w:t>
+            </w:r>
+            <w:r>
+              <w:rPr>
+                <w:rFonts w:ascii="宋体" w:hAnsi="宋体" w:cs="宋体"/>
+                <w:kern w:val="0"/>
+                <w:sz w:val="28"/>
+                <w:szCs w:val="28"/>
+              </w:rPr>
+              <w:t>：首先采用 0.06 尺寸的体素网格（Voxel Grid）对庞大的输入点云进行均匀降采样，在保留宏观空间拓扑特征的同时，极大减轻了后续聚类与前端渲染的压力。</w:t>
+            </w:r>
+          </w:p>
+          <w:p>
+            <w:pPr>
+              <w:widowControl/>
+              <w:numPr>
+                <w:ilvl w:val="0"/>
+                <w:numId w:val="13"/>
+              </w:numPr>
+              <w:spacing w:before="100" w:beforeAutospacing="1" w:after="100" w:afterAutospacing="1"/>
+              <w:jc w:val="left"/>
+              <w:rPr>
+                <w:rFonts w:ascii="宋体" w:hAnsi="宋体" w:cs="宋体"/>
+                <w:kern w:val="0"/>
+                <w:sz w:val="28"/>
+                <w:szCs w:val="28"/>
+              </w:rPr>
+            </w:pPr>
+            <w:r>
+              <w:rPr>
+                <w:rFonts w:ascii="宋体" w:hAnsi="宋体" w:cs="宋体"/>
+                <w:b/>
+                <w:bCs/>
+                <w:kern w:val="0"/>
+                <w:sz w:val="28"/>
+                <w:szCs w:val="28"/>
+              </w:rPr>
+              <w:t>平面分割与独立着色</w:t>
+            </w:r>
+            <w:r>
+              <w:rPr>
+                <w:rFonts w:ascii="宋体" w:hAnsi="宋体" w:cs="宋体"/>
+                <w:kern w:val="0"/>
+                <w:sz w:val="28"/>
+                <w:szCs w:val="28"/>
+              </w:rPr>
+              <w:t>：采用 RANSAC 算法剥离地面点云，并针对剩余的外点（障碍物）启用 DBSCAN 密度聚类。通过</w:t>
+            </w:r>
+            <w:r>
+              <w:rPr>
+                <w:rFonts w:ascii="宋体" w:hAnsi="宋体" w:cs="宋体"/>
+                <w:kern w:val="0"/>
+                <w:sz w:val="28"/>
+                <w:szCs w:val="28"/>
+              </w:rPr>
+              <w:lastRenderedPageBreak/>
+              <w:t>动态分配对比度鲜明的 Colormap，实现了三维空间中多障碍物簇的精确分离。</w:t>
+            </w:r>
+          </w:p>
+          <w:p>
+            <w:pPr>
+              <w:widowControl/>
+              <w:numPr>
+                <w:ilvl w:val="0"/>
+                <w:numId w:val="13"/>
+              </w:numPr>
+              <w:spacing w:before="100" w:beforeAutospacing="1" w:after="100" w:afterAutospacing="1"/>
+              <w:jc w:val="left"/>
+              <w:rPr>
+                <w:rFonts w:ascii="宋体" w:hAnsi="宋体" w:cs="宋体"/>
+                <w:kern w:val="0"/>
+                <w:sz w:val="28"/>
+                <w:szCs w:val="28"/>
+              </w:rPr>
+            </w:pPr>
+            <w:r>
+              <w:rPr>
+                <w:rFonts w:ascii="宋体" w:hAnsi="宋体" w:cs="宋体"/>
+                <w:b/>
+                <w:bCs/>
+                <w:kern w:val="0"/>
+                <w:sz w:val="28"/>
+                <w:szCs w:val="28"/>
+              </w:rPr>
+              <w:t>双轨文件输出</w:t>
+            </w:r>
+            <w:r>
+              <w:rPr>
+                <w:rFonts w:ascii="宋体" w:hAnsi="宋体" w:cs="宋体"/>
+                <w:kern w:val="0"/>
+                <w:sz w:val="28"/>
+                <w:szCs w:val="28"/>
+              </w:rPr>
+              <w:t>：在输出环节，算法不仅生成标准的 .</w:t>
+            </w:r>
+            <w:proofErr w:type="spellStart"/>
+            <w:r>
+              <w:rPr>
+                <w:rFonts w:ascii="宋体" w:hAnsi="宋体" w:cs="宋体"/>
+                <w:kern w:val="0"/>
+                <w:sz w:val="28"/>
+                <w:szCs w:val="28"/>
+              </w:rPr>
+              <w:t>pcd</w:t>
+            </w:r>
+            <w:proofErr w:type="spellEnd"/>
+            <w:r>
+              <w:rPr>
+                <w:rFonts w:ascii="宋体" w:hAnsi="宋体" w:cs="宋体"/>
+                <w:kern w:val="0"/>
+                <w:sz w:val="28"/>
+                <w:szCs w:val="28"/>
+              </w:rPr>
+              <w:t xml:space="preserve"> 文件供实验归档，还专门配置了 </w:t>
+            </w:r>
+            <w:proofErr w:type="spellStart"/>
+            <w:r>
+              <w:rPr>
+                <w:rFonts w:ascii="宋体" w:hAnsi="宋体" w:cs="宋体"/>
+                <w:kern w:val="0"/>
+                <w:sz w:val="28"/>
+                <w:szCs w:val="28"/>
+              </w:rPr>
+              <w:t>write_ascii</w:t>
+            </w:r>
+            <w:proofErr w:type="spellEnd"/>
+            <w:r>
+              <w:rPr>
+                <w:rFonts w:ascii="宋体" w:hAnsi="宋体" w:cs="宋体"/>
+                <w:kern w:val="0"/>
+                <w:sz w:val="28"/>
+                <w:szCs w:val="28"/>
+              </w:rPr>
+              <w:t>=False 的参数，额外导出一份高压缩比的二进制 .ply 文件，专门服务于前端的高速网络加载。</w:t>
+            </w:r>
+          </w:p>
+          <w:p>
+            <w:pPr>
+              <w:widowControl/>
+              <w:spacing w:before="100" w:beforeAutospacing="1" w:after="100" w:afterAutospacing="1"/>
+              <w:jc w:val="left"/>
+              <w:rPr>
+                <w:rFonts w:ascii="宋体" w:hAnsi="宋体" w:cs="宋体"/>
+                <w:kern w:val="0"/>
+                <w:sz w:val="28"/>
+                <w:szCs w:val="28"/>
+              </w:rPr>
+            </w:pPr>
+            <w:r>
+              <w:rPr>
+                <w:rFonts w:ascii="宋体" w:hAnsi="宋体" w:cs="宋体"/>
+                <w:b/>
+                <w:bCs/>
+                <w:kern w:val="0"/>
+                <w:sz w:val="28"/>
+                <w:szCs w:val="28"/>
+              </w:rPr>
+              <w:t>5.2.2 基于 WebGL 的三维数字渲染</w:t>
+            </w:r>
+            <w:r>
+              <w:rPr>
+                <w:rFonts w:ascii="宋体" w:hAnsi="宋体" w:cs="宋体"/>
+                <w:kern w:val="0"/>
+                <w:sz w:val="28"/>
+                <w:szCs w:val="28"/>
+              </w:rPr>
+              <w:t xml:space="preserve"> </w:t>
+            </w:r>
+          </w:p>
+          <w:p>
+            <w:pPr>
+              <w:widowControl/>
+              <w:spacing w:before="100" w:beforeAutospacing="1" w:after="100" w:afterAutospacing="1"/>
+              <w:jc w:val="left"/>
+              <w:rPr>
+                <w:rFonts w:ascii="宋体" w:hAnsi="宋体" w:cs="宋体"/>
+                <w:kern w:val="0"/>
+                <w:sz w:val="28"/>
+                <w:szCs w:val="28"/>
+              </w:rPr>
+            </w:pPr>
+            <w:r>
+              <w:rPr>
+                <w:rFonts w:ascii="宋体" w:hAnsi="宋体" w:cs="宋体"/>
+                <w:kern w:val="0"/>
+                <w:sz w:val="28"/>
+                <w:szCs w:val="28"/>
+              </w:rPr>
+              <w:t>针对三维点云展示，本实验打破了常规实验报告中“展示静态多视角截图”的局限。</w:t>
+            </w:r>
+          </w:p>
+          <w:p>
+            <w:pPr>
+              <w:widowControl/>
+              <w:numPr>
+                <w:ilvl w:val="0"/>
+                <w:numId w:val="14"/>
+              </w:numPr>
+              <w:spacing w:before="100" w:beforeAutospacing="1" w:after="100" w:afterAutospacing="1"/>
+              <w:jc w:val="left"/>
+              <w:rPr>
+                <w:rFonts w:ascii="宋体" w:hAnsi="宋体" w:cs="宋体"/>
+                <w:kern w:val="0"/>
+                <w:sz w:val="28"/>
+                <w:szCs w:val="28"/>
+              </w:rPr>
+            </w:pPr>
+            <w:r>
+              <w:rPr>
+                <w:rFonts w:ascii="宋体" w:hAnsi="宋体" w:cs="宋体"/>
+                <w:kern w:val="0"/>
+                <w:sz w:val="28"/>
+                <w:szCs w:val="28"/>
+              </w:rPr>
+              <w:t xml:space="preserve">前端集成了 </w:t>
+            </w:r>
+            <w:r>
+              <w:rPr>
+                <w:rFonts w:ascii="宋体" w:hAnsi="宋体" w:cs="宋体"/>
+                <w:b/>
+                <w:bCs/>
+                <w:kern w:val="0"/>
+                <w:sz w:val="28"/>
+                <w:szCs w:val="28"/>
+              </w:rPr>
+              <w:t>Three.js</w:t>
+            </w:r>
+            <w:r>
+              <w:rPr>
+                <w:rFonts w:ascii="宋体" w:hAnsi="宋体" w:cs="宋体"/>
+                <w:kern w:val="0"/>
+                <w:sz w:val="28"/>
+                <w:szCs w:val="28"/>
+              </w:rPr>
+              <w:t xml:space="preserve"> 三维渲染引擎，在浏览器原生层面构建了 WebGL 场景画布。</w:t>
+            </w:r>
+          </w:p>
+          <w:p>
+            <w:pPr>
+              <w:widowControl/>
+              <w:numPr>
+                <w:ilvl w:val="0"/>
+                <w:numId w:val="14"/>
+              </w:numPr>
+              <w:spacing w:before="100" w:beforeAutospacing="1" w:after="100" w:afterAutospacing="1"/>
+              <w:jc w:val="left"/>
+              <w:rPr>
+                <w:rFonts w:ascii="宋体" w:hAnsi="宋体" w:cs="宋体"/>
+                <w:kern w:val="0"/>
+                <w:sz w:val="28"/>
+                <w:szCs w:val="28"/>
+              </w:rPr>
+            </w:pPr>
+            <w:r>
+              <w:rPr>
+                <w:rFonts w:ascii="宋体" w:hAnsi="宋体" w:cs="宋体"/>
+                <w:kern w:val="0"/>
+                <w:sz w:val="28"/>
+                <w:szCs w:val="28"/>
+              </w:rPr>
+              <w:t>用户通过界面上传点</w:t>
+            </w:r>
+            <w:proofErr w:type="gramStart"/>
+            <w:r>
+              <w:rPr>
+                <w:rFonts w:ascii="宋体" w:hAnsi="宋体" w:cs="宋体"/>
+                <w:kern w:val="0"/>
+                <w:sz w:val="28"/>
+                <w:szCs w:val="28"/>
+              </w:rPr>
+              <w:t>云文件</w:t>
+            </w:r>
+            <w:proofErr w:type="gramEnd"/>
+            <w:r>
+              <w:rPr>
+                <w:rFonts w:ascii="宋体" w:hAnsi="宋体" w:cs="宋体"/>
+                <w:kern w:val="0"/>
+                <w:sz w:val="28"/>
+                <w:szCs w:val="28"/>
+              </w:rPr>
+              <w:t>后，前端可直接解析二进制 .ply 流，将包含数十万个顶点的彩色空间结构实例化到网页中。</w:t>
+            </w:r>
+          </w:p>
+          <w:p>
+            <w:pPr>
+              <w:widowControl/>
+              <w:numPr>
+                <w:ilvl w:val="0"/>
+                <w:numId w:val="14"/>
+              </w:numPr>
+              <w:spacing w:before="100" w:beforeAutospacing="1" w:after="100" w:afterAutospacing="1"/>
+              <w:jc w:val="left"/>
+              <w:rPr>
+                <w:rFonts w:ascii="宋体" w:hAnsi="宋体" w:cs="宋体"/>
+                <w:kern w:val="0"/>
+                <w:sz w:val="28"/>
+                <w:szCs w:val="28"/>
+              </w:rPr>
+            </w:pPr>
+            <w:r>
+              <w:rPr>
+                <w:rFonts w:ascii="宋体" w:hAnsi="宋体" w:cs="宋体"/>
+                <w:kern w:val="0"/>
+                <w:sz w:val="28"/>
+                <w:szCs w:val="28"/>
+              </w:rPr>
+              <w:t>该模块赋予了用户极高的自由度，支持通过鼠标进行 360 度全景拖拽旋转、空间平移及无极缩放，在浏览器</w:t>
+            </w:r>
+            <w:proofErr w:type="gramStart"/>
+            <w:r>
+              <w:rPr>
+                <w:rFonts w:ascii="宋体" w:hAnsi="宋体" w:cs="宋体"/>
+                <w:kern w:val="0"/>
+                <w:sz w:val="28"/>
+                <w:szCs w:val="28"/>
+              </w:rPr>
+              <w:t>端真正</w:t>
+            </w:r>
+            <w:proofErr w:type="gramEnd"/>
+            <w:r>
+              <w:rPr>
+                <w:rFonts w:ascii="宋体" w:hAnsi="宋体" w:cs="宋体"/>
+                <w:kern w:val="0"/>
+                <w:sz w:val="28"/>
+                <w:szCs w:val="28"/>
+              </w:rPr>
+              <w:t>实现了机器狗视野的3D数字</w:t>
+            </w:r>
+            <w:proofErr w:type="gramStart"/>
+            <w:r>
+              <w:rPr>
+                <w:rFonts w:ascii="宋体" w:hAnsi="宋体" w:cs="宋体"/>
+                <w:kern w:val="0"/>
+                <w:sz w:val="28"/>
+                <w:szCs w:val="28"/>
+              </w:rPr>
+              <w:t>孪生与</w:t>
+            </w:r>
+            <w:proofErr w:type="gramEnd"/>
+            <w:r>
+              <w:rPr>
+                <w:rFonts w:ascii="宋体" w:hAnsi="宋体" w:cs="宋体"/>
+                <w:kern w:val="0"/>
+                <w:sz w:val="28"/>
+                <w:szCs w:val="28"/>
+              </w:rPr>
+              <w:t>沉浸式交互。</w:t>
+            </w:r>
+          </w:p>
+          <w:p>
+            <w:pPr>
+              <w:jc w:val="left"/>
+              <w:rPr>
+                <w:rFonts w:ascii="Times New Roman Regular" w:eastAsia="黑体" w:hAnsi="Times New Roman Regular" w:cs="Times New Roman Regular" w:hint="eastAsia"/>
+                <w:color w:val="C00000"/>
+                <w:sz w:val="28"/>
+                <w:szCs w:val="28"/>
+              </w:rPr>
+            </w:pPr>
           </w:p>
           <w:p>
             <w:pPr>
@@ -1784,13 +4748,325 @@
           </w:p>
           <w:p>
             <w:pPr>
-              <w:jc w:val="left"/>
-              <w:rPr>
-                <w:rFonts w:ascii="Times New Roman Regular" w:eastAsia="黑体" w:hAnsi="Times New Roman Regular" w:cs="Times New Roman Regular"/>
-                <w:sz w:val="28"/>
-                <w:szCs w:val="28"/>
-              </w:rPr>
-            </w:pPr>
+              <w:widowControl/>
+              <w:spacing w:before="100" w:beforeAutospacing="1" w:after="100" w:afterAutospacing="1"/>
+              <w:jc w:val="left"/>
+              <w:rPr>
+                <w:rFonts w:ascii="宋体" w:hAnsi="宋体" w:cs="宋体"/>
+                <w:kern w:val="0"/>
+                <w:sz w:val="28"/>
+                <w:szCs w:val="28"/>
+              </w:rPr>
+            </w:pPr>
+            <w:r>
+              <w:rPr>
+                <w:rFonts w:ascii="宋体" w:hAnsi="宋体" w:cs="宋体"/>
+                <w:b/>
+                <w:bCs/>
+                <w:kern w:val="0"/>
+                <w:sz w:val="28"/>
+                <w:szCs w:val="28"/>
+              </w:rPr>
+              <w:lastRenderedPageBreak/>
+              <w:t>6.1 整体完成情况</w:t>
+            </w:r>
+            <w:r>
+              <w:rPr>
+                <w:rFonts w:ascii="宋体" w:hAnsi="宋体" w:cs="宋体"/>
+                <w:kern w:val="0"/>
+                <w:sz w:val="28"/>
+                <w:szCs w:val="28"/>
+              </w:rPr>
+              <w:t xml:space="preserve"> </w:t>
+            </w:r>
+          </w:p>
+          <w:p>
+            <w:pPr>
+              <w:widowControl/>
+              <w:spacing w:before="100" w:beforeAutospacing="1" w:after="100" w:afterAutospacing="1"/>
+              <w:jc w:val="left"/>
+              <w:rPr>
+                <w:rFonts w:ascii="宋体" w:hAnsi="宋体" w:cs="宋体"/>
+                <w:kern w:val="0"/>
+                <w:sz w:val="28"/>
+                <w:szCs w:val="28"/>
+              </w:rPr>
+            </w:pPr>
+            <w:r>
+              <w:rPr>
+                <w:rFonts w:ascii="宋体" w:hAnsi="宋体" w:cs="宋体"/>
+                <w:kern w:val="0"/>
+                <w:sz w:val="28"/>
+                <w:szCs w:val="28"/>
+              </w:rPr>
+              <w:t xml:space="preserve">本组圆满完成了“基于多模态的机器人视觉理解”实验的各项核心要求，并进行了扩展。团队成功搭建了基于 Vue 3 + </w:t>
+            </w:r>
+            <w:proofErr w:type="spellStart"/>
+            <w:r>
+              <w:rPr>
+                <w:rFonts w:ascii="宋体" w:hAnsi="宋体" w:cs="宋体"/>
+                <w:kern w:val="0"/>
+                <w:sz w:val="28"/>
+                <w:szCs w:val="28"/>
+              </w:rPr>
+              <w:t>FastAPI</w:t>
+            </w:r>
+            <w:proofErr w:type="spellEnd"/>
+            <w:r>
+              <w:rPr>
+                <w:rFonts w:ascii="宋体" w:hAnsi="宋体" w:cs="宋体"/>
+                <w:kern w:val="0"/>
+                <w:sz w:val="28"/>
+                <w:szCs w:val="28"/>
+              </w:rPr>
+              <w:t xml:space="preserve"> 的前后端解耦视觉认知终端，实现了二维图像的语义分割提取与三维点云的空间解析。此外，团队自主开发了 auto_label.py 全自动批处理引擎，并完成了“人工标定+机器推理”的双轨数据归档，各项指标均达到预期。</w:t>
+            </w:r>
+          </w:p>
+          <w:p>
+            <w:pPr>
+              <w:widowControl/>
+              <w:spacing w:before="100" w:beforeAutospacing="1" w:after="100" w:afterAutospacing="1"/>
+              <w:jc w:val="left"/>
+              <w:rPr>
+                <w:rFonts w:ascii="宋体" w:hAnsi="宋体" w:cs="宋体"/>
+                <w:kern w:val="0"/>
+                <w:sz w:val="28"/>
+                <w:szCs w:val="28"/>
+              </w:rPr>
+            </w:pPr>
+            <w:r>
+              <w:rPr>
+                <w:rFonts w:ascii="宋体" w:hAnsi="宋体" w:cs="宋体"/>
+                <w:b/>
+                <w:bCs/>
+                <w:kern w:val="0"/>
+                <w:sz w:val="28"/>
+                <w:szCs w:val="28"/>
+              </w:rPr>
+              <w:t>6.2 二维场景理解结果分析</w:t>
+            </w:r>
+          </w:p>
+          <w:p>
+            <w:pPr>
+              <w:widowControl/>
+              <w:numPr>
+                <w:ilvl w:val="0"/>
+                <w:numId w:val="15"/>
+              </w:numPr>
+              <w:spacing w:before="100" w:beforeAutospacing="1" w:after="100" w:afterAutospacing="1"/>
+              <w:jc w:val="left"/>
+              <w:rPr>
+                <w:rFonts w:ascii="宋体" w:hAnsi="宋体" w:cs="宋体"/>
+                <w:kern w:val="0"/>
+                <w:sz w:val="28"/>
+                <w:szCs w:val="28"/>
+              </w:rPr>
+            </w:pPr>
+            <w:r>
+              <w:rPr>
+                <w:rFonts w:ascii="宋体" w:hAnsi="宋体" w:cs="宋体"/>
+                <w:kern w:val="0"/>
+                <w:sz w:val="28"/>
+                <w:szCs w:val="28"/>
+              </w:rPr>
+              <w:t>在二维视觉方面，</w:t>
+            </w:r>
+            <w:proofErr w:type="spellStart"/>
+            <w:r>
+              <w:rPr>
+                <w:rFonts w:ascii="宋体" w:hAnsi="宋体" w:cs="宋体"/>
+                <w:kern w:val="0"/>
+                <w:sz w:val="28"/>
+                <w:szCs w:val="28"/>
+              </w:rPr>
+              <w:t>SegFormer</w:t>
+            </w:r>
+            <w:proofErr w:type="spellEnd"/>
+            <w:r>
+              <w:rPr>
+                <w:rFonts w:ascii="宋体" w:hAnsi="宋体" w:cs="宋体"/>
+                <w:kern w:val="0"/>
+                <w:sz w:val="28"/>
+                <w:szCs w:val="28"/>
+              </w:rPr>
+              <w:t xml:space="preserve"> 模型展现出了卓越的室内场景泛化能力。</w:t>
+            </w:r>
+          </w:p>
+          <w:p>
+            <w:pPr>
+              <w:pStyle w:val="ab"/>
+              <w:numPr>
+                <w:ilvl w:val="0"/>
+                <w:numId w:val="15"/>
+              </w:numPr>
+              <w:spacing w:before="100" w:beforeAutospacing="1" w:after="100" w:afterAutospacing="1"/>
+              <w:ind w:firstLineChars="0"/>
+              <w:rPr>
+                <w:rFonts w:hint="eastAsia"/>
+                <w:sz w:val="28"/>
+                <w:szCs w:val="28"/>
+              </w:rPr>
+            </w:pPr>
+            <w:r>
+              <w:rPr>
+                <w:b/>
+                <w:bCs/>
+                <w:sz w:val="28"/>
+                <w:szCs w:val="28"/>
+              </w:rPr>
+              <w:t>工程效果</w:t>
+            </w:r>
+            <w:r>
+              <w:rPr>
+                <w:sz w:val="28"/>
+                <w:szCs w:val="28"/>
+              </w:rPr>
+              <w:t>：结合后端对 JSON 标签数据的结构化抽取，前端动态渲染的图例面板准确无误地映射了当前场景的语义成分，解决了传统 Matplotlib 强行绘制图例导致的白边和遮挡问题，数据展现极其直观。</w:t>
+            </w:r>
+          </w:p>
+          <w:p>
+            <w:pPr>
+              <w:widowControl/>
+              <w:spacing w:before="100" w:beforeAutospacing="1" w:after="100" w:afterAutospacing="1"/>
+              <w:ind w:left="720"/>
+              <w:jc w:val="left"/>
+              <w:rPr>
+                <w:rFonts w:ascii="宋体" w:hAnsi="宋体" w:cs="宋体"/>
+                <w:b/>
+                <w:bCs/>
+                <w:kern w:val="0"/>
+                <w:sz w:val="28"/>
+                <w:szCs w:val="28"/>
+              </w:rPr>
+            </w:pPr>
+          </w:p>
+          <w:p>
+            <w:pPr>
+              <w:widowControl/>
+              <w:spacing w:before="100" w:beforeAutospacing="1" w:after="100" w:afterAutospacing="1"/>
+              <w:jc w:val="left"/>
+              <w:rPr>
+                <w:rFonts w:ascii="宋体" w:hAnsi="宋体" w:cs="宋体"/>
+                <w:kern w:val="0"/>
+                <w:sz w:val="28"/>
+                <w:szCs w:val="28"/>
+              </w:rPr>
+            </w:pPr>
+            <w:r>
+              <w:rPr>
+                <w:rFonts w:ascii="宋体" w:hAnsi="宋体" w:cs="宋体"/>
+                <w:b/>
+                <w:bCs/>
+                <w:kern w:val="0"/>
+                <w:sz w:val="28"/>
+                <w:szCs w:val="28"/>
+              </w:rPr>
+              <w:t>6.3 三维场景理解结果分析</w:t>
+            </w:r>
+          </w:p>
+          <w:p>
+            <w:pPr>
+              <w:widowControl/>
+              <w:numPr>
+                <w:ilvl w:val="0"/>
+                <w:numId w:val="16"/>
+              </w:numPr>
+              <w:spacing w:before="100" w:beforeAutospacing="1" w:after="100" w:afterAutospacing="1"/>
+              <w:jc w:val="left"/>
+              <w:rPr>
+                <w:rFonts w:ascii="宋体" w:hAnsi="宋体" w:cs="宋体"/>
+                <w:kern w:val="0"/>
+                <w:sz w:val="28"/>
+                <w:szCs w:val="28"/>
+              </w:rPr>
+            </w:pPr>
+            <w:r>
+              <w:rPr>
+                <w:rFonts w:ascii="宋体" w:hAnsi="宋体" w:cs="宋体"/>
+                <w:b/>
+                <w:bCs/>
+                <w:kern w:val="0"/>
+                <w:sz w:val="28"/>
+                <w:szCs w:val="28"/>
+              </w:rPr>
+              <w:t>降采样与滤波效果</w:t>
+            </w:r>
+            <w:r>
+              <w:rPr>
+                <w:rFonts w:ascii="宋体" w:hAnsi="宋体" w:cs="宋体"/>
+                <w:kern w:val="0"/>
+                <w:sz w:val="28"/>
+                <w:szCs w:val="28"/>
+              </w:rPr>
+              <w:t>：使用 0.06 尺寸的体素滤波后，单</w:t>
+            </w:r>
+            <w:proofErr w:type="gramStart"/>
+            <w:r>
+              <w:rPr>
+                <w:rFonts w:ascii="宋体" w:hAnsi="宋体" w:cs="宋体"/>
+                <w:kern w:val="0"/>
+                <w:sz w:val="28"/>
+                <w:szCs w:val="28"/>
+              </w:rPr>
+              <w:t>帧点云数量</w:t>
+            </w:r>
+            <w:proofErr w:type="gramEnd"/>
+            <w:r>
+              <w:rPr>
+                <w:rFonts w:ascii="宋体" w:hAnsi="宋体" w:cs="宋体"/>
+                <w:kern w:val="0"/>
+                <w:sz w:val="28"/>
+                <w:szCs w:val="28"/>
+              </w:rPr>
+              <w:t>在不丢失宏观空间拓扑结构的前提下大幅减少，极</w:t>
+            </w:r>
+            <w:r>
+              <w:rPr>
+                <w:rFonts w:ascii="宋体" w:hAnsi="宋体" w:cs="宋体"/>
+                <w:kern w:val="0"/>
+                <w:sz w:val="28"/>
+                <w:szCs w:val="28"/>
+              </w:rPr>
+              <w:lastRenderedPageBreak/>
+              <w:t>大降低了计算开销。RANSAC 算法以极高的准确率拟合并剥离了地面内点（渲染为灰色）。</w:t>
+            </w:r>
+          </w:p>
+          <w:p>
+            <w:pPr>
+              <w:widowControl/>
+              <w:numPr>
+                <w:ilvl w:val="0"/>
+                <w:numId w:val="16"/>
+              </w:numPr>
+              <w:spacing w:before="100" w:beforeAutospacing="1" w:after="100" w:afterAutospacing="1"/>
+              <w:jc w:val="left"/>
+              <w:rPr>
+                <w:rFonts w:ascii="宋体" w:hAnsi="宋体" w:cs="宋体"/>
+                <w:kern w:val="0"/>
+                <w:sz w:val="28"/>
+                <w:szCs w:val="28"/>
+              </w:rPr>
+            </w:pPr>
+            <w:r>
+              <w:rPr>
+                <w:rFonts w:ascii="宋体" w:hAnsi="宋体" w:cs="宋体"/>
+                <w:b/>
+                <w:bCs/>
+                <w:kern w:val="0"/>
+                <w:sz w:val="28"/>
+                <w:szCs w:val="28"/>
+              </w:rPr>
+              <w:t>聚类与可视化效果</w:t>
+            </w:r>
+            <w:r>
+              <w:rPr>
+                <w:rFonts w:ascii="宋体" w:hAnsi="宋体" w:cs="宋体"/>
+                <w:kern w:val="0"/>
+                <w:sz w:val="28"/>
+                <w:szCs w:val="28"/>
+              </w:rPr>
+              <w:t>：去除地面干扰后，DBSCAN 算法成功将空间中不连续的障碍物划分为独立的簇，并赋予对比鲜明的颜色。在前端基于 Three.js 的 WebGL 画布中，渲染出的 3D 空间层次分明。通过鼠标视角的 360 度拖拽与缩放，可以清晰地观察到机器狗视野前方障碍物的相对距离与体积大小。</w:t>
+            </w:r>
           </w:p>
           <w:p>
             <w:pPr>
@@ -1811,9 +5087,503 @@
                 <w:sz w:val="28"/>
                 <w:szCs w:val="28"/>
               </w:rPr>
+              <w:t>存在的问题</w:t>
+            </w:r>
+          </w:p>
+          <w:p>
+            <w:pPr>
+              <w:widowControl/>
+              <w:spacing w:before="100" w:beforeAutospacing="1" w:after="100" w:afterAutospacing="1"/>
+              <w:jc w:val="left"/>
+              <w:rPr>
+                <w:rFonts w:ascii="宋体" w:hAnsi="宋体" w:cs="宋体"/>
+                <w:kern w:val="0"/>
+                <w:sz w:val="28"/>
+                <w:szCs w:val="28"/>
+              </w:rPr>
+            </w:pPr>
+            <w:r>
+              <w:rPr>
+                <w:rFonts w:ascii="宋体" w:hAnsi="宋体" w:cs="宋体"/>
+                <w:b/>
+                <w:bCs/>
+                <w:kern w:val="0"/>
+                <w:sz w:val="28"/>
+                <w:szCs w:val="28"/>
+              </w:rPr>
+              <w:t>7.1 硬件通信接口不匹配导致数据流阻断</w:t>
+            </w:r>
+          </w:p>
+          <w:p>
+            <w:pPr>
+              <w:widowControl/>
+              <w:numPr>
+                <w:ilvl w:val="0"/>
+                <w:numId w:val="17"/>
+              </w:numPr>
+              <w:spacing w:before="100" w:beforeAutospacing="1" w:after="100" w:afterAutospacing="1"/>
+              <w:jc w:val="left"/>
+              <w:rPr>
+                <w:rFonts w:ascii="宋体" w:hAnsi="宋体" w:cs="宋体"/>
+                <w:kern w:val="0"/>
+                <w:sz w:val="28"/>
+                <w:szCs w:val="28"/>
+              </w:rPr>
+            </w:pPr>
+            <w:r>
+              <w:rPr>
+                <w:rFonts w:ascii="宋体" w:hAnsi="宋体" w:cs="宋体"/>
+                <w:b/>
+                <w:bCs/>
+                <w:kern w:val="0"/>
+                <w:sz w:val="28"/>
+                <w:szCs w:val="28"/>
+              </w:rPr>
+              <w:t>问题描述</w:t>
+            </w:r>
+            <w:r>
+              <w:rPr>
+                <w:rFonts w:ascii="宋体" w:hAnsi="宋体" w:cs="宋体"/>
+                <w:kern w:val="0"/>
+                <w:sz w:val="28"/>
+                <w:szCs w:val="28"/>
+              </w:rPr>
+              <w:t>：在实机联调阶段，因开发用 PC 缺失标准 RJ45 有线网口，团队应急采购了“USB转HDMI”扩展</w:t>
+            </w:r>
+            <w:proofErr w:type="gramStart"/>
+            <w:r>
+              <w:rPr>
+                <w:rFonts w:ascii="宋体" w:hAnsi="宋体" w:cs="宋体"/>
+                <w:kern w:val="0"/>
+                <w:sz w:val="28"/>
+                <w:szCs w:val="28"/>
+              </w:rPr>
+              <w:t>坞</w:t>
+            </w:r>
+            <w:proofErr w:type="gramEnd"/>
+            <w:r>
+              <w:rPr>
+                <w:rFonts w:ascii="宋体" w:hAnsi="宋体" w:cs="宋体"/>
+                <w:kern w:val="0"/>
+                <w:sz w:val="28"/>
+                <w:szCs w:val="28"/>
+              </w:rPr>
+              <w:t>进行测试。但实测发现终端执行 ping 192.168.123.161 始终超时。经排查底层协议得知，HDMI仅为音视频传输接口，缺乏网络接口控制器（NIC）芯片，无法建立 OSI 模型的 TCP/IP 数据链路，导致无法从机器狗读取实时传感器流。</w:t>
+            </w:r>
+          </w:p>
+          <w:p>
+            <w:pPr>
+              <w:widowControl/>
+              <w:numPr>
+                <w:ilvl w:val="0"/>
+                <w:numId w:val="17"/>
+              </w:numPr>
+              <w:spacing w:before="100" w:beforeAutospacing="1" w:after="100" w:afterAutospacing="1"/>
+              <w:jc w:val="left"/>
+              <w:rPr>
+                <w:rFonts w:ascii="宋体" w:hAnsi="宋体" w:cs="宋体"/>
+                <w:kern w:val="0"/>
+                <w:sz w:val="28"/>
+                <w:szCs w:val="28"/>
+              </w:rPr>
+            </w:pPr>
+            <w:r>
+              <w:rPr>
+                <w:rFonts w:ascii="宋体" w:hAnsi="宋体" w:cs="宋体"/>
+                <w:b/>
+                <w:bCs/>
+                <w:kern w:val="0"/>
+                <w:sz w:val="28"/>
+                <w:szCs w:val="28"/>
+              </w:rPr>
+              <w:t>解决方案</w:t>
+            </w:r>
+            <w:r>
+              <w:rPr>
+                <w:rFonts w:ascii="宋体" w:hAnsi="宋体" w:cs="宋体"/>
+                <w:kern w:val="0"/>
+                <w:sz w:val="28"/>
+                <w:szCs w:val="28"/>
+              </w:rPr>
+              <w:t>：团队迅速借用同型号 Go2 机器狗在相同环境下采集的离线标准数据集（</w:t>
+            </w:r>
+            <w:proofErr w:type="gramStart"/>
+            <w:r>
+              <w:rPr>
+                <w:rFonts w:ascii="宋体" w:hAnsi="宋体" w:cs="宋体"/>
+                <w:kern w:val="0"/>
+                <w:sz w:val="28"/>
+                <w:szCs w:val="28"/>
+              </w:rPr>
+              <w:t>含图片</w:t>
+            </w:r>
+            <w:proofErr w:type="gramEnd"/>
+            <w:r>
+              <w:rPr>
+                <w:rFonts w:ascii="宋体" w:hAnsi="宋体" w:cs="宋体"/>
+                <w:kern w:val="0"/>
+                <w:sz w:val="28"/>
+                <w:szCs w:val="28"/>
+              </w:rPr>
+              <w:t>与 .</w:t>
+            </w:r>
+            <w:proofErr w:type="spellStart"/>
+            <w:r>
+              <w:rPr>
+                <w:rFonts w:ascii="宋体" w:hAnsi="宋体" w:cs="宋体"/>
+                <w:kern w:val="0"/>
+                <w:sz w:val="28"/>
+                <w:szCs w:val="28"/>
+              </w:rPr>
+              <w:t>pcd</w:t>
+            </w:r>
+            <w:proofErr w:type="spellEnd"/>
+            <w:r>
+              <w:rPr>
+                <w:rFonts w:ascii="宋体" w:hAnsi="宋体" w:cs="宋体"/>
+                <w:kern w:val="0"/>
+                <w:sz w:val="28"/>
+                <w:szCs w:val="28"/>
+              </w:rPr>
+              <w:t xml:space="preserve"> 点云），将项目重心转移至认知算法开发与全</w:t>
+            </w:r>
+            <w:proofErr w:type="gramStart"/>
+            <w:r>
+              <w:rPr>
+                <w:rFonts w:ascii="宋体" w:hAnsi="宋体" w:cs="宋体"/>
+                <w:kern w:val="0"/>
+                <w:sz w:val="28"/>
+                <w:szCs w:val="28"/>
+              </w:rPr>
+              <w:t>栈</w:t>
+            </w:r>
+            <w:proofErr w:type="gramEnd"/>
+            <w:r>
+              <w:rPr>
+                <w:rFonts w:ascii="宋体" w:hAnsi="宋体" w:cs="宋体"/>
+                <w:kern w:val="0"/>
+                <w:sz w:val="28"/>
+                <w:szCs w:val="28"/>
+              </w:rPr>
+              <w:t>系统架构搭建，最终顺利完成了算法验证与交付。</w:t>
+            </w:r>
+          </w:p>
+          <w:p>
+            <w:pPr>
+              <w:widowControl/>
+              <w:spacing w:before="100" w:beforeAutospacing="1" w:after="100" w:afterAutospacing="1"/>
+              <w:jc w:val="left"/>
+              <w:rPr>
+                <w:rFonts w:ascii="宋体" w:hAnsi="宋体" w:cs="宋体"/>
+                <w:kern w:val="0"/>
+                <w:sz w:val="28"/>
+                <w:szCs w:val="28"/>
+              </w:rPr>
+            </w:pPr>
+            <w:r>
+              <w:rPr>
+                <w:rFonts w:ascii="宋体" w:hAnsi="宋体" w:cs="宋体"/>
+                <w:b/>
+                <w:bCs/>
+                <w:kern w:val="0"/>
+                <w:sz w:val="28"/>
+                <w:szCs w:val="28"/>
+              </w:rPr>
               <w:lastRenderedPageBreak/>
-              <w:t>存在的问题</w:t>
-            </w:r>
+              <w:t>7.2 批处理海量 2D 图像时触发内存泄漏（OOM）</w:t>
+            </w:r>
+          </w:p>
+          <w:p>
+            <w:pPr>
+              <w:widowControl/>
+              <w:numPr>
+                <w:ilvl w:val="0"/>
+                <w:numId w:val="18"/>
+              </w:numPr>
+              <w:spacing w:before="100" w:beforeAutospacing="1" w:after="100" w:afterAutospacing="1"/>
+              <w:jc w:val="left"/>
+              <w:rPr>
+                <w:rFonts w:ascii="宋体" w:hAnsi="宋体" w:cs="宋体"/>
+                <w:kern w:val="0"/>
+                <w:sz w:val="28"/>
+                <w:szCs w:val="28"/>
+              </w:rPr>
+            </w:pPr>
+            <w:r>
+              <w:rPr>
+                <w:rFonts w:ascii="宋体" w:hAnsi="宋体" w:cs="宋体"/>
+                <w:b/>
+                <w:bCs/>
+                <w:kern w:val="0"/>
+                <w:sz w:val="28"/>
+                <w:szCs w:val="28"/>
+              </w:rPr>
+              <w:t>问题描述</w:t>
+            </w:r>
+            <w:r>
+              <w:rPr>
+                <w:rFonts w:ascii="宋体" w:hAnsi="宋体" w:cs="宋体"/>
+                <w:kern w:val="0"/>
+                <w:sz w:val="28"/>
+                <w:szCs w:val="28"/>
+              </w:rPr>
+              <w:t>：在开发 auto_label.py 进行批量自动标注时，当程序运行至第 54 张 1080P 高清图像时，终端抛出 Unable to allocate 63.3 MiB for an array... 报错，导致程序崩溃。</w:t>
+            </w:r>
+          </w:p>
+          <w:p>
+            <w:pPr>
+              <w:widowControl/>
+              <w:numPr>
+                <w:ilvl w:val="0"/>
+                <w:numId w:val="18"/>
+              </w:numPr>
+              <w:spacing w:before="100" w:beforeAutospacing="1" w:after="100" w:afterAutospacing="1"/>
+              <w:jc w:val="left"/>
+              <w:rPr>
+                <w:rFonts w:ascii="宋体" w:hAnsi="宋体" w:cs="宋体"/>
+                <w:kern w:val="0"/>
+                <w:sz w:val="28"/>
+                <w:szCs w:val="28"/>
+              </w:rPr>
+            </w:pPr>
+            <w:r>
+              <w:rPr>
+                <w:rFonts w:ascii="宋体" w:hAnsi="宋体" w:cs="宋体"/>
+                <w:b/>
+                <w:bCs/>
+                <w:kern w:val="0"/>
+                <w:sz w:val="28"/>
+                <w:szCs w:val="28"/>
+              </w:rPr>
+              <w:t>解决方案</w:t>
+            </w:r>
+            <w:r>
+              <w:rPr>
+                <w:rFonts w:ascii="宋体" w:hAnsi="宋体" w:cs="宋体"/>
+                <w:kern w:val="0"/>
+                <w:sz w:val="28"/>
+                <w:szCs w:val="28"/>
+              </w:rPr>
+              <w:t xml:space="preserve">：经排查，原因是循环调用 Matplotlib 画图时产生了缓存堆积，且掩码矩阵默认使用占内存极大的双精度浮点数（float64）。团队通过将矩阵降级为 float32 砍掉 50% 内存开销，同时在后端强制启用 </w:t>
+            </w:r>
+            <w:proofErr w:type="spellStart"/>
+            <w:r>
+              <w:rPr>
+                <w:rFonts w:ascii="宋体" w:hAnsi="宋体" w:cs="宋体"/>
+                <w:kern w:val="0"/>
+                <w:sz w:val="28"/>
+                <w:szCs w:val="28"/>
+              </w:rPr>
+              <w:t>matplotlib.use</w:t>
+            </w:r>
+            <w:proofErr w:type="spellEnd"/>
+            <w:r>
+              <w:rPr>
+                <w:rFonts w:ascii="宋体" w:hAnsi="宋体" w:cs="宋体"/>
+                <w:kern w:val="0"/>
+                <w:sz w:val="28"/>
+                <w:szCs w:val="28"/>
+              </w:rPr>
+              <w:t xml:space="preserve">('Agg') 无头渲染模式，并在每次循环末尾显式调用 </w:t>
+            </w:r>
+            <w:proofErr w:type="spellStart"/>
+            <w:r>
+              <w:rPr>
+                <w:rFonts w:ascii="宋体" w:hAnsi="宋体" w:cs="宋体"/>
+                <w:kern w:val="0"/>
+                <w:sz w:val="28"/>
+                <w:szCs w:val="28"/>
+              </w:rPr>
+              <w:t>gc.collect</w:t>
+            </w:r>
+            <w:proofErr w:type="spellEnd"/>
+            <w:r>
+              <w:rPr>
+                <w:rFonts w:ascii="宋体" w:hAnsi="宋体" w:cs="宋体"/>
+                <w:kern w:val="0"/>
+                <w:sz w:val="28"/>
+                <w:szCs w:val="28"/>
+              </w:rPr>
+              <w:t>() 进行垃圾回收，彻底解决了内存泄漏问题，打通了海量数据的自动化流水线。</w:t>
+            </w:r>
+          </w:p>
+          <w:p>
+            <w:pPr>
+              <w:widowControl/>
+              <w:spacing w:before="100" w:beforeAutospacing="1" w:after="100" w:afterAutospacing="1"/>
+              <w:jc w:val="left"/>
+              <w:rPr>
+                <w:rFonts w:ascii="宋体" w:hAnsi="宋体" w:cs="宋体"/>
+                <w:kern w:val="0"/>
+                <w:sz w:val="28"/>
+                <w:szCs w:val="28"/>
+              </w:rPr>
+            </w:pPr>
+            <w:r>
+              <w:rPr>
+                <w:rFonts w:ascii="宋体" w:hAnsi="宋体" w:cs="宋体"/>
+                <w:b/>
+                <w:bCs/>
+                <w:kern w:val="0"/>
+                <w:sz w:val="28"/>
+                <w:szCs w:val="28"/>
+              </w:rPr>
+              <w:t>7.3 3D 点云格式的上下游工程冲突</w:t>
+            </w:r>
+          </w:p>
+          <w:p>
+            <w:pPr>
+              <w:widowControl/>
+              <w:numPr>
+                <w:ilvl w:val="0"/>
+                <w:numId w:val="19"/>
+              </w:numPr>
+              <w:spacing w:before="100" w:beforeAutospacing="1" w:after="100" w:afterAutospacing="1"/>
+              <w:jc w:val="left"/>
+              <w:rPr>
+                <w:rFonts w:ascii="宋体" w:hAnsi="宋体" w:cs="宋体"/>
+                <w:kern w:val="0"/>
+                <w:sz w:val="28"/>
+                <w:szCs w:val="28"/>
+              </w:rPr>
+            </w:pPr>
+            <w:r>
+              <w:rPr>
+                <w:rFonts w:ascii="宋体" w:hAnsi="宋体" w:cs="宋体"/>
+                <w:b/>
+                <w:bCs/>
+                <w:kern w:val="0"/>
+                <w:sz w:val="28"/>
+                <w:szCs w:val="28"/>
+              </w:rPr>
+              <w:t>问题描述</w:t>
+            </w:r>
+            <w:r>
+              <w:rPr>
+                <w:rFonts w:ascii="宋体" w:hAnsi="宋体" w:cs="宋体"/>
+                <w:kern w:val="0"/>
+                <w:sz w:val="28"/>
+                <w:szCs w:val="28"/>
+              </w:rPr>
+              <w:t>：为了让前端 WebGL 能够快速加载与渲染，后端最初将 3D 解析结果强制导出为二进制 .ply 格式；但自动化批处理脚本依然按要求去寻找 .</w:t>
+            </w:r>
+            <w:proofErr w:type="spellStart"/>
+            <w:r>
+              <w:rPr>
+                <w:rFonts w:ascii="宋体" w:hAnsi="宋体" w:cs="宋体"/>
+                <w:kern w:val="0"/>
+                <w:sz w:val="28"/>
+                <w:szCs w:val="28"/>
+              </w:rPr>
+              <w:t>pcd</w:t>
+            </w:r>
+            <w:proofErr w:type="spellEnd"/>
+            <w:r>
+              <w:rPr>
+                <w:rFonts w:ascii="宋体" w:hAnsi="宋体" w:cs="宋体"/>
+                <w:kern w:val="0"/>
+                <w:sz w:val="28"/>
+                <w:szCs w:val="28"/>
+              </w:rPr>
+              <w:t xml:space="preserve"> 格式的输出文件以备归档，导致出现找不到文件的警告。</w:t>
+            </w:r>
+          </w:p>
+          <w:p>
+            <w:pPr>
+              <w:widowControl/>
+              <w:numPr>
+                <w:ilvl w:val="0"/>
+                <w:numId w:val="19"/>
+              </w:numPr>
+              <w:spacing w:before="100" w:beforeAutospacing="1" w:after="100" w:afterAutospacing="1"/>
+              <w:jc w:val="left"/>
+              <w:rPr>
+                <w:rFonts w:ascii="宋体" w:hAnsi="宋体" w:cs="宋体"/>
+                <w:kern w:val="0"/>
+                <w:sz w:val="28"/>
+                <w:szCs w:val="28"/>
+              </w:rPr>
+            </w:pPr>
+            <w:r>
+              <w:rPr>
+                <w:rFonts w:ascii="宋体" w:hAnsi="宋体" w:cs="宋体"/>
+                <w:b/>
+                <w:bCs/>
+                <w:kern w:val="0"/>
+                <w:sz w:val="28"/>
+                <w:szCs w:val="28"/>
+              </w:rPr>
+              <w:t>解决方案</w:t>
+            </w:r>
+            <w:r>
+              <w:rPr>
+                <w:rFonts w:ascii="宋体" w:hAnsi="宋体" w:cs="宋体"/>
+                <w:kern w:val="0"/>
+                <w:sz w:val="28"/>
+                <w:szCs w:val="28"/>
+              </w:rPr>
+              <w:t xml:space="preserve">：在后端的 vision_3d.py 算子末尾引入了“双轨输出”机制。算法完成解析后，利用 Open3D 既保留一份 .ply 文件供前端 Web </w:t>
+            </w:r>
+            <w:proofErr w:type="gramStart"/>
+            <w:r>
+              <w:rPr>
+                <w:rFonts w:ascii="宋体" w:hAnsi="宋体" w:cs="宋体"/>
+                <w:kern w:val="0"/>
+                <w:sz w:val="28"/>
+                <w:szCs w:val="28"/>
+              </w:rPr>
+              <w:t>极</w:t>
+            </w:r>
+            <w:proofErr w:type="gramEnd"/>
+            <w:r>
+              <w:rPr>
+                <w:rFonts w:ascii="宋体" w:hAnsi="宋体" w:cs="宋体"/>
+                <w:kern w:val="0"/>
+                <w:sz w:val="28"/>
+                <w:szCs w:val="28"/>
+              </w:rPr>
+              <w:t>速拉取，又同时保存一份标准</w:t>
+            </w:r>
+            <w:r>
+              <w:rPr>
+                <w:rFonts w:ascii="宋体" w:hAnsi="宋体" w:cs="宋体"/>
+                <w:kern w:val="0"/>
+                <w:sz w:val="28"/>
+                <w:szCs w:val="28"/>
+              </w:rPr>
+              <w:lastRenderedPageBreak/>
+              <w:t>的 .</w:t>
+            </w:r>
+            <w:proofErr w:type="spellStart"/>
+            <w:r>
+              <w:rPr>
+                <w:rFonts w:ascii="宋体" w:hAnsi="宋体" w:cs="宋体"/>
+                <w:kern w:val="0"/>
+                <w:sz w:val="28"/>
+                <w:szCs w:val="28"/>
+              </w:rPr>
+              <w:t>pcd</w:t>
+            </w:r>
+            <w:proofErr w:type="spellEnd"/>
+            <w:r>
+              <w:rPr>
+                <w:rFonts w:ascii="宋体" w:hAnsi="宋体" w:cs="宋体"/>
+                <w:kern w:val="0"/>
+                <w:sz w:val="28"/>
+                <w:szCs w:val="28"/>
+              </w:rPr>
+              <w:t xml:space="preserve"> 文件供自动化脚本捞取归档，完美兼容了展示与交付双重需求。</w:t>
+            </w:r>
+          </w:p>
+          <w:p>
+            <w:pPr>
+              <w:jc w:val="left"/>
+              <w:rPr>
+                <w:rFonts w:ascii="Times New Roman Regular" w:eastAsia="黑体" w:hAnsi="Times New Roman Regular" w:cs="Times New Roman Regular" w:hint="eastAsia"/>
+                <w:sz w:val="28"/>
+                <w:szCs w:val="28"/>
+              </w:rPr>
+            </w:pPr>
           </w:p>
           <w:p>
             <w:pPr>
@@ -1841,6 +5611,155 @@
                 <w:szCs w:val="28"/>
               </w:rPr>
               <w:t>八、收获与感悟</w:t>
+            </w:r>
+          </w:p>
+          <w:p>
+            <w:pPr>
+              <w:widowControl/>
+              <w:spacing w:before="100" w:beforeAutospacing="1" w:after="100" w:afterAutospacing="1"/>
+              <w:jc w:val="left"/>
+              <w:rPr>
+                <w:rFonts w:ascii="宋体" w:hAnsi="宋体" w:cs="宋体"/>
+                <w:kern w:val="0"/>
+                <w:sz w:val="28"/>
+                <w:szCs w:val="28"/>
+              </w:rPr>
+            </w:pPr>
+            <w:r>
+              <w:rPr>
+                <w:rFonts w:ascii="宋体" w:hAnsi="宋体" w:cs="宋体"/>
+                <w:kern w:val="0"/>
+                <w:sz w:val="28"/>
+                <w:szCs w:val="28"/>
+              </w:rPr>
+              <w:t>通过本次“基于多模态的机器人视觉理解”实验，我们不仅深入接触</w:t>
+            </w:r>
+            <w:proofErr w:type="gramStart"/>
+            <w:r>
+              <w:rPr>
+                <w:rFonts w:ascii="宋体" w:hAnsi="宋体" w:cs="宋体"/>
+                <w:kern w:val="0"/>
+                <w:sz w:val="28"/>
+                <w:szCs w:val="28"/>
+              </w:rPr>
+              <w:t>了宇树</w:t>
+            </w:r>
+            <w:proofErr w:type="gramEnd"/>
+            <w:r>
+              <w:rPr>
+                <w:rFonts w:ascii="宋体" w:hAnsi="宋体" w:cs="宋体"/>
+                <w:kern w:val="0"/>
+                <w:sz w:val="28"/>
+                <w:szCs w:val="28"/>
+              </w:rPr>
+              <w:t xml:space="preserve"> Unitree SDK2 的底层通信逻辑与数据规范，更在复杂工程的实战中完成了思维的蜕变。</w:t>
+            </w:r>
+          </w:p>
+          <w:p>
+            <w:pPr>
+              <w:widowControl/>
+              <w:spacing w:before="100" w:beforeAutospacing="1" w:after="100" w:afterAutospacing="1"/>
+              <w:jc w:val="left"/>
+              <w:rPr>
+                <w:rFonts w:ascii="宋体" w:hAnsi="宋体" w:cs="宋体"/>
+                <w:kern w:val="0"/>
+                <w:sz w:val="28"/>
+                <w:szCs w:val="28"/>
+              </w:rPr>
+            </w:pPr>
+            <w:r>
+              <w:rPr>
+                <w:rFonts w:ascii="宋体" w:hAnsi="宋体" w:cs="宋体"/>
+                <w:kern w:val="0"/>
+                <w:sz w:val="28"/>
+                <w:szCs w:val="28"/>
+              </w:rPr>
+              <w:t>首先，加深了</w:t>
+            </w:r>
+            <w:proofErr w:type="gramStart"/>
+            <w:r>
+              <w:rPr>
+                <w:rFonts w:ascii="宋体" w:hAnsi="宋体" w:cs="宋体"/>
+                <w:kern w:val="0"/>
+                <w:sz w:val="28"/>
+                <w:szCs w:val="28"/>
+              </w:rPr>
+              <w:t>对具身智能</w:t>
+            </w:r>
+            <w:proofErr w:type="gramEnd"/>
+            <w:r>
+              <w:rPr>
+                <w:rFonts w:ascii="宋体" w:hAnsi="宋体" w:cs="宋体"/>
+                <w:kern w:val="0"/>
+                <w:sz w:val="28"/>
+                <w:szCs w:val="28"/>
+              </w:rPr>
+              <w:t>与多模态认知的理解。单纯的 2D 图像缺乏深度，纯粹的 3D 点</w:t>
+            </w:r>
+            <w:proofErr w:type="gramStart"/>
+            <w:r>
+              <w:rPr>
+                <w:rFonts w:ascii="宋体" w:hAnsi="宋体" w:cs="宋体"/>
+                <w:kern w:val="0"/>
+                <w:sz w:val="28"/>
+                <w:szCs w:val="28"/>
+              </w:rPr>
+              <w:t>云缺乏</w:t>
+            </w:r>
+            <w:proofErr w:type="gramEnd"/>
+            <w:r>
+              <w:rPr>
+                <w:rFonts w:ascii="宋体" w:hAnsi="宋体" w:cs="宋体"/>
+                <w:kern w:val="0"/>
+                <w:sz w:val="28"/>
+                <w:szCs w:val="28"/>
+              </w:rPr>
+              <w:t>语义，只有将二者结合，才能赋予机器狗在复杂物理世界中避障与导航的“真视觉”。在写 RANSAC 与 DBSCAN 的过程中，我们切实感受到了经典几何算法在工业级 3D 空间处理中的高效与优雅。</w:t>
+            </w:r>
+          </w:p>
+          <w:p>
+            <w:pPr>
+              <w:widowControl/>
+              <w:spacing w:before="100" w:beforeAutospacing="1" w:after="100" w:afterAutospacing="1"/>
+              <w:jc w:val="left"/>
+              <w:rPr>
+                <w:rFonts w:ascii="宋体" w:hAnsi="宋体" w:cs="宋体"/>
+                <w:kern w:val="0"/>
+                <w:sz w:val="28"/>
+                <w:szCs w:val="28"/>
+              </w:rPr>
+            </w:pPr>
+            <w:r>
+              <w:rPr>
+                <w:rFonts w:ascii="宋体" w:hAnsi="宋体" w:cs="宋体"/>
+                <w:kern w:val="0"/>
+                <w:sz w:val="28"/>
+                <w:szCs w:val="28"/>
+              </w:rPr>
+              <w:t>其次，深刻体会到了“算法工程化落地”的重要性。一个优秀的 AI 项目不仅是跑通一个模型，更在于如何把模型包装为高可用的服务。在本次实验中，我们放弃了拼接零碎脚本的做法，自主从零搭建了前后端分离架构，解决了跨域、模型解耦、WebGL 渲染以及全自动化批处理标注等一系列硬核工程问题。</w:t>
+            </w:r>
+          </w:p>
+          <w:p>
+            <w:pPr>
+              <w:widowControl/>
+              <w:spacing w:before="100" w:beforeAutospacing="1" w:after="100" w:afterAutospacing="1"/>
+              <w:jc w:val="left"/>
+              <w:rPr>
+                <w:rFonts w:ascii="宋体" w:hAnsi="宋体" w:cs="宋体"/>
+                <w:kern w:val="0"/>
+                <w:sz w:val="28"/>
+                <w:szCs w:val="28"/>
+              </w:rPr>
+            </w:pPr>
+            <w:r>
+              <w:rPr>
+                <w:rFonts w:ascii="宋体" w:hAnsi="宋体" w:cs="宋体"/>
+                <w:kern w:val="0"/>
+                <w:sz w:val="28"/>
+                <w:szCs w:val="28"/>
+              </w:rPr>
+              <w:lastRenderedPageBreak/>
+              <w:t>最后，本次实验中的硬件突发状况和内存泄漏 BUG 给我们上了生动的一课：真实的软件工程总是伴随着不确定性。面对 PC 缺乏网卡芯片这种硬件层面的不可抗力，团队能够及时止损，敏捷切换至同源数据集替代方案，并利用软件开发能力弥补硬件遗憾，最终交付了一套跨平台的视觉控制台。这种在逆境中排错排雷、快速迭代的团队协作经验，是我们在此次课程中最宝贵的财富。</w:t>
             </w:r>
           </w:p>
           <w:p>
@@ -1978,6 +5897,7 @@
                 <w:sz w:val="30"/>
                 <w:szCs w:val="30"/>
               </w:rPr>
+              <w:lastRenderedPageBreak/>
               <w:t>教</w:t>
             </w:r>
           </w:p>
@@ -2386,7 +6306,7 @@
   <w:abstractNum w:abstractNumId="0" w15:restartNumberingAfterBreak="0">
     <w:nsid w:val="FBBF18B6"/>
     <w:multiLevelType w:val="singleLevel"/>
-    <w:tmpl w:val="FBBF18B6"/>
+    <w:tmpl w:val="42D43FF8"/>
     <w:lvl w:ilvl="0">
       <w:start w:val="5"/>
       <w:numFmt w:val="chineseCounting"/>
@@ -2395,10 +6315,160 @@
       <w:lvlJc w:val="left"/>
       <w:rPr>
         <w:rFonts w:hint="eastAsia"/>
+        <w:lang w:val="en-US"/>
       </w:rPr>
     </w:lvl>
   </w:abstractNum>
   <w:abstractNum w:abstractNumId="1" w15:restartNumberingAfterBreak="0">
+    <w:nsid w:val="0BB4293F"/>
+    <w:multiLevelType w:val="multilevel"/>
+    <w:tmpl w:val="232A6952"/>
+    <w:lvl w:ilvl="0">
+      <w:start w:val="1"/>
+      <w:numFmt w:val="bullet"/>
+      <w:lvlText w:val=""/>
+      <w:lvlJc w:val="left"/>
+      <w:pPr>
+        <w:tabs>
+          <w:tab w:val="num" w:pos="720"/>
+        </w:tabs>
+        <w:ind w:left="720" w:hanging="360"/>
+      </w:pPr>
+      <w:rPr>
+        <w:rFonts w:ascii="Symbol" w:hAnsi="Symbol" w:hint="default"/>
+        <w:sz w:val="20"/>
+      </w:rPr>
+    </w:lvl>
+    <w:lvl w:ilvl="1" w:tentative="1">
+      <w:start w:val="1"/>
+      <w:numFmt w:val="bullet"/>
+      <w:lvlText w:val="o"/>
+      <w:lvlJc w:val="left"/>
+      <w:pPr>
+        <w:tabs>
+          <w:tab w:val="num" w:pos="1440"/>
+        </w:tabs>
+        <w:ind w:left="1440" w:hanging="360"/>
+      </w:pPr>
+      <w:rPr>
+        <w:rFonts w:ascii="Courier New" w:hAnsi="Courier New" w:hint="default"/>
+        <w:sz w:val="20"/>
+      </w:rPr>
+    </w:lvl>
+    <w:lvl w:ilvl="2" w:tentative="1">
+      <w:start w:val="1"/>
+      <w:numFmt w:val="bullet"/>
+      <w:lvlText w:val=""/>
+      <w:lvlJc w:val="left"/>
+      <w:pPr>
+        <w:tabs>
+          <w:tab w:val="num" w:pos="2160"/>
+        </w:tabs>
+        <w:ind w:left="2160" w:hanging="360"/>
+      </w:pPr>
+      <w:rPr>
+        <w:rFonts w:ascii="Wingdings" w:hAnsi="Wingdings" w:hint="default"/>
+        <w:sz w:val="20"/>
+      </w:rPr>
+    </w:lvl>
+    <w:lvl w:ilvl="3" w:tentative="1">
+      <w:start w:val="1"/>
+      <w:numFmt w:val="bullet"/>
+      <w:lvlText w:val=""/>
+      <w:lvlJc w:val="left"/>
+      <w:pPr>
+        <w:tabs>
+          <w:tab w:val="num" w:pos="2880"/>
+        </w:tabs>
+        <w:ind w:left="2880" w:hanging="360"/>
+      </w:pPr>
+      <w:rPr>
+        <w:rFonts w:ascii="Wingdings" w:hAnsi="Wingdings" w:hint="default"/>
+        <w:sz w:val="20"/>
+      </w:rPr>
+    </w:lvl>
+    <w:lvl w:ilvl="4" w:tentative="1">
+      <w:start w:val="1"/>
+      <w:numFmt w:val="bullet"/>
+      <w:lvlText w:val=""/>
+      <w:lvlJc w:val="left"/>
+      <w:pPr>
+        <w:tabs>
+          <w:tab w:val="num" w:pos="3600"/>
+        </w:tabs>
+        <w:ind w:left="3600" w:hanging="360"/>
+      </w:pPr>
+      <w:rPr>
+        <w:rFonts w:ascii="Wingdings" w:hAnsi="Wingdings" w:hint="default"/>
+        <w:sz w:val="20"/>
+      </w:rPr>
+    </w:lvl>
+    <w:lvl w:ilvl="5" w:tentative="1">
+      <w:start w:val="1"/>
+      <w:numFmt w:val="bullet"/>
+      <w:lvlText w:val=""/>
+      <w:lvlJc w:val="left"/>
+      <w:pPr>
+        <w:tabs>
+          <w:tab w:val="num" w:pos="4320"/>
+        </w:tabs>
+        <w:ind w:left="4320" w:hanging="360"/>
+      </w:pPr>
+      <w:rPr>
+        <w:rFonts w:ascii="Wingdings" w:hAnsi="Wingdings" w:hint="default"/>
+        <w:sz w:val="20"/>
+      </w:rPr>
+    </w:lvl>
+    <w:lvl w:ilvl="6" w:tentative="1">
+      <w:start w:val="1"/>
+      <w:numFmt w:val="bullet"/>
+      <w:lvlText w:val=""/>
+      <w:lvlJc w:val="left"/>
+      <w:pPr>
+        <w:tabs>
+          <w:tab w:val="num" w:pos="5040"/>
+        </w:tabs>
+        <w:ind w:left="5040" w:hanging="360"/>
+      </w:pPr>
+      <w:rPr>
+        <w:rFonts w:ascii="Wingdings" w:hAnsi="Wingdings" w:hint="default"/>
+        <w:sz w:val="20"/>
+      </w:rPr>
+    </w:lvl>
+    <w:lvl w:ilvl="7" w:tentative="1">
+      <w:start w:val="1"/>
+      <w:numFmt w:val="bullet"/>
+      <w:lvlText w:val=""/>
+      <w:lvlJc w:val="left"/>
+      <w:pPr>
+        <w:tabs>
+          <w:tab w:val="num" w:pos="5760"/>
+        </w:tabs>
+        <w:ind w:left="5760" w:hanging="360"/>
+      </w:pPr>
+      <w:rPr>
+        <w:rFonts w:ascii="Wingdings" w:hAnsi="Wingdings" w:hint="default"/>
+        <w:sz w:val="20"/>
+      </w:rPr>
+    </w:lvl>
+    <w:lvl w:ilvl="8" w:tentative="1">
+      <w:start w:val="1"/>
+      <w:numFmt w:val="bullet"/>
+      <w:lvlText w:val=""/>
+      <w:lvlJc w:val="left"/>
+      <w:pPr>
+        <w:tabs>
+          <w:tab w:val="num" w:pos="6480"/>
+        </w:tabs>
+        <w:ind w:left="6480" w:hanging="360"/>
+      </w:pPr>
+      <w:rPr>
+        <w:rFonts w:ascii="Wingdings" w:hAnsi="Wingdings" w:hint="default"/>
+        <w:sz w:val="20"/>
+      </w:rPr>
+    </w:lvl>
+  </w:abstractNum>
+  <w:abstractNum w:abstractNumId="2" w15:restartNumberingAfterBreak="0">
     <w:nsid w:val="13D753B3"/>
     <w:multiLevelType w:val="multilevel"/>
     <w:tmpl w:val="84CE6BEA"/>
@@ -2547,7 +6617,752 @@
       </w:rPr>
     </w:lvl>
   </w:abstractNum>
-  <w:abstractNum w:abstractNumId="2" w15:restartNumberingAfterBreak="0">
+  <w:abstractNum w:abstractNumId="3" w15:restartNumberingAfterBreak="0">
+    <w:nsid w:val="21CD0068"/>
+    <w:multiLevelType w:val="multilevel"/>
+    <w:tmpl w:val="1D5CD156"/>
+    <w:lvl w:ilvl="0">
+      <w:start w:val="1"/>
+      <w:numFmt w:val="bullet"/>
+      <w:lvlText w:val=""/>
+      <w:lvlJc w:val="left"/>
+      <w:pPr>
+        <w:tabs>
+          <w:tab w:val="num" w:pos="720"/>
+        </w:tabs>
+        <w:ind w:left="720" w:hanging="360"/>
+      </w:pPr>
+      <w:rPr>
+        <w:rFonts w:ascii="Symbol" w:hAnsi="Symbol" w:hint="default"/>
+        <w:sz w:val="20"/>
+      </w:rPr>
+    </w:lvl>
+    <w:lvl w:ilvl="1" w:tentative="1">
+      <w:start w:val="1"/>
+      <w:numFmt w:val="bullet"/>
+      <w:lvlText w:val="o"/>
+      <w:lvlJc w:val="left"/>
+      <w:pPr>
+        <w:tabs>
+          <w:tab w:val="num" w:pos="1440"/>
+        </w:tabs>
+        <w:ind w:left="1440" w:hanging="360"/>
+      </w:pPr>
+      <w:rPr>
+        <w:rFonts w:ascii="Courier New" w:hAnsi="Courier New" w:hint="default"/>
+        <w:sz w:val="20"/>
+      </w:rPr>
+    </w:lvl>
+    <w:lvl w:ilvl="2" w:tentative="1">
+      <w:start w:val="1"/>
+      <w:numFmt w:val="bullet"/>
+      <w:lvlText w:val=""/>
+      <w:lvlJc w:val="left"/>
+      <w:pPr>
+        <w:tabs>
+          <w:tab w:val="num" w:pos="2160"/>
+        </w:tabs>
+        <w:ind w:left="2160" w:hanging="360"/>
+      </w:pPr>
+      <w:rPr>
+        <w:rFonts w:ascii="Wingdings" w:hAnsi="Wingdings" w:hint="default"/>
+        <w:sz w:val="20"/>
+      </w:rPr>
+    </w:lvl>
+    <w:lvl w:ilvl="3" w:tentative="1">
+      <w:start w:val="1"/>
+      <w:numFmt w:val="bullet"/>
+      <w:lvlText w:val=""/>
+      <w:lvlJc w:val="left"/>
+      <w:pPr>
+        <w:tabs>
+          <w:tab w:val="num" w:pos="2880"/>
+        </w:tabs>
+        <w:ind w:left="2880" w:hanging="360"/>
+      </w:pPr>
+      <w:rPr>
+        <w:rFonts w:ascii="Wingdings" w:hAnsi="Wingdings" w:hint="default"/>
+        <w:sz w:val="20"/>
+      </w:rPr>
+    </w:lvl>
+    <w:lvl w:ilvl="4" w:tentative="1">
+      <w:start w:val="1"/>
+      <w:numFmt w:val="bullet"/>
+      <w:lvlText w:val=""/>
+      <w:lvlJc w:val="left"/>
+      <w:pPr>
+        <w:tabs>
+          <w:tab w:val="num" w:pos="3600"/>
+        </w:tabs>
+        <w:ind w:left="3600" w:hanging="360"/>
+      </w:pPr>
+      <w:rPr>
+        <w:rFonts w:ascii="Wingdings" w:hAnsi="Wingdings" w:hint="default"/>
+        <w:sz w:val="20"/>
+      </w:rPr>
+    </w:lvl>
+    <w:lvl w:ilvl="5" w:tentative="1">
+      <w:start w:val="1"/>
+      <w:numFmt w:val="bullet"/>
+      <w:lvlText w:val=""/>
+      <w:lvlJc w:val="left"/>
+      <w:pPr>
+        <w:tabs>
+          <w:tab w:val="num" w:pos="4320"/>
+        </w:tabs>
+        <w:ind w:left="4320" w:hanging="360"/>
+      </w:pPr>
+      <w:rPr>
+        <w:rFonts w:ascii="Wingdings" w:hAnsi="Wingdings" w:hint="default"/>
+        <w:sz w:val="20"/>
+      </w:rPr>
+    </w:lvl>
+    <w:lvl w:ilvl="6" w:tentative="1">
+      <w:start w:val="1"/>
+      <w:numFmt w:val="bullet"/>
+      <w:lvlText w:val=""/>
+      <w:lvlJc w:val="left"/>
+      <w:pPr>
+        <w:tabs>
+          <w:tab w:val="num" w:pos="5040"/>
+        </w:tabs>
+        <w:ind w:left="5040" w:hanging="360"/>
+      </w:pPr>
+      <w:rPr>
+        <w:rFonts w:ascii="Wingdings" w:hAnsi="Wingdings" w:hint="default"/>
+        <w:sz w:val="20"/>
+      </w:rPr>
+    </w:lvl>
+    <w:lvl w:ilvl="7" w:tentative="1">
+      <w:start w:val="1"/>
+      <w:numFmt w:val="bullet"/>
+      <w:lvlText w:val=""/>
+      <w:lvlJc w:val="left"/>
+      <w:pPr>
+        <w:tabs>
+          <w:tab w:val="num" w:pos="5760"/>
+        </w:tabs>
+        <w:ind w:left="5760" w:hanging="360"/>
+      </w:pPr>
+      <w:rPr>
+        <w:rFonts w:ascii="Wingdings" w:hAnsi="Wingdings" w:hint="default"/>
+        <w:sz w:val="20"/>
+      </w:rPr>
+    </w:lvl>
+    <w:lvl w:ilvl="8" w:tentative="1">
+      <w:start w:val="1"/>
+      <w:numFmt w:val="bullet"/>
+      <w:lvlText w:val=""/>
+      <w:lvlJc w:val="left"/>
+      <w:pPr>
+        <w:tabs>
+          <w:tab w:val="num" w:pos="6480"/>
+        </w:tabs>
+        <w:ind w:left="6480" w:hanging="360"/>
+      </w:pPr>
+      <w:rPr>
+        <w:rFonts w:ascii="Wingdings" w:hAnsi="Wingdings" w:hint="default"/>
+        <w:sz w:val="20"/>
+      </w:rPr>
+    </w:lvl>
+  </w:abstractNum>
+  <w:abstractNum w:abstractNumId="4" w15:restartNumberingAfterBreak="0">
+    <w:nsid w:val="243364CC"/>
+    <w:multiLevelType w:val="multilevel"/>
+    <w:tmpl w:val="5F1298D2"/>
+    <w:lvl w:ilvl="0">
+      <w:start w:val="1"/>
+      <w:numFmt w:val="bullet"/>
+      <w:lvlText w:val=""/>
+      <w:lvlJc w:val="left"/>
+      <w:pPr>
+        <w:tabs>
+          <w:tab w:val="num" w:pos="720"/>
+        </w:tabs>
+        <w:ind w:left="720" w:hanging="360"/>
+      </w:pPr>
+      <w:rPr>
+        <w:rFonts w:ascii="Symbol" w:hAnsi="Symbol" w:hint="default"/>
+        <w:sz w:val="20"/>
+      </w:rPr>
+    </w:lvl>
+    <w:lvl w:ilvl="1" w:tentative="1">
+      <w:start w:val="1"/>
+      <w:numFmt w:val="bullet"/>
+      <w:lvlText w:val="o"/>
+      <w:lvlJc w:val="left"/>
+      <w:pPr>
+        <w:tabs>
+          <w:tab w:val="num" w:pos="1440"/>
+        </w:tabs>
+        <w:ind w:left="1440" w:hanging="360"/>
+      </w:pPr>
+      <w:rPr>
+        <w:rFonts w:ascii="Courier New" w:hAnsi="Courier New" w:hint="default"/>
+        <w:sz w:val="20"/>
+      </w:rPr>
+    </w:lvl>
+    <w:lvl w:ilvl="2" w:tentative="1">
+      <w:start w:val="1"/>
+      <w:numFmt w:val="bullet"/>
+      <w:lvlText w:val=""/>
+      <w:lvlJc w:val="left"/>
+      <w:pPr>
+        <w:tabs>
+          <w:tab w:val="num" w:pos="2160"/>
+        </w:tabs>
+        <w:ind w:left="2160" w:hanging="360"/>
+      </w:pPr>
+      <w:rPr>
+        <w:rFonts w:ascii="Wingdings" w:hAnsi="Wingdings" w:hint="default"/>
+        <w:sz w:val="20"/>
+      </w:rPr>
+    </w:lvl>
+    <w:lvl w:ilvl="3" w:tentative="1">
+      <w:start w:val="1"/>
+      <w:numFmt w:val="bullet"/>
+      <w:lvlText w:val=""/>
+      <w:lvlJc w:val="left"/>
+      <w:pPr>
+        <w:tabs>
+          <w:tab w:val="num" w:pos="2880"/>
+        </w:tabs>
+        <w:ind w:left="2880" w:hanging="360"/>
+      </w:pPr>
+      <w:rPr>
+        <w:rFonts w:ascii="Wingdings" w:hAnsi="Wingdings" w:hint="default"/>
+        <w:sz w:val="20"/>
+      </w:rPr>
+    </w:lvl>
+    <w:lvl w:ilvl="4" w:tentative="1">
+      <w:start w:val="1"/>
+      <w:numFmt w:val="bullet"/>
+      <w:lvlText w:val=""/>
+      <w:lvlJc w:val="left"/>
+      <w:pPr>
+        <w:tabs>
+          <w:tab w:val="num" w:pos="3600"/>
+        </w:tabs>
+        <w:ind w:left="3600" w:hanging="360"/>
+      </w:pPr>
+      <w:rPr>
+        <w:rFonts w:ascii="Wingdings" w:hAnsi="Wingdings" w:hint="default"/>
+        <w:sz w:val="20"/>
+      </w:rPr>
+    </w:lvl>
+    <w:lvl w:ilvl="5" w:tentative="1">
+      <w:start w:val="1"/>
+      <w:numFmt w:val="bullet"/>
+      <w:lvlText w:val=""/>
+      <w:lvlJc w:val="left"/>
+      <w:pPr>
+        <w:tabs>
+          <w:tab w:val="num" w:pos="4320"/>
+        </w:tabs>
+        <w:ind w:left="4320" w:hanging="360"/>
+      </w:pPr>
+      <w:rPr>
+        <w:rFonts w:ascii="Wingdings" w:hAnsi="Wingdings" w:hint="default"/>
+        <w:sz w:val="20"/>
+      </w:rPr>
+    </w:lvl>
+    <w:lvl w:ilvl="6" w:tentative="1">
+      <w:start w:val="1"/>
+      <w:numFmt w:val="bullet"/>
+      <w:lvlText w:val=""/>
+      <w:lvlJc w:val="left"/>
+      <w:pPr>
+        <w:tabs>
+          <w:tab w:val="num" w:pos="5040"/>
+        </w:tabs>
+        <w:ind w:left="5040" w:hanging="360"/>
+      </w:pPr>
+      <w:rPr>
+        <w:rFonts w:ascii="Wingdings" w:hAnsi="Wingdings" w:hint="default"/>
+        <w:sz w:val="20"/>
+      </w:rPr>
+    </w:lvl>
+    <w:lvl w:ilvl="7" w:tentative="1">
+      <w:start w:val="1"/>
+      <w:numFmt w:val="bullet"/>
+      <w:lvlText w:val=""/>
+      <w:lvlJc w:val="left"/>
+      <w:pPr>
+        <w:tabs>
+          <w:tab w:val="num" w:pos="5760"/>
+        </w:tabs>
+        <w:ind w:left="5760" w:hanging="360"/>
+      </w:pPr>
+      <w:rPr>
+        <w:rFonts w:ascii="Wingdings" w:hAnsi="Wingdings" w:hint="default"/>
+        <w:sz w:val="20"/>
+      </w:rPr>
+    </w:lvl>
+    <w:lvl w:ilvl="8" w:tentative="1">
+      <w:start w:val="1"/>
+      <w:numFmt w:val="bullet"/>
+      <w:lvlText w:val=""/>
+      <w:lvlJc w:val="left"/>
+      <w:pPr>
+        <w:tabs>
+          <w:tab w:val="num" w:pos="6480"/>
+        </w:tabs>
+        <w:ind w:left="6480" w:hanging="360"/>
+      </w:pPr>
+      <w:rPr>
+        <w:rFonts w:ascii="Wingdings" w:hAnsi="Wingdings" w:hint="default"/>
+        <w:sz w:val="20"/>
+      </w:rPr>
+    </w:lvl>
+  </w:abstractNum>
+  <w:abstractNum w:abstractNumId="5" w15:restartNumberingAfterBreak="0">
+    <w:nsid w:val="288D5CDE"/>
+    <w:multiLevelType w:val="multilevel"/>
+    <w:tmpl w:val="0BB2121C"/>
+    <w:lvl w:ilvl="0">
+      <w:start w:val="1"/>
+      <w:numFmt w:val="bullet"/>
+      <w:lvlText w:val=""/>
+      <w:lvlJc w:val="left"/>
+      <w:pPr>
+        <w:tabs>
+          <w:tab w:val="num" w:pos="720"/>
+        </w:tabs>
+        <w:ind w:left="720" w:hanging="360"/>
+      </w:pPr>
+      <w:rPr>
+        <w:rFonts w:ascii="Symbol" w:hAnsi="Symbol" w:hint="default"/>
+        <w:sz w:val="20"/>
+      </w:rPr>
+    </w:lvl>
+    <w:lvl w:ilvl="1" w:tentative="1">
+      <w:start w:val="1"/>
+      <w:numFmt w:val="bullet"/>
+      <w:lvlText w:val="o"/>
+      <w:lvlJc w:val="left"/>
+      <w:pPr>
+        <w:tabs>
+          <w:tab w:val="num" w:pos="1440"/>
+        </w:tabs>
+        <w:ind w:left="1440" w:hanging="360"/>
+      </w:pPr>
+      <w:rPr>
+        <w:rFonts w:ascii="Courier New" w:hAnsi="Courier New" w:hint="default"/>
+        <w:sz w:val="20"/>
+      </w:rPr>
+    </w:lvl>
+    <w:lvl w:ilvl="2" w:tentative="1">
+      <w:start w:val="1"/>
+      <w:numFmt w:val="bullet"/>
+      <w:lvlText w:val=""/>
+      <w:lvlJc w:val="left"/>
+      <w:pPr>
+        <w:tabs>
+          <w:tab w:val="num" w:pos="2160"/>
+        </w:tabs>
+        <w:ind w:left="2160" w:hanging="360"/>
+      </w:pPr>
+      <w:rPr>
+        <w:rFonts w:ascii="Wingdings" w:hAnsi="Wingdings" w:hint="default"/>
+        <w:sz w:val="20"/>
+      </w:rPr>
+    </w:lvl>
+    <w:lvl w:ilvl="3" w:tentative="1">
+      <w:start w:val="1"/>
+      <w:numFmt w:val="bullet"/>
+      <w:lvlText w:val=""/>
+      <w:lvlJc w:val="left"/>
+      <w:pPr>
+        <w:tabs>
+          <w:tab w:val="num" w:pos="2880"/>
+        </w:tabs>
+        <w:ind w:left="2880" w:hanging="360"/>
+      </w:pPr>
+      <w:rPr>
+        <w:rFonts w:ascii="Wingdings" w:hAnsi="Wingdings" w:hint="default"/>
+        <w:sz w:val="20"/>
+      </w:rPr>
+    </w:lvl>
+    <w:lvl w:ilvl="4" w:tentative="1">
+      <w:start w:val="1"/>
+      <w:numFmt w:val="bullet"/>
+      <w:lvlText w:val=""/>
+      <w:lvlJc w:val="left"/>
+      <w:pPr>
+        <w:tabs>
+          <w:tab w:val="num" w:pos="3600"/>
+        </w:tabs>
+        <w:ind w:left="3600" w:hanging="360"/>
+      </w:pPr>
+      <w:rPr>
+        <w:rFonts w:ascii="Wingdings" w:hAnsi="Wingdings" w:hint="default"/>
+        <w:sz w:val="20"/>
+      </w:rPr>
+    </w:lvl>
+    <w:lvl w:ilvl="5" w:tentative="1">
+      <w:start w:val="1"/>
+      <w:numFmt w:val="bullet"/>
+      <w:lvlText w:val=""/>
+      <w:lvlJc w:val="left"/>
+      <w:pPr>
+        <w:tabs>
+          <w:tab w:val="num" w:pos="4320"/>
+        </w:tabs>
+        <w:ind w:left="4320" w:hanging="360"/>
+      </w:pPr>
+      <w:rPr>
+        <w:rFonts w:ascii="Wingdings" w:hAnsi="Wingdings" w:hint="default"/>
+        <w:sz w:val="20"/>
+      </w:rPr>
+    </w:lvl>
+    <w:lvl w:ilvl="6" w:tentative="1">
+      <w:start w:val="1"/>
+      <w:numFmt w:val="bullet"/>
+      <w:lvlText w:val=""/>
+      <w:lvlJc w:val="left"/>
+      <w:pPr>
+        <w:tabs>
+          <w:tab w:val="num" w:pos="5040"/>
+        </w:tabs>
+        <w:ind w:left="5040" w:hanging="360"/>
+      </w:pPr>
+      <w:rPr>
+        <w:rFonts w:ascii="Wingdings" w:hAnsi="Wingdings" w:hint="default"/>
+        <w:sz w:val="20"/>
+      </w:rPr>
+    </w:lvl>
+    <w:lvl w:ilvl="7" w:tentative="1">
+      <w:start w:val="1"/>
+      <w:numFmt w:val="bullet"/>
+      <w:lvlText w:val=""/>
+      <w:lvlJc w:val="left"/>
+      <w:pPr>
+        <w:tabs>
+          <w:tab w:val="num" w:pos="5760"/>
+        </w:tabs>
+        <w:ind w:left="5760" w:hanging="360"/>
+      </w:pPr>
+      <w:rPr>
+        <w:rFonts w:ascii="Wingdings" w:hAnsi="Wingdings" w:hint="default"/>
+        <w:sz w:val="20"/>
+      </w:rPr>
+    </w:lvl>
+    <w:lvl w:ilvl="8" w:tentative="1">
+      <w:start w:val="1"/>
+      <w:numFmt w:val="bullet"/>
+      <w:lvlText w:val=""/>
+      <w:lvlJc w:val="left"/>
+      <w:pPr>
+        <w:tabs>
+          <w:tab w:val="num" w:pos="6480"/>
+        </w:tabs>
+        <w:ind w:left="6480" w:hanging="360"/>
+      </w:pPr>
+      <w:rPr>
+        <w:rFonts w:ascii="Wingdings" w:hAnsi="Wingdings" w:hint="default"/>
+        <w:sz w:val="20"/>
+      </w:rPr>
+    </w:lvl>
+  </w:abstractNum>
+  <w:abstractNum w:abstractNumId="6" w15:restartNumberingAfterBreak="0">
+    <w:nsid w:val="2AB35C13"/>
+    <w:multiLevelType w:val="multilevel"/>
+    <w:tmpl w:val="0374C8CA"/>
+    <w:lvl w:ilvl="0">
+      <w:start w:val="1"/>
+      <w:numFmt w:val="bullet"/>
+      <w:lvlText w:val=""/>
+      <w:lvlJc w:val="left"/>
+      <w:pPr>
+        <w:tabs>
+          <w:tab w:val="num" w:pos="720"/>
+        </w:tabs>
+        <w:ind w:left="720" w:hanging="360"/>
+      </w:pPr>
+      <w:rPr>
+        <w:rFonts w:ascii="Symbol" w:hAnsi="Symbol" w:hint="default"/>
+        <w:sz w:val="20"/>
+      </w:rPr>
+    </w:lvl>
+    <w:lvl w:ilvl="1" w:tentative="1">
+      <w:start w:val="1"/>
+      <w:numFmt w:val="bullet"/>
+      <w:lvlText w:val="o"/>
+      <w:lvlJc w:val="left"/>
+      <w:pPr>
+        <w:tabs>
+          <w:tab w:val="num" w:pos="1440"/>
+        </w:tabs>
+        <w:ind w:left="1440" w:hanging="360"/>
+      </w:pPr>
+      <w:rPr>
+        <w:rFonts w:ascii="Courier New" w:hAnsi="Courier New" w:hint="default"/>
+        <w:sz w:val="20"/>
+      </w:rPr>
+    </w:lvl>
+    <w:lvl w:ilvl="2" w:tentative="1">
+      <w:start w:val="1"/>
+      <w:numFmt w:val="bullet"/>
+      <w:lvlText w:val=""/>
+      <w:lvlJc w:val="left"/>
+      <w:pPr>
+        <w:tabs>
+          <w:tab w:val="num" w:pos="2160"/>
+        </w:tabs>
+        <w:ind w:left="2160" w:hanging="360"/>
+      </w:pPr>
+      <w:rPr>
+        <w:rFonts w:ascii="Wingdings" w:hAnsi="Wingdings" w:hint="default"/>
+        <w:sz w:val="20"/>
+      </w:rPr>
+    </w:lvl>
+    <w:lvl w:ilvl="3" w:tentative="1">
+      <w:start w:val="1"/>
+      <w:numFmt w:val="bullet"/>
+      <w:lvlText w:val=""/>
+      <w:lvlJc w:val="left"/>
+      <w:pPr>
+        <w:tabs>
+          <w:tab w:val="num" w:pos="2880"/>
+        </w:tabs>
+        <w:ind w:left="2880" w:hanging="360"/>
+      </w:pPr>
+      <w:rPr>
+        <w:rFonts w:ascii="Wingdings" w:hAnsi="Wingdings" w:hint="default"/>
+        <w:sz w:val="20"/>
+      </w:rPr>
+    </w:lvl>
+    <w:lvl w:ilvl="4" w:tentative="1">
+      <w:start w:val="1"/>
+      <w:numFmt w:val="bullet"/>
+      <w:lvlText w:val=""/>
+      <w:lvlJc w:val="left"/>
+      <w:pPr>
+        <w:tabs>
+          <w:tab w:val="num" w:pos="3600"/>
+        </w:tabs>
+        <w:ind w:left="3600" w:hanging="360"/>
+      </w:pPr>
+      <w:rPr>
+        <w:rFonts w:ascii="Wingdings" w:hAnsi="Wingdings" w:hint="default"/>
+        <w:sz w:val="20"/>
+      </w:rPr>
+    </w:lvl>
+    <w:lvl w:ilvl="5" w:tentative="1">
+      <w:start w:val="1"/>
+      <w:numFmt w:val="bullet"/>
+      <w:lvlText w:val=""/>
+      <w:lvlJc w:val="left"/>
+      <w:pPr>
+        <w:tabs>
+          <w:tab w:val="num" w:pos="4320"/>
+        </w:tabs>
+        <w:ind w:left="4320" w:hanging="360"/>
+      </w:pPr>
+      <w:rPr>
+        <w:rFonts w:ascii="Wingdings" w:hAnsi="Wingdings" w:hint="default"/>
+        <w:sz w:val="20"/>
+      </w:rPr>
+    </w:lvl>
+    <w:lvl w:ilvl="6" w:tentative="1">
+      <w:start w:val="1"/>
+      <w:numFmt w:val="bullet"/>
+      <w:lvlText w:val=""/>
+      <w:lvlJc w:val="left"/>
+      <w:pPr>
+        <w:tabs>
+          <w:tab w:val="num" w:pos="5040"/>
+        </w:tabs>
+        <w:ind w:left="5040" w:hanging="360"/>
+      </w:pPr>
+      <w:rPr>
+        <w:rFonts w:ascii="Wingdings" w:hAnsi="Wingdings" w:hint="default"/>
+        <w:sz w:val="20"/>
+      </w:rPr>
+    </w:lvl>
+    <w:lvl w:ilvl="7" w:tentative="1">
+      <w:start w:val="1"/>
+      <w:numFmt w:val="bullet"/>
+      <w:lvlText w:val=""/>
+      <w:lvlJc w:val="left"/>
+      <w:pPr>
+        <w:tabs>
+          <w:tab w:val="num" w:pos="5760"/>
+        </w:tabs>
+        <w:ind w:left="5760" w:hanging="360"/>
+      </w:pPr>
+      <w:rPr>
+        <w:rFonts w:ascii="Wingdings" w:hAnsi="Wingdings" w:hint="default"/>
+        <w:sz w:val="20"/>
+      </w:rPr>
+    </w:lvl>
+    <w:lvl w:ilvl="8" w:tentative="1">
+      <w:start w:val="1"/>
+      <w:numFmt w:val="bullet"/>
+      <w:lvlText w:val=""/>
+      <w:lvlJc w:val="left"/>
+      <w:pPr>
+        <w:tabs>
+          <w:tab w:val="num" w:pos="6480"/>
+        </w:tabs>
+        <w:ind w:left="6480" w:hanging="360"/>
+      </w:pPr>
+      <w:rPr>
+        <w:rFonts w:ascii="Wingdings" w:hAnsi="Wingdings" w:hint="default"/>
+        <w:sz w:val="20"/>
+      </w:rPr>
+    </w:lvl>
+  </w:abstractNum>
+  <w:abstractNum w:abstractNumId="7" w15:restartNumberingAfterBreak="0">
+    <w:nsid w:val="32EB1208"/>
+    <w:multiLevelType w:val="multilevel"/>
+    <w:tmpl w:val="C6EA82EC"/>
+    <w:lvl w:ilvl="0">
+      <w:start w:val="1"/>
+      <w:numFmt w:val="bullet"/>
+      <w:lvlText w:val=""/>
+      <w:lvlJc w:val="left"/>
+      <w:pPr>
+        <w:tabs>
+          <w:tab w:val="num" w:pos="720"/>
+        </w:tabs>
+        <w:ind w:left="720" w:hanging="360"/>
+      </w:pPr>
+      <w:rPr>
+        <w:rFonts w:ascii="Symbol" w:hAnsi="Symbol" w:hint="default"/>
+        <w:sz w:val="20"/>
+      </w:rPr>
+    </w:lvl>
+    <w:lvl w:ilvl="1" w:tentative="1">
+      <w:start w:val="1"/>
+      <w:numFmt w:val="bullet"/>
+      <w:lvlText w:val="o"/>
+      <w:lvlJc w:val="left"/>
+      <w:pPr>
+        <w:tabs>
+          <w:tab w:val="num" w:pos="1440"/>
+        </w:tabs>
+        <w:ind w:left="1440" w:hanging="360"/>
+      </w:pPr>
+      <w:rPr>
+        <w:rFonts w:ascii="Courier New" w:hAnsi="Courier New" w:hint="default"/>
+        <w:sz w:val="20"/>
+      </w:rPr>
+    </w:lvl>
+    <w:lvl w:ilvl="2" w:tentative="1">
+      <w:start w:val="1"/>
+      <w:numFmt w:val="bullet"/>
+      <w:lvlText w:val=""/>
+      <w:lvlJc w:val="left"/>
+      <w:pPr>
+        <w:tabs>
+          <w:tab w:val="num" w:pos="2160"/>
+        </w:tabs>
+        <w:ind w:left="2160" w:hanging="360"/>
+      </w:pPr>
+      <w:rPr>
+        <w:rFonts w:ascii="Wingdings" w:hAnsi="Wingdings" w:hint="default"/>
+        <w:sz w:val="20"/>
+      </w:rPr>
+    </w:lvl>
+    <w:lvl w:ilvl="3" w:tentative="1">
+      <w:start w:val="1"/>
+      <w:numFmt w:val="bullet"/>
+      <w:lvlText w:val=""/>
+      <w:lvlJc w:val="left"/>
+      <w:pPr>
+        <w:tabs>
+          <w:tab w:val="num" w:pos="2880"/>
+        </w:tabs>
+        <w:ind w:left="2880" w:hanging="360"/>
+      </w:pPr>
+      <w:rPr>
+        <w:rFonts w:ascii="Wingdings" w:hAnsi="Wingdings" w:hint="default"/>
+        <w:sz w:val="20"/>
+      </w:rPr>
+    </w:lvl>
+    <w:lvl w:ilvl="4" w:tentative="1">
+      <w:start w:val="1"/>
+      <w:numFmt w:val="bullet"/>
+      <w:lvlText w:val=""/>
+      <w:lvlJc w:val="left"/>
+      <w:pPr>
+        <w:tabs>
+          <w:tab w:val="num" w:pos="3600"/>
+        </w:tabs>
+        <w:ind w:left="3600" w:hanging="360"/>
+      </w:pPr>
+      <w:rPr>
+        <w:rFonts w:ascii="Wingdings" w:hAnsi="Wingdings" w:hint="default"/>
+        <w:sz w:val="20"/>
+      </w:rPr>
+    </w:lvl>
+    <w:lvl w:ilvl="5" w:tentative="1">
+      <w:start w:val="1"/>
+      <w:numFmt w:val="bullet"/>
+      <w:lvlText w:val=""/>
+      <w:lvlJc w:val="left"/>
+      <w:pPr>
+        <w:tabs>
+          <w:tab w:val="num" w:pos="4320"/>
+        </w:tabs>
+        <w:ind w:left="4320" w:hanging="360"/>
+      </w:pPr>
+      <w:rPr>
+        <w:rFonts w:ascii="Wingdings" w:hAnsi="Wingdings" w:hint="default"/>
+        <w:sz w:val="20"/>
+      </w:rPr>
+    </w:lvl>
+    <w:lvl w:ilvl="6" w:tentative="1">
+      <w:start w:val="1"/>
+      <w:numFmt w:val="bullet"/>
+      <w:lvlText w:val=""/>
+      <w:lvlJc w:val="left"/>
+      <w:pPr>
+        <w:tabs>
+          <w:tab w:val="num" w:pos="5040"/>
+        </w:tabs>
+        <w:ind w:left="5040" w:hanging="360"/>
+      </w:pPr>
+      <w:rPr>
+        <w:rFonts w:ascii="Wingdings" w:hAnsi="Wingdings" w:hint="default"/>
+        <w:sz w:val="20"/>
+      </w:rPr>
+    </w:lvl>
+    <w:lvl w:ilvl="7" w:tentative="1">
+      <w:start w:val="1"/>
+      <w:numFmt w:val="bullet"/>
+      <w:lvlText w:val=""/>
+      <w:lvlJc w:val="left"/>
+      <w:pPr>
+        <w:tabs>
+          <w:tab w:val="num" w:pos="5760"/>
+        </w:tabs>
+        <w:ind w:left="5760" w:hanging="360"/>
+      </w:pPr>
+      <w:rPr>
+        <w:rFonts w:ascii="Wingdings" w:hAnsi="Wingdings" w:hint="default"/>
+        <w:sz w:val="20"/>
+      </w:rPr>
+    </w:lvl>
+    <w:lvl w:ilvl="8" w:tentative="1">
+      <w:start w:val="1"/>
+      <w:numFmt w:val="bullet"/>
+      <w:lvlText w:val=""/>
+      <w:lvlJc w:val="left"/>
+      <w:pPr>
+        <w:tabs>
+          <w:tab w:val="num" w:pos="6480"/>
+        </w:tabs>
+        <w:ind w:left="6480" w:hanging="360"/>
+      </w:pPr>
+      <w:rPr>
+        <w:rFonts w:ascii="Wingdings" w:hAnsi="Wingdings" w:hint="default"/>
+        <w:sz w:val="20"/>
+      </w:rPr>
+    </w:lvl>
+  </w:abstractNum>
+  <w:abstractNum w:abstractNumId="8" w15:restartNumberingAfterBreak="0">
     <w:nsid w:val="3DD8488A"/>
     <w:multiLevelType w:val="singleLevel"/>
     <w:tmpl w:val="3DD8488A"/>
@@ -2562,7 +7377,156 @@
       </w:rPr>
     </w:lvl>
   </w:abstractNum>
-  <w:abstractNum w:abstractNumId="3" w15:restartNumberingAfterBreak="0">
+  <w:abstractNum w:abstractNumId="9" w15:restartNumberingAfterBreak="0">
+    <w:nsid w:val="401E7D69"/>
+    <w:multiLevelType w:val="multilevel"/>
+    <w:tmpl w:val="1D5CD156"/>
+    <w:lvl w:ilvl="0">
+      <w:start w:val="1"/>
+      <w:numFmt w:val="bullet"/>
+      <w:lvlText w:val=""/>
+      <w:lvlJc w:val="left"/>
+      <w:pPr>
+        <w:tabs>
+          <w:tab w:val="num" w:pos="720"/>
+        </w:tabs>
+        <w:ind w:left="720" w:hanging="360"/>
+      </w:pPr>
+      <w:rPr>
+        <w:rFonts w:ascii="Symbol" w:hAnsi="Symbol" w:hint="default"/>
+        <w:sz w:val="20"/>
+      </w:rPr>
+    </w:lvl>
+    <w:lvl w:ilvl="1" w:tentative="1">
+      <w:start w:val="1"/>
+      <w:numFmt w:val="bullet"/>
+      <w:lvlText w:val="o"/>
+      <w:lvlJc w:val="left"/>
+      <w:pPr>
+        <w:tabs>
+          <w:tab w:val="num" w:pos="1440"/>
+        </w:tabs>
+        <w:ind w:left="1440" w:hanging="360"/>
+      </w:pPr>
+      <w:rPr>
+        <w:rFonts w:ascii="Courier New" w:hAnsi="Courier New" w:hint="default"/>
+        <w:sz w:val="20"/>
+      </w:rPr>
+    </w:lvl>
+    <w:lvl w:ilvl="2" w:tentative="1">
+      <w:start w:val="1"/>
+      <w:numFmt w:val="bullet"/>
+      <w:lvlText w:val=""/>
+      <w:lvlJc w:val="left"/>
+      <w:pPr>
+        <w:tabs>
+          <w:tab w:val="num" w:pos="2160"/>
+        </w:tabs>
+        <w:ind w:left="2160" w:hanging="360"/>
+      </w:pPr>
+      <w:rPr>
+        <w:rFonts w:ascii="Wingdings" w:hAnsi="Wingdings" w:hint="default"/>
+        <w:sz w:val="20"/>
+      </w:rPr>
+    </w:lvl>
+    <w:lvl w:ilvl="3" w:tentative="1">
+      <w:start w:val="1"/>
+      <w:numFmt w:val="bullet"/>
+      <w:lvlText w:val=""/>
+      <w:lvlJc w:val="left"/>
+      <w:pPr>
+        <w:tabs>
+          <w:tab w:val="num" w:pos="2880"/>
+        </w:tabs>
+        <w:ind w:left="2880" w:hanging="360"/>
+      </w:pPr>
+      <w:rPr>
+        <w:rFonts w:ascii="Wingdings" w:hAnsi="Wingdings" w:hint="default"/>
+        <w:sz w:val="20"/>
+      </w:rPr>
+    </w:lvl>
+    <w:lvl w:ilvl="4" w:tentative="1">
+      <w:start w:val="1"/>
+      <w:numFmt w:val="bullet"/>
+      <w:lvlText w:val=""/>
+      <w:lvlJc w:val="left"/>
+      <w:pPr>
+        <w:tabs>
+          <w:tab w:val="num" w:pos="3600"/>
+        </w:tabs>
+        <w:ind w:left="3600" w:hanging="360"/>
+      </w:pPr>
+      <w:rPr>
+        <w:rFonts w:ascii="Wingdings" w:hAnsi="Wingdings" w:hint="default"/>
+        <w:sz w:val="20"/>
+      </w:rPr>
+    </w:lvl>
+    <w:lvl w:ilvl="5" w:tentative="1">
+      <w:start w:val="1"/>
+      <w:numFmt w:val="bullet"/>
+      <w:lvlText w:val=""/>
+      <w:lvlJc w:val="left"/>
+      <w:pPr>
+        <w:tabs>
+          <w:tab w:val="num" w:pos="4320"/>
+        </w:tabs>
+        <w:ind w:left="4320" w:hanging="360"/>
+      </w:pPr>
+      <w:rPr>
+        <w:rFonts w:ascii="Wingdings" w:hAnsi="Wingdings" w:hint="default"/>
+        <w:sz w:val="20"/>
+      </w:rPr>
+    </w:lvl>
+    <w:lvl w:ilvl="6" w:tentative="1">
+      <w:start w:val="1"/>
+      <w:numFmt w:val="bullet"/>
+      <w:lvlText w:val=""/>
+      <w:lvlJc w:val="left"/>
+      <w:pPr>
+        <w:tabs>
+          <w:tab w:val="num" w:pos="5040"/>
+        </w:tabs>
+        <w:ind w:left="5040" w:hanging="360"/>
+      </w:pPr>
+      <w:rPr>
+        <w:rFonts w:ascii="Wingdings" w:hAnsi="Wingdings" w:hint="default"/>
+        <w:sz w:val="20"/>
+      </w:rPr>
+    </w:lvl>
+    <w:lvl w:ilvl="7" w:tentative="1">
+      <w:start w:val="1"/>
+      <w:numFmt w:val="bullet"/>
+      <w:lvlText w:val=""/>
+      <w:lvlJc w:val="left"/>
+      <w:pPr>
+        <w:tabs>
+          <w:tab w:val="num" w:pos="5760"/>
+        </w:tabs>
+        <w:ind w:left="5760" w:hanging="360"/>
+      </w:pPr>
+      <w:rPr>
+        <w:rFonts w:ascii="Wingdings" w:hAnsi="Wingdings" w:hint="default"/>
+        <w:sz w:val="20"/>
+      </w:rPr>
+    </w:lvl>
+    <w:lvl w:ilvl="8" w:tentative="1">
+      <w:start w:val="1"/>
+      <w:numFmt w:val="bullet"/>
+      <w:lvlText w:val=""/>
+      <w:lvlJc w:val="left"/>
+      <w:pPr>
+        <w:tabs>
+          <w:tab w:val="num" w:pos="6480"/>
+        </w:tabs>
+        <w:ind w:left="6480" w:hanging="360"/>
+      </w:pPr>
+      <w:rPr>
+        <w:rFonts w:ascii="Wingdings" w:hAnsi="Wingdings" w:hint="default"/>
+        <w:sz w:val="20"/>
+      </w:rPr>
+    </w:lvl>
+  </w:abstractNum>
+  <w:abstractNum w:abstractNumId="10" w15:restartNumberingAfterBreak="0">
     <w:nsid w:val="447177DF"/>
     <w:multiLevelType w:val="multilevel"/>
     <w:tmpl w:val="FF284EF4"/>
@@ -2711,17 +7675,1254 @@
       </w:rPr>
     </w:lvl>
   </w:abstractNum>
+  <w:abstractNum w:abstractNumId="11" w15:restartNumberingAfterBreak="0">
+    <w:nsid w:val="44DB4E01"/>
+    <w:multiLevelType w:val="multilevel"/>
+    <w:tmpl w:val="7C6E23C0"/>
+    <w:lvl w:ilvl="0">
+      <w:start w:val="1"/>
+      <w:numFmt w:val="bullet"/>
+      <w:lvlText w:val=""/>
+      <w:lvlJc w:val="left"/>
+      <w:pPr>
+        <w:tabs>
+          <w:tab w:val="num" w:pos="720"/>
+        </w:tabs>
+        <w:ind w:left="720" w:hanging="360"/>
+      </w:pPr>
+      <w:rPr>
+        <w:rFonts w:ascii="Symbol" w:hAnsi="Symbol" w:hint="default"/>
+        <w:sz w:val="20"/>
+      </w:rPr>
+    </w:lvl>
+    <w:lvl w:ilvl="1" w:tentative="1">
+      <w:start w:val="1"/>
+      <w:numFmt w:val="bullet"/>
+      <w:lvlText w:val="o"/>
+      <w:lvlJc w:val="left"/>
+      <w:pPr>
+        <w:tabs>
+          <w:tab w:val="num" w:pos="1440"/>
+        </w:tabs>
+        <w:ind w:left="1440" w:hanging="360"/>
+      </w:pPr>
+      <w:rPr>
+        <w:rFonts w:ascii="Courier New" w:hAnsi="Courier New" w:hint="default"/>
+        <w:sz w:val="20"/>
+      </w:rPr>
+    </w:lvl>
+    <w:lvl w:ilvl="2" w:tentative="1">
+      <w:start w:val="1"/>
+      <w:numFmt w:val="bullet"/>
+      <w:lvlText w:val=""/>
+      <w:lvlJc w:val="left"/>
+      <w:pPr>
+        <w:tabs>
+          <w:tab w:val="num" w:pos="2160"/>
+        </w:tabs>
+        <w:ind w:left="2160" w:hanging="360"/>
+      </w:pPr>
+      <w:rPr>
+        <w:rFonts w:ascii="Wingdings" w:hAnsi="Wingdings" w:hint="default"/>
+        <w:sz w:val="20"/>
+      </w:rPr>
+    </w:lvl>
+    <w:lvl w:ilvl="3" w:tentative="1">
+      <w:start w:val="1"/>
+      <w:numFmt w:val="bullet"/>
+      <w:lvlText w:val=""/>
+      <w:lvlJc w:val="left"/>
+      <w:pPr>
+        <w:tabs>
+          <w:tab w:val="num" w:pos="2880"/>
+        </w:tabs>
+        <w:ind w:left="2880" w:hanging="360"/>
+      </w:pPr>
+      <w:rPr>
+        <w:rFonts w:ascii="Wingdings" w:hAnsi="Wingdings" w:hint="default"/>
+        <w:sz w:val="20"/>
+      </w:rPr>
+    </w:lvl>
+    <w:lvl w:ilvl="4" w:tentative="1">
+      <w:start w:val="1"/>
+      <w:numFmt w:val="bullet"/>
+      <w:lvlText w:val=""/>
+      <w:lvlJc w:val="left"/>
+      <w:pPr>
+        <w:tabs>
+          <w:tab w:val="num" w:pos="3600"/>
+        </w:tabs>
+        <w:ind w:left="3600" w:hanging="360"/>
+      </w:pPr>
+      <w:rPr>
+        <w:rFonts w:ascii="Wingdings" w:hAnsi="Wingdings" w:hint="default"/>
+        <w:sz w:val="20"/>
+      </w:rPr>
+    </w:lvl>
+    <w:lvl w:ilvl="5" w:tentative="1">
+      <w:start w:val="1"/>
+      <w:numFmt w:val="bullet"/>
+      <w:lvlText w:val=""/>
+      <w:lvlJc w:val="left"/>
+      <w:pPr>
+        <w:tabs>
+          <w:tab w:val="num" w:pos="4320"/>
+        </w:tabs>
+        <w:ind w:left="4320" w:hanging="360"/>
+      </w:pPr>
+      <w:rPr>
+        <w:rFonts w:ascii="Wingdings" w:hAnsi="Wingdings" w:hint="default"/>
+        <w:sz w:val="20"/>
+      </w:rPr>
+    </w:lvl>
+    <w:lvl w:ilvl="6" w:tentative="1">
+      <w:start w:val="1"/>
+      <w:numFmt w:val="bullet"/>
+      <w:lvlText w:val=""/>
+      <w:lvlJc w:val="left"/>
+      <w:pPr>
+        <w:tabs>
+          <w:tab w:val="num" w:pos="5040"/>
+        </w:tabs>
+        <w:ind w:left="5040" w:hanging="360"/>
+      </w:pPr>
+      <w:rPr>
+        <w:rFonts w:ascii="Wingdings" w:hAnsi="Wingdings" w:hint="default"/>
+        <w:sz w:val="20"/>
+      </w:rPr>
+    </w:lvl>
+    <w:lvl w:ilvl="7" w:tentative="1">
+      <w:start w:val="1"/>
+      <w:numFmt w:val="bullet"/>
+      <w:lvlText w:val=""/>
+      <w:lvlJc w:val="left"/>
+      <w:pPr>
+        <w:tabs>
+          <w:tab w:val="num" w:pos="5760"/>
+        </w:tabs>
+        <w:ind w:left="5760" w:hanging="360"/>
+      </w:pPr>
+      <w:rPr>
+        <w:rFonts w:ascii="Wingdings" w:hAnsi="Wingdings" w:hint="default"/>
+        <w:sz w:val="20"/>
+      </w:rPr>
+    </w:lvl>
+    <w:lvl w:ilvl="8" w:tentative="1">
+      <w:start w:val="1"/>
+      <w:numFmt w:val="bullet"/>
+      <w:lvlText w:val=""/>
+      <w:lvlJc w:val="left"/>
+      <w:pPr>
+        <w:tabs>
+          <w:tab w:val="num" w:pos="6480"/>
+        </w:tabs>
+        <w:ind w:left="6480" w:hanging="360"/>
+      </w:pPr>
+      <w:rPr>
+        <w:rFonts w:ascii="Wingdings" w:hAnsi="Wingdings" w:hint="default"/>
+        <w:sz w:val="20"/>
+      </w:rPr>
+    </w:lvl>
+  </w:abstractNum>
+  <w:abstractNum w:abstractNumId="12" w15:restartNumberingAfterBreak="0">
+    <w:nsid w:val="4D5C0A70"/>
+    <w:multiLevelType w:val="multilevel"/>
+    <w:tmpl w:val="5A12E0A8"/>
+    <w:lvl w:ilvl="0">
+      <w:start w:val="1"/>
+      <w:numFmt w:val="bullet"/>
+      <w:lvlText w:val=""/>
+      <w:lvlJc w:val="left"/>
+      <w:pPr>
+        <w:tabs>
+          <w:tab w:val="num" w:pos="720"/>
+        </w:tabs>
+        <w:ind w:left="720" w:hanging="360"/>
+      </w:pPr>
+      <w:rPr>
+        <w:rFonts w:ascii="Symbol" w:hAnsi="Symbol" w:hint="default"/>
+        <w:sz w:val="20"/>
+      </w:rPr>
+    </w:lvl>
+    <w:lvl w:ilvl="1" w:tentative="1">
+      <w:start w:val="1"/>
+      <w:numFmt w:val="bullet"/>
+      <w:lvlText w:val="o"/>
+      <w:lvlJc w:val="left"/>
+      <w:pPr>
+        <w:tabs>
+          <w:tab w:val="num" w:pos="1440"/>
+        </w:tabs>
+        <w:ind w:left="1440" w:hanging="360"/>
+      </w:pPr>
+      <w:rPr>
+        <w:rFonts w:ascii="Courier New" w:hAnsi="Courier New" w:hint="default"/>
+        <w:sz w:val="20"/>
+      </w:rPr>
+    </w:lvl>
+    <w:lvl w:ilvl="2" w:tentative="1">
+      <w:start w:val="1"/>
+      <w:numFmt w:val="bullet"/>
+      <w:lvlText w:val=""/>
+      <w:lvlJc w:val="left"/>
+      <w:pPr>
+        <w:tabs>
+          <w:tab w:val="num" w:pos="2160"/>
+        </w:tabs>
+        <w:ind w:left="2160" w:hanging="360"/>
+      </w:pPr>
+      <w:rPr>
+        <w:rFonts w:ascii="Wingdings" w:hAnsi="Wingdings" w:hint="default"/>
+        <w:sz w:val="20"/>
+      </w:rPr>
+    </w:lvl>
+    <w:lvl w:ilvl="3" w:tentative="1">
+      <w:start w:val="1"/>
+      <w:numFmt w:val="bullet"/>
+      <w:lvlText w:val=""/>
+      <w:lvlJc w:val="left"/>
+      <w:pPr>
+        <w:tabs>
+          <w:tab w:val="num" w:pos="2880"/>
+        </w:tabs>
+        <w:ind w:left="2880" w:hanging="360"/>
+      </w:pPr>
+      <w:rPr>
+        <w:rFonts w:ascii="Wingdings" w:hAnsi="Wingdings" w:hint="default"/>
+        <w:sz w:val="20"/>
+      </w:rPr>
+    </w:lvl>
+    <w:lvl w:ilvl="4" w:tentative="1">
+      <w:start w:val="1"/>
+      <w:numFmt w:val="bullet"/>
+      <w:lvlText w:val=""/>
+      <w:lvlJc w:val="left"/>
+      <w:pPr>
+        <w:tabs>
+          <w:tab w:val="num" w:pos="3600"/>
+        </w:tabs>
+        <w:ind w:left="3600" w:hanging="360"/>
+      </w:pPr>
+      <w:rPr>
+        <w:rFonts w:ascii="Wingdings" w:hAnsi="Wingdings" w:hint="default"/>
+        <w:sz w:val="20"/>
+      </w:rPr>
+    </w:lvl>
+    <w:lvl w:ilvl="5" w:tentative="1">
+      <w:start w:val="1"/>
+      <w:numFmt w:val="bullet"/>
+      <w:lvlText w:val=""/>
+      <w:lvlJc w:val="left"/>
+      <w:pPr>
+        <w:tabs>
+          <w:tab w:val="num" w:pos="4320"/>
+        </w:tabs>
+        <w:ind w:left="4320" w:hanging="360"/>
+      </w:pPr>
+      <w:rPr>
+        <w:rFonts w:ascii="Wingdings" w:hAnsi="Wingdings" w:hint="default"/>
+        <w:sz w:val="20"/>
+      </w:rPr>
+    </w:lvl>
+    <w:lvl w:ilvl="6" w:tentative="1">
+      <w:start w:val="1"/>
+      <w:numFmt w:val="bullet"/>
+      <w:lvlText w:val=""/>
+      <w:lvlJc w:val="left"/>
+      <w:pPr>
+        <w:tabs>
+          <w:tab w:val="num" w:pos="5040"/>
+        </w:tabs>
+        <w:ind w:left="5040" w:hanging="360"/>
+      </w:pPr>
+      <w:rPr>
+        <w:rFonts w:ascii="Wingdings" w:hAnsi="Wingdings" w:hint="default"/>
+        <w:sz w:val="20"/>
+      </w:rPr>
+    </w:lvl>
+    <w:lvl w:ilvl="7" w:tentative="1">
+      <w:start w:val="1"/>
+      <w:numFmt w:val="bullet"/>
+      <w:lvlText w:val=""/>
+      <w:lvlJc w:val="left"/>
+      <w:pPr>
+        <w:tabs>
+          <w:tab w:val="num" w:pos="5760"/>
+        </w:tabs>
+        <w:ind w:left="5760" w:hanging="360"/>
+      </w:pPr>
+      <w:rPr>
+        <w:rFonts w:ascii="Wingdings" w:hAnsi="Wingdings" w:hint="default"/>
+        <w:sz w:val="20"/>
+      </w:rPr>
+    </w:lvl>
+    <w:lvl w:ilvl="8" w:tentative="1">
+      <w:start w:val="1"/>
+      <w:numFmt w:val="bullet"/>
+      <w:lvlText w:val=""/>
+      <w:lvlJc w:val="left"/>
+      <w:pPr>
+        <w:tabs>
+          <w:tab w:val="num" w:pos="6480"/>
+        </w:tabs>
+        <w:ind w:left="6480" w:hanging="360"/>
+      </w:pPr>
+      <w:rPr>
+        <w:rFonts w:ascii="Wingdings" w:hAnsi="Wingdings" w:hint="default"/>
+        <w:sz w:val="20"/>
+      </w:rPr>
+    </w:lvl>
+  </w:abstractNum>
+  <w:abstractNum w:abstractNumId="13" w15:restartNumberingAfterBreak="0">
+    <w:nsid w:val="55543B5C"/>
+    <w:multiLevelType w:val="multilevel"/>
+    <w:tmpl w:val="D57EEBAE"/>
+    <w:lvl w:ilvl="0">
+      <w:start w:val="1"/>
+      <w:numFmt w:val="bullet"/>
+      <w:lvlText w:val=""/>
+      <w:lvlJc w:val="left"/>
+      <w:pPr>
+        <w:tabs>
+          <w:tab w:val="num" w:pos="720"/>
+        </w:tabs>
+        <w:ind w:left="720" w:hanging="360"/>
+      </w:pPr>
+      <w:rPr>
+        <w:rFonts w:ascii="Symbol" w:hAnsi="Symbol" w:hint="default"/>
+        <w:sz w:val="20"/>
+      </w:rPr>
+    </w:lvl>
+    <w:lvl w:ilvl="1" w:tentative="1">
+      <w:start w:val="1"/>
+      <w:numFmt w:val="bullet"/>
+      <w:lvlText w:val="o"/>
+      <w:lvlJc w:val="left"/>
+      <w:pPr>
+        <w:tabs>
+          <w:tab w:val="num" w:pos="1440"/>
+        </w:tabs>
+        <w:ind w:left="1440" w:hanging="360"/>
+      </w:pPr>
+      <w:rPr>
+        <w:rFonts w:ascii="Courier New" w:hAnsi="Courier New" w:hint="default"/>
+        <w:sz w:val="20"/>
+      </w:rPr>
+    </w:lvl>
+    <w:lvl w:ilvl="2" w:tentative="1">
+      <w:start w:val="1"/>
+      <w:numFmt w:val="bullet"/>
+      <w:lvlText w:val=""/>
+      <w:lvlJc w:val="left"/>
+      <w:pPr>
+        <w:tabs>
+          <w:tab w:val="num" w:pos="2160"/>
+        </w:tabs>
+        <w:ind w:left="2160" w:hanging="360"/>
+      </w:pPr>
+      <w:rPr>
+        <w:rFonts w:ascii="Wingdings" w:hAnsi="Wingdings" w:hint="default"/>
+        <w:sz w:val="20"/>
+      </w:rPr>
+    </w:lvl>
+    <w:lvl w:ilvl="3" w:tentative="1">
+      <w:start w:val="1"/>
+      <w:numFmt w:val="bullet"/>
+      <w:lvlText w:val=""/>
+      <w:lvlJc w:val="left"/>
+      <w:pPr>
+        <w:tabs>
+          <w:tab w:val="num" w:pos="2880"/>
+        </w:tabs>
+        <w:ind w:left="2880" w:hanging="360"/>
+      </w:pPr>
+      <w:rPr>
+        <w:rFonts w:ascii="Wingdings" w:hAnsi="Wingdings" w:hint="default"/>
+        <w:sz w:val="20"/>
+      </w:rPr>
+    </w:lvl>
+    <w:lvl w:ilvl="4" w:tentative="1">
+      <w:start w:val="1"/>
+      <w:numFmt w:val="bullet"/>
+      <w:lvlText w:val=""/>
+      <w:lvlJc w:val="left"/>
+      <w:pPr>
+        <w:tabs>
+          <w:tab w:val="num" w:pos="3600"/>
+        </w:tabs>
+        <w:ind w:left="3600" w:hanging="360"/>
+      </w:pPr>
+      <w:rPr>
+        <w:rFonts w:ascii="Wingdings" w:hAnsi="Wingdings" w:hint="default"/>
+        <w:sz w:val="20"/>
+      </w:rPr>
+    </w:lvl>
+    <w:lvl w:ilvl="5" w:tentative="1">
+      <w:start w:val="1"/>
+      <w:numFmt w:val="bullet"/>
+      <w:lvlText w:val=""/>
+      <w:lvlJc w:val="left"/>
+      <w:pPr>
+        <w:tabs>
+          <w:tab w:val="num" w:pos="4320"/>
+        </w:tabs>
+        <w:ind w:left="4320" w:hanging="360"/>
+      </w:pPr>
+      <w:rPr>
+        <w:rFonts w:ascii="Wingdings" w:hAnsi="Wingdings" w:hint="default"/>
+        <w:sz w:val="20"/>
+      </w:rPr>
+    </w:lvl>
+    <w:lvl w:ilvl="6" w:tentative="1">
+      <w:start w:val="1"/>
+      <w:numFmt w:val="bullet"/>
+      <w:lvlText w:val=""/>
+      <w:lvlJc w:val="left"/>
+      <w:pPr>
+        <w:tabs>
+          <w:tab w:val="num" w:pos="5040"/>
+        </w:tabs>
+        <w:ind w:left="5040" w:hanging="360"/>
+      </w:pPr>
+      <w:rPr>
+        <w:rFonts w:ascii="Wingdings" w:hAnsi="Wingdings" w:hint="default"/>
+        <w:sz w:val="20"/>
+      </w:rPr>
+    </w:lvl>
+    <w:lvl w:ilvl="7" w:tentative="1">
+      <w:start w:val="1"/>
+      <w:numFmt w:val="bullet"/>
+      <w:lvlText w:val=""/>
+      <w:lvlJc w:val="left"/>
+      <w:pPr>
+        <w:tabs>
+          <w:tab w:val="num" w:pos="5760"/>
+        </w:tabs>
+        <w:ind w:left="5760" w:hanging="360"/>
+      </w:pPr>
+      <w:rPr>
+        <w:rFonts w:ascii="Wingdings" w:hAnsi="Wingdings" w:hint="default"/>
+        <w:sz w:val="20"/>
+      </w:rPr>
+    </w:lvl>
+    <w:lvl w:ilvl="8" w:tentative="1">
+      <w:start w:val="1"/>
+      <w:numFmt w:val="bullet"/>
+      <w:lvlText w:val=""/>
+      <w:lvlJc w:val="left"/>
+      <w:pPr>
+        <w:tabs>
+          <w:tab w:val="num" w:pos="6480"/>
+        </w:tabs>
+        <w:ind w:left="6480" w:hanging="360"/>
+      </w:pPr>
+      <w:rPr>
+        <w:rFonts w:ascii="Wingdings" w:hAnsi="Wingdings" w:hint="default"/>
+        <w:sz w:val="20"/>
+      </w:rPr>
+    </w:lvl>
+  </w:abstractNum>
+  <w:abstractNum w:abstractNumId="14" w15:restartNumberingAfterBreak="0">
+    <w:nsid w:val="5F993F3F"/>
+    <w:multiLevelType w:val="multilevel"/>
+    <w:tmpl w:val="1D5CD156"/>
+    <w:lvl w:ilvl="0">
+      <w:start w:val="1"/>
+      <w:numFmt w:val="bullet"/>
+      <w:lvlText w:val=""/>
+      <w:lvlJc w:val="left"/>
+      <w:pPr>
+        <w:tabs>
+          <w:tab w:val="num" w:pos="720"/>
+        </w:tabs>
+        <w:ind w:left="720" w:hanging="360"/>
+      </w:pPr>
+      <w:rPr>
+        <w:rFonts w:ascii="Symbol" w:hAnsi="Symbol" w:hint="default"/>
+        <w:sz w:val="20"/>
+      </w:rPr>
+    </w:lvl>
+    <w:lvl w:ilvl="1" w:tentative="1">
+      <w:start w:val="1"/>
+      <w:numFmt w:val="bullet"/>
+      <w:lvlText w:val="o"/>
+      <w:lvlJc w:val="left"/>
+      <w:pPr>
+        <w:tabs>
+          <w:tab w:val="num" w:pos="1440"/>
+        </w:tabs>
+        <w:ind w:left="1440" w:hanging="360"/>
+      </w:pPr>
+      <w:rPr>
+        <w:rFonts w:ascii="Courier New" w:hAnsi="Courier New" w:hint="default"/>
+        <w:sz w:val="20"/>
+      </w:rPr>
+    </w:lvl>
+    <w:lvl w:ilvl="2" w:tentative="1">
+      <w:start w:val="1"/>
+      <w:numFmt w:val="bullet"/>
+      <w:lvlText w:val=""/>
+      <w:lvlJc w:val="left"/>
+      <w:pPr>
+        <w:tabs>
+          <w:tab w:val="num" w:pos="2160"/>
+        </w:tabs>
+        <w:ind w:left="2160" w:hanging="360"/>
+      </w:pPr>
+      <w:rPr>
+        <w:rFonts w:ascii="Wingdings" w:hAnsi="Wingdings" w:hint="default"/>
+        <w:sz w:val="20"/>
+      </w:rPr>
+    </w:lvl>
+    <w:lvl w:ilvl="3" w:tentative="1">
+      <w:start w:val="1"/>
+      <w:numFmt w:val="bullet"/>
+      <w:lvlText w:val=""/>
+      <w:lvlJc w:val="left"/>
+      <w:pPr>
+        <w:tabs>
+          <w:tab w:val="num" w:pos="2880"/>
+        </w:tabs>
+        <w:ind w:left="2880" w:hanging="360"/>
+      </w:pPr>
+      <w:rPr>
+        <w:rFonts w:ascii="Wingdings" w:hAnsi="Wingdings" w:hint="default"/>
+        <w:sz w:val="20"/>
+      </w:rPr>
+    </w:lvl>
+    <w:lvl w:ilvl="4" w:tentative="1">
+      <w:start w:val="1"/>
+      <w:numFmt w:val="bullet"/>
+      <w:lvlText w:val=""/>
+      <w:lvlJc w:val="left"/>
+      <w:pPr>
+        <w:tabs>
+          <w:tab w:val="num" w:pos="3600"/>
+        </w:tabs>
+        <w:ind w:left="3600" w:hanging="360"/>
+      </w:pPr>
+      <w:rPr>
+        <w:rFonts w:ascii="Wingdings" w:hAnsi="Wingdings" w:hint="default"/>
+        <w:sz w:val="20"/>
+      </w:rPr>
+    </w:lvl>
+    <w:lvl w:ilvl="5" w:tentative="1">
+      <w:start w:val="1"/>
+      <w:numFmt w:val="bullet"/>
+      <w:lvlText w:val=""/>
+      <w:lvlJc w:val="left"/>
+      <w:pPr>
+        <w:tabs>
+          <w:tab w:val="num" w:pos="4320"/>
+        </w:tabs>
+        <w:ind w:left="4320" w:hanging="360"/>
+      </w:pPr>
+      <w:rPr>
+        <w:rFonts w:ascii="Wingdings" w:hAnsi="Wingdings" w:hint="default"/>
+        <w:sz w:val="20"/>
+      </w:rPr>
+    </w:lvl>
+    <w:lvl w:ilvl="6" w:tentative="1">
+      <w:start w:val="1"/>
+      <w:numFmt w:val="bullet"/>
+      <w:lvlText w:val=""/>
+      <w:lvlJc w:val="left"/>
+      <w:pPr>
+        <w:tabs>
+          <w:tab w:val="num" w:pos="5040"/>
+        </w:tabs>
+        <w:ind w:left="5040" w:hanging="360"/>
+      </w:pPr>
+      <w:rPr>
+        <w:rFonts w:ascii="Wingdings" w:hAnsi="Wingdings" w:hint="default"/>
+        <w:sz w:val="20"/>
+      </w:rPr>
+    </w:lvl>
+    <w:lvl w:ilvl="7" w:tentative="1">
+      <w:start w:val="1"/>
+      <w:numFmt w:val="bullet"/>
+      <w:lvlText w:val=""/>
+      <w:lvlJc w:val="left"/>
+      <w:pPr>
+        <w:tabs>
+          <w:tab w:val="num" w:pos="5760"/>
+        </w:tabs>
+        <w:ind w:left="5760" w:hanging="360"/>
+      </w:pPr>
+      <w:rPr>
+        <w:rFonts w:ascii="Wingdings" w:hAnsi="Wingdings" w:hint="default"/>
+        <w:sz w:val="20"/>
+      </w:rPr>
+    </w:lvl>
+    <w:lvl w:ilvl="8" w:tentative="1">
+      <w:start w:val="1"/>
+      <w:numFmt w:val="bullet"/>
+      <w:lvlText w:val=""/>
+      <w:lvlJc w:val="left"/>
+      <w:pPr>
+        <w:tabs>
+          <w:tab w:val="num" w:pos="6480"/>
+        </w:tabs>
+        <w:ind w:left="6480" w:hanging="360"/>
+      </w:pPr>
+      <w:rPr>
+        <w:rFonts w:ascii="Wingdings" w:hAnsi="Wingdings" w:hint="default"/>
+        <w:sz w:val="20"/>
+      </w:rPr>
+    </w:lvl>
+  </w:abstractNum>
+  <w:abstractNum w:abstractNumId="15" w15:restartNumberingAfterBreak="0">
+    <w:nsid w:val="69942BB7"/>
+    <w:multiLevelType w:val="multilevel"/>
+    <w:tmpl w:val="9A682774"/>
+    <w:lvl w:ilvl="0">
+      <w:start w:val="1"/>
+      <w:numFmt w:val="bullet"/>
+      <w:lvlText w:val=""/>
+      <w:lvlJc w:val="left"/>
+      <w:pPr>
+        <w:tabs>
+          <w:tab w:val="num" w:pos="720"/>
+        </w:tabs>
+        <w:ind w:left="720" w:hanging="360"/>
+      </w:pPr>
+      <w:rPr>
+        <w:rFonts w:ascii="Symbol" w:hAnsi="Symbol" w:hint="default"/>
+        <w:sz w:val="20"/>
+      </w:rPr>
+    </w:lvl>
+    <w:lvl w:ilvl="1" w:tentative="1">
+      <w:start w:val="1"/>
+      <w:numFmt w:val="bullet"/>
+      <w:lvlText w:val="o"/>
+      <w:lvlJc w:val="left"/>
+      <w:pPr>
+        <w:tabs>
+          <w:tab w:val="num" w:pos="1440"/>
+        </w:tabs>
+        <w:ind w:left="1440" w:hanging="360"/>
+      </w:pPr>
+      <w:rPr>
+        <w:rFonts w:ascii="Courier New" w:hAnsi="Courier New" w:hint="default"/>
+        <w:sz w:val="20"/>
+      </w:rPr>
+    </w:lvl>
+    <w:lvl w:ilvl="2" w:tentative="1">
+      <w:start w:val="1"/>
+      <w:numFmt w:val="bullet"/>
+      <w:lvlText w:val=""/>
+      <w:lvlJc w:val="left"/>
+      <w:pPr>
+        <w:tabs>
+          <w:tab w:val="num" w:pos="2160"/>
+        </w:tabs>
+        <w:ind w:left="2160" w:hanging="360"/>
+      </w:pPr>
+      <w:rPr>
+        <w:rFonts w:ascii="Wingdings" w:hAnsi="Wingdings" w:hint="default"/>
+        <w:sz w:val="20"/>
+      </w:rPr>
+    </w:lvl>
+    <w:lvl w:ilvl="3" w:tentative="1">
+      <w:start w:val="1"/>
+      <w:numFmt w:val="bullet"/>
+      <w:lvlText w:val=""/>
+      <w:lvlJc w:val="left"/>
+      <w:pPr>
+        <w:tabs>
+          <w:tab w:val="num" w:pos="2880"/>
+        </w:tabs>
+        <w:ind w:left="2880" w:hanging="360"/>
+      </w:pPr>
+      <w:rPr>
+        <w:rFonts w:ascii="Wingdings" w:hAnsi="Wingdings" w:hint="default"/>
+        <w:sz w:val="20"/>
+      </w:rPr>
+    </w:lvl>
+    <w:lvl w:ilvl="4" w:tentative="1">
+      <w:start w:val="1"/>
+      <w:numFmt w:val="bullet"/>
+      <w:lvlText w:val=""/>
+      <w:lvlJc w:val="left"/>
+      <w:pPr>
+        <w:tabs>
+          <w:tab w:val="num" w:pos="3600"/>
+        </w:tabs>
+        <w:ind w:left="3600" w:hanging="360"/>
+      </w:pPr>
+      <w:rPr>
+        <w:rFonts w:ascii="Wingdings" w:hAnsi="Wingdings" w:hint="default"/>
+        <w:sz w:val="20"/>
+      </w:rPr>
+    </w:lvl>
+    <w:lvl w:ilvl="5" w:tentative="1">
+      <w:start w:val="1"/>
+      <w:numFmt w:val="bullet"/>
+      <w:lvlText w:val=""/>
+      <w:lvlJc w:val="left"/>
+      <w:pPr>
+        <w:tabs>
+          <w:tab w:val="num" w:pos="4320"/>
+        </w:tabs>
+        <w:ind w:left="4320" w:hanging="360"/>
+      </w:pPr>
+      <w:rPr>
+        <w:rFonts w:ascii="Wingdings" w:hAnsi="Wingdings" w:hint="default"/>
+        <w:sz w:val="20"/>
+      </w:rPr>
+    </w:lvl>
+    <w:lvl w:ilvl="6" w:tentative="1">
+      <w:start w:val="1"/>
+      <w:numFmt w:val="bullet"/>
+      <w:lvlText w:val=""/>
+      <w:lvlJc w:val="left"/>
+      <w:pPr>
+        <w:tabs>
+          <w:tab w:val="num" w:pos="5040"/>
+        </w:tabs>
+        <w:ind w:left="5040" w:hanging="360"/>
+      </w:pPr>
+      <w:rPr>
+        <w:rFonts w:ascii="Wingdings" w:hAnsi="Wingdings" w:hint="default"/>
+        <w:sz w:val="20"/>
+      </w:rPr>
+    </w:lvl>
+    <w:lvl w:ilvl="7" w:tentative="1">
+      <w:start w:val="1"/>
+      <w:numFmt w:val="bullet"/>
+      <w:lvlText w:val=""/>
+      <w:lvlJc w:val="left"/>
+      <w:pPr>
+        <w:tabs>
+          <w:tab w:val="num" w:pos="5760"/>
+        </w:tabs>
+        <w:ind w:left="5760" w:hanging="360"/>
+      </w:pPr>
+      <w:rPr>
+        <w:rFonts w:ascii="Wingdings" w:hAnsi="Wingdings" w:hint="default"/>
+        <w:sz w:val="20"/>
+      </w:rPr>
+    </w:lvl>
+    <w:lvl w:ilvl="8" w:tentative="1">
+      <w:start w:val="1"/>
+      <w:numFmt w:val="bullet"/>
+      <w:lvlText w:val=""/>
+      <w:lvlJc w:val="left"/>
+      <w:pPr>
+        <w:tabs>
+          <w:tab w:val="num" w:pos="6480"/>
+        </w:tabs>
+        <w:ind w:left="6480" w:hanging="360"/>
+      </w:pPr>
+      <w:rPr>
+        <w:rFonts w:ascii="Wingdings" w:hAnsi="Wingdings" w:hint="default"/>
+        <w:sz w:val="20"/>
+      </w:rPr>
+    </w:lvl>
+  </w:abstractNum>
+  <w:abstractNum w:abstractNumId="16" w15:restartNumberingAfterBreak="0">
+    <w:nsid w:val="73A54B22"/>
+    <w:multiLevelType w:val="multilevel"/>
+    <w:tmpl w:val="1D5CD156"/>
+    <w:lvl w:ilvl="0">
+      <w:start w:val="1"/>
+      <w:numFmt w:val="bullet"/>
+      <w:lvlText w:val=""/>
+      <w:lvlJc w:val="left"/>
+      <w:pPr>
+        <w:tabs>
+          <w:tab w:val="num" w:pos="720"/>
+        </w:tabs>
+        <w:ind w:left="720" w:hanging="360"/>
+      </w:pPr>
+      <w:rPr>
+        <w:rFonts w:ascii="Symbol" w:hAnsi="Symbol" w:hint="default"/>
+        <w:sz w:val="20"/>
+      </w:rPr>
+    </w:lvl>
+    <w:lvl w:ilvl="1" w:tentative="1">
+      <w:start w:val="1"/>
+      <w:numFmt w:val="bullet"/>
+      <w:lvlText w:val="o"/>
+      <w:lvlJc w:val="left"/>
+      <w:pPr>
+        <w:tabs>
+          <w:tab w:val="num" w:pos="1440"/>
+        </w:tabs>
+        <w:ind w:left="1440" w:hanging="360"/>
+      </w:pPr>
+      <w:rPr>
+        <w:rFonts w:ascii="Courier New" w:hAnsi="Courier New" w:hint="default"/>
+        <w:sz w:val="20"/>
+      </w:rPr>
+    </w:lvl>
+    <w:lvl w:ilvl="2" w:tentative="1">
+      <w:start w:val="1"/>
+      <w:numFmt w:val="bullet"/>
+      <w:lvlText w:val=""/>
+      <w:lvlJc w:val="left"/>
+      <w:pPr>
+        <w:tabs>
+          <w:tab w:val="num" w:pos="2160"/>
+        </w:tabs>
+        <w:ind w:left="2160" w:hanging="360"/>
+      </w:pPr>
+      <w:rPr>
+        <w:rFonts w:ascii="Wingdings" w:hAnsi="Wingdings" w:hint="default"/>
+        <w:sz w:val="20"/>
+      </w:rPr>
+    </w:lvl>
+    <w:lvl w:ilvl="3" w:tentative="1">
+      <w:start w:val="1"/>
+      <w:numFmt w:val="bullet"/>
+      <w:lvlText w:val=""/>
+      <w:lvlJc w:val="left"/>
+      <w:pPr>
+        <w:tabs>
+          <w:tab w:val="num" w:pos="2880"/>
+        </w:tabs>
+        <w:ind w:left="2880" w:hanging="360"/>
+      </w:pPr>
+      <w:rPr>
+        <w:rFonts w:ascii="Wingdings" w:hAnsi="Wingdings" w:hint="default"/>
+        <w:sz w:val="20"/>
+      </w:rPr>
+    </w:lvl>
+    <w:lvl w:ilvl="4" w:tentative="1">
+      <w:start w:val="1"/>
+      <w:numFmt w:val="bullet"/>
+      <w:lvlText w:val=""/>
+      <w:lvlJc w:val="left"/>
+      <w:pPr>
+        <w:tabs>
+          <w:tab w:val="num" w:pos="3600"/>
+        </w:tabs>
+        <w:ind w:left="3600" w:hanging="360"/>
+      </w:pPr>
+      <w:rPr>
+        <w:rFonts w:ascii="Wingdings" w:hAnsi="Wingdings" w:hint="default"/>
+        <w:sz w:val="20"/>
+      </w:rPr>
+    </w:lvl>
+    <w:lvl w:ilvl="5" w:tentative="1">
+      <w:start w:val="1"/>
+      <w:numFmt w:val="bullet"/>
+      <w:lvlText w:val=""/>
+      <w:lvlJc w:val="left"/>
+      <w:pPr>
+        <w:tabs>
+          <w:tab w:val="num" w:pos="4320"/>
+        </w:tabs>
+        <w:ind w:left="4320" w:hanging="360"/>
+      </w:pPr>
+      <w:rPr>
+        <w:rFonts w:ascii="Wingdings" w:hAnsi="Wingdings" w:hint="default"/>
+        <w:sz w:val="20"/>
+      </w:rPr>
+    </w:lvl>
+    <w:lvl w:ilvl="6" w:tentative="1">
+      <w:start w:val="1"/>
+      <w:numFmt w:val="bullet"/>
+      <w:lvlText w:val=""/>
+      <w:lvlJc w:val="left"/>
+      <w:pPr>
+        <w:tabs>
+          <w:tab w:val="num" w:pos="5040"/>
+        </w:tabs>
+        <w:ind w:left="5040" w:hanging="360"/>
+      </w:pPr>
+      <w:rPr>
+        <w:rFonts w:ascii="Wingdings" w:hAnsi="Wingdings" w:hint="default"/>
+        <w:sz w:val="20"/>
+      </w:rPr>
+    </w:lvl>
+    <w:lvl w:ilvl="7" w:tentative="1">
+      <w:start w:val="1"/>
+      <w:numFmt w:val="bullet"/>
+      <w:lvlText w:val=""/>
+      <w:lvlJc w:val="left"/>
+      <w:pPr>
+        <w:tabs>
+          <w:tab w:val="num" w:pos="5760"/>
+        </w:tabs>
+        <w:ind w:left="5760" w:hanging="360"/>
+      </w:pPr>
+      <w:rPr>
+        <w:rFonts w:ascii="Wingdings" w:hAnsi="Wingdings" w:hint="default"/>
+        <w:sz w:val="20"/>
+      </w:rPr>
+    </w:lvl>
+    <w:lvl w:ilvl="8" w:tentative="1">
+      <w:start w:val="1"/>
+      <w:numFmt w:val="bullet"/>
+      <w:lvlText w:val=""/>
+      <w:lvlJc w:val="left"/>
+      <w:pPr>
+        <w:tabs>
+          <w:tab w:val="num" w:pos="6480"/>
+        </w:tabs>
+        <w:ind w:left="6480" w:hanging="360"/>
+      </w:pPr>
+      <w:rPr>
+        <w:rFonts w:ascii="Wingdings" w:hAnsi="Wingdings" w:hint="default"/>
+        <w:sz w:val="20"/>
+      </w:rPr>
+    </w:lvl>
+  </w:abstractNum>
+  <w:abstractNum w:abstractNumId="17" w15:restartNumberingAfterBreak="0">
+    <w:nsid w:val="7AF30307"/>
+    <w:multiLevelType w:val="multilevel"/>
+    <w:tmpl w:val="98242384"/>
+    <w:lvl w:ilvl="0">
+      <w:start w:val="1"/>
+      <w:numFmt w:val="bullet"/>
+      <w:lvlText w:val=""/>
+      <w:lvlJc w:val="left"/>
+      <w:pPr>
+        <w:tabs>
+          <w:tab w:val="num" w:pos="720"/>
+        </w:tabs>
+        <w:ind w:left="720" w:hanging="360"/>
+      </w:pPr>
+      <w:rPr>
+        <w:rFonts w:ascii="Symbol" w:hAnsi="Symbol" w:hint="default"/>
+        <w:sz w:val="20"/>
+      </w:rPr>
+    </w:lvl>
+    <w:lvl w:ilvl="1" w:tentative="1">
+      <w:start w:val="1"/>
+      <w:numFmt w:val="bullet"/>
+      <w:lvlText w:val="o"/>
+      <w:lvlJc w:val="left"/>
+      <w:pPr>
+        <w:tabs>
+          <w:tab w:val="num" w:pos="1440"/>
+        </w:tabs>
+        <w:ind w:left="1440" w:hanging="360"/>
+      </w:pPr>
+      <w:rPr>
+        <w:rFonts w:ascii="Courier New" w:hAnsi="Courier New" w:hint="default"/>
+        <w:sz w:val="20"/>
+      </w:rPr>
+    </w:lvl>
+    <w:lvl w:ilvl="2" w:tentative="1">
+      <w:start w:val="1"/>
+      <w:numFmt w:val="bullet"/>
+      <w:lvlText w:val=""/>
+      <w:lvlJc w:val="left"/>
+      <w:pPr>
+        <w:tabs>
+          <w:tab w:val="num" w:pos="2160"/>
+        </w:tabs>
+        <w:ind w:left="2160" w:hanging="360"/>
+      </w:pPr>
+      <w:rPr>
+        <w:rFonts w:ascii="Wingdings" w:hAnsi="Wingdings" w:hint="default"/>
+        <w:sz w:val="20"/>
+      </w:rPr>
+    </w:lvl>
+    <w:lvl w:ilvl="3" w:tentative="1">
+      <w:start w:val="1"/>
+      <w:numFmt w:val="bullet"/>
+      <w:lvlText w:val=""/>
+      <w:lvlJc w:val="left"/>
+      <w:pPr>
+        <w:tabs>
+          <w:tab w:val="num" w:pos="2880"/>
+        </w:tabs>
+        <w:ind w:left="2880" w:hanging="360"/>
+      </w:pPr>
+      <w:rPr>
+        <w:rFonts w:ascii="Wingdings" w:hAnsi="Wingdings" w:hint="default"/>
+        <w:sz w:val="20"/>
+      </w:rPr>
+    </w:lvl>
+    <w:lvl w:ilvl="4" w:tentative="1">
+      <w:start w:val="1"/>
+      <w:numFmt w:val="bullet"/>
+      <w:lvlText w:val=""/>
+      <w:lvlJc w:val="left"/>
+      <w:pPr>
+        <w:tabs>
+          <w:tab w:val="num" w:pos="3600"/>
+        </w:tabs>
+        <w:ind w:left="3600" w:hanging="360"/>
+      </w:pPr>
+      <w:rPr>
+        <w:rFonts w:ascii="Wingdings" w:hAnsi="Wingdings" w:hint="default"/>
+        <w:sz w:val="20"/>
+      </w:rPr>
+    </w:lvl>
+    <w:lvl w:ilvl="5" w:tentative="1">
+      <w:start w:val="1"/>
+      <w:numFmt w:val="bullet"/>
+      <w:lvlText w:val=""/>
+      <w:lvlJc w:val="left"/>
+      <w:pPr>
+        <w:tabs>
+          <w:tab w:val="num" w:pos="4320"/>
+        </w:tabs>
+        <w:ind w:left="4320" w:hanging="360"/>
+      </w:pPr>
+      <w:rPr>
+        <w:rFonts w:ascii="Wingdings" w:hAnsi="Wingdings" w:hint="default"/>
+        <w:sz w:val="20"/>
+      </w:rPr>
+    </w:lvl>
+    <w:lvl w:ilvl="6" w:tentative="1">
+      <w:start w:val="1"/>
+      <w:numFmt w:val="bullet"/>
+      <w:lvlText w:val=""/>
+      <w:lvlJc w:val="left"/>
+      <w:pPr>
+        <w:tabs>
+          <w:tab w:val="num" w:pos="5040"/>
+        </w:tabs>
+        <w:ind w:left="5040" w:hanging="360"/>
+      </w:pPr>
+      <w:rPr>
+        <w:rFonts w:ascii="Wingdings" w:hAnsi="Wingdings" w:hint="default"/>
+        <w:sz w:val="20"/>
+      </w:rPr>
+    </w:lvl>
+    <w:lvl w:ilvl="7" w:tentative="1">
+      <w:start w:val="1"/>
+      <w:numFmt w:val="bullet"/>
+      <w:lvlText w:val=""/>
+      <w:lvlJc w:val="left"/>
+      <w:pPr>
+        <w:tabs>
+          <w:tab w:val="num" w:pos="5760"/>
+        </w:tabs>
+        <w:ind w:left="5760" w:hanging="360"/>
+      </w:pPr>
+      <w:rPr>
+        <w:rFonts w:ascii="Wingdings" w:hAnsi="Wingdings" w:hint="default"/>
+        <w:sz w:val="20"/>
+      </w:rPr>
+    </w:lvl>
+    <w:lvl w:ilvl="8" w:tentative="1">
+      <w:start w:val="1"/>
+      <w:numFmt w:val="bullet"/>
+      <w:lvlText w:val=""/>
+      <w:lvlJc w:val="left"/>
+      <w:pPr>
+        <w:tabs>
+          <w:tab w:val="num" w:pos="6480"/>
+        </w:tabs>
+        <w:ind w:left="6480" w:hanging="360"/>
+      </w:pPr>
+      <w:rPr>
+        <w:rFonts w:ascii="Wingdings" w:hAnsi="Wingdings" w:hint="default"/>
+        <w:sz w:val="20"/>
+      </w:rPr>
+    </w:lvl>
+  </w:abstractNum>
+  <w:abstractNum w:abstractNumId="18" w15:restartNumberingAfterBreak="0">
+    <w:nsid w:val="7D9F1DFB"/>
+    <w:multiLevelType w:val="multilevel"/>
+    <w:tmpl w:val="98BABB9E"/>
+    <w:lvl w:ilvl="0">
+      <w:start w:val="1"/>
+      <w:numFmt w:val="bullet"/>
+      <w:lvlText w:val=""/>
+      <w:lvlJc w:val="left"/>
+      <w:pPr>
+        <w:tabs>
+          <w:tab w:val="num" w:pos="720"/>
+        </w:tabs>
+        <w:ind w:left="720" w:hanging="360"/>
+      </w:pPr>
+      <w:rPr>
+        <w:rFonts w:ascii="Symbol" w:hAnsi="Symbol" w:hint="default"/>
+        <w:sz w:val="20"/>
+      </w:rPr>
+    </w:lvl>
+    <w:lvl w:ilvl="1" w:tentative="1">
+      <w:start w:val="1"/>
+      <w:numFmt w:val="bullet"/>
+      <w:lvlText w:val="o"/>
+      <w:lvlJc w:val="left"/>
+      <w:pPr>
+        <w:tabs>
+          <w:tab w:val="num" w:pos="1440"/>
+        </w:tabs>
+        <w:ind w:left="1440" w:hanging="360"/>
+      </w:pPr>
+      <w:rPr>
+        <w:rFonts w:ascii="Courier New" w:hAnsi="Courier New" w:hint="default"/>
+        <w:sz w:val="20"/>
+      </w:rPr>
+    </w:lvl>
+    <w:lvl w:ilvl="2" w:tentative="1">
+      <w:start w:val="1"/>
+      <w:numFmt w:val="bullet"/>
+      <w:lvlText w:val=""/>
+      <w:lvlJc w:val="left"/>
+      <w:pPr>
+        <w:tabs>
+          <w:tab w:val="num" w:pos="2160"/>
+        </w:tabs>
+        <w:ind w:left="2160" w:hanging="360"/>
+      </w:pPr>
+      <w:rPr>
+        <w:rFonts w:ascii="Wingdings" w:hAnsi="Wingdings" w:hint="default"/>
+        <w:sz w:val="20"/>
+      </w:rPr>
+    </w:lvl>
+    <w:lvl w:ilvl="3" w:tentative="1">
+      <w:start w:val="1"/>
+      <w:numFmt w:val="bullet"/>
+      <w:lvlText w:val=""/>
+      <w:lvlJc w:val="left"/>
+      <w:pPr>
+        <w:tabs>
+          <w:tab w:val="num" w:pos="2880"/>
+        </w:tabs>
+        <w:ind w:left="2880" w:hanging="360"/>
+      </w:pPr>
+      <w:rPr>
+        <w:rFonts w:ascii="Wingdings" w:hAnsi="Wingdings" w:hint="default"/>
+        <w:sz w:val="20"/>
+      </w:rPr>
+    </w:lvl>
+    <w:lvl w:ilvl="4" w:tentative="1">
+      <w:start w:val="1"/>
+      <w:numFmt w:val="bullet"/>
+      <w:lvlText w:val=""/>
+      <w:lvlJc w:val="left"/>
+      <w:pPr>
+        <w:tabs>
+          <w:tab w:val="num" w:pos="3600"/>
+        </w:tabs>
+        <w:ind w:left="3600" w:hanging="360"/>
+      </w:pPr>
+      <w:rPr>
+        <w:rFonts w:ascii="Wingdings" w:hAnsi="Wingdings" w:hint="default"/>
+        <w:sz w:val="20"/>
+      </w:rPr>
+    </w:lvl>
+    <w:lvl w:ilvl="5" w:tentative="1">
+      <w:start w:val="1"/>
+      <w:numFmt w:val="bullet"/>
+      <w:lvlText w:val=""/>
+      <w:lvlJc w:val="left"/>
+      <w:pPr>
+        <w:tabs>
+          <w:tab w:val="num" w:pos="4320"/>
+        </w:tabs>
+        <w:ind w:left="4320" w:hanging="360"/>
+      </w:pPr>
+      <w:rPr>
+        <w:rFonts w:ascii="Wingdings" w:hAnsi="Wingdings" w:hint="default"/>
+        <w:sz w:val="20"/>
+      </w:rPr>
+    </w:lvl>
+    <w:lvl w:ilvl="6" w:tentative="1">
+      <w:start w:val="1"/>
+      <w:numFmt w:val="bullet"/>
+      <w:lvlText w:val=""/>
+      <w:lvlJc w:val="left"/>
+      <w:pPr>
+        <w:tabs>
+          <w:tab w:val="num" w:pos="5040"/>
+        </w:tabs>
+        <w:ind w:left="5040" w:hanging="360"/>
+      </w:pPr>
+      <w:rPr>
+        <w:rFonts w:ascii="Wingdings" w:hAnsi="Wingdings" w:hint="default"/>
+        <w:sz w:val="20"/>
+      </w:rPr>
+    </w:lvl>
+    <w:lvl w:ilvl="7" w:tentative="1">
+      <w:start w:val="1"/>
+      <w:numFmt w:val="bullet"/>
+      <w:lvlText w:val=""/>
+      <w:lvlJc w:val="left"/>
+      <w:pPr>
+        <w:tabs>
+          <w:tab w:val="num" w:pos="5760"/>
+        </w:tabs>
+        <w:ind w:left="5760" w:hanging="360"/>
+      </w:pPr>
+      <w:rPr>
+        <w:rFonts w:ascii="Wingdings" w:hAnsi="Wingdings" w:hint="default"/>
+        <w:sz w:val="20"/>
+      </w:rPr>
+    </w:lvl>
+    <w:lvl w:ilvl="8" w:tentative="1">
+      <w:start w:val="1"/>
+      <w:numFmt w:val="bullet"/>
+      <w:lvlText w:val=""/>
+      <w:lvlJc w:val="left"/>
+      <w:pPr>
+        <w:tabs>
+          <w:tab w:val="num" w:pos="6480"/>
+        </w:tabs>
+        <w:ind w:left="6480" w:hanging="360"/>
+      </w:pPr>
+      <w:rPr>
+        <w:rFonts w:ascii="Wingdings" w:hAnsi="Wingdings" w:hint="default"/>
+        <w:sz w:val="20"/>
+      </w:rPr>
+    </w:lvl>
+  </w:abstractNum>
   <w:num w:numId="1">
-    <w:abstractNumId w:val="2"/>
+    <w:abstractNumId w:val="8"/>
   </w:num>
   <w:num w:numId="2">
     <w:abstractNumId w:val="0"/>
   </w:num>
   <w:num w:numId="3">
+    <w:abstractNumId w:val="2"/>
+  </w:num>
+  <w:num w:numId="4">
+    <w:abstractNumId w:val="10"/>
+  </w:num>
+  <w:num w:numId="5">
+    <w:abstractNumId w:val="13"/>
+  </w:num>
+  <w:num w:numId="6">
+    <w:abstractNumId w:val="17"/>
+  </w:num>
+  <w:num w:numId="7">
+    <w:abstractNumId w:val="4"/>
+  </w:num>
+  <w:num w:numId="8">
+    <w:abstractNumId w:val="18"/>
+  </w:num>
+  <w:num w:numId="9">
+    <w:abstractNumId w:val="15"/>
+  </w:num>
+  <w:num w:numId="10">
+    <w:abstractNumId w:val="12"/>
+  </w:num>
+  <w:num w:numId="11">
+    <w:abstractNumId w:val="5"/>
+  </w:num>
+  <w:num w:numId="12">
     <w:abstractNumId w:val="1"/>
   </w:num>
-  <w:num w:numId="4">
+  <w:num w:numId="13">
+    <w:abstractNumId w:val="6"/>
+  </w:num>
+  <w:num w:numId="14">
+    <w:abstractNumId w:val="11"/>
+  </w:num>
+  <w:num w:numId="15">
+    <w:abstractNumId w:val="16"/>
+  </w:num>
+  <w:num w:numId="16">
+    <w:abstractNumId w:val="7"/>
+  </w:num>
+  <w:num w:numId="17">
+    <w:abstractNumId w:val="14"/>
+  </w:num>
+  <w:num w:numId="18">
     <w:abstractNumId w:val="3"/>
+  </w:num>
+  <w:num w:numId="19">
+    <w:abstractNumId w:val="9"/>
   </w:num>
 </w:numbering>
 </file>
@@ -2824,7 +9025,7 @@
     <w:lsdException w:name="Block Text" w:semiHidden="1" w:unhideWhenUsed="1"/>
     <w:lsdException w:name="Hyperlink" w:semiHidden="1" w:unhideWhenUsed="1"/>
     <w:lsdException w:name="FollowedHyperlink" w:semiHidden="1" w:unhideWhenUsed="1"/>
-    <w:lsdException w:name="Strong" w:locked="1" w:uiPriority="0" w:qFormat="1"/>
+    <w:lsdException w:name="Strong" w:locked="1" w:uiPriority="22" w:qFormat="1"/>
     <w:lsdException w:name="Emphasis" w:locked="1" w:uiPriority="0" w:qFormat="1"/>
     <w:lsdException w:name="Document Map" w:semiHidden="1" w:unhideWhenUsed="1"/>
     <w:lsdException w:name="Plain Text" w:semiHidden="1" w:unhideWhenUsed="1"/>
@@ -3428,6 +9629,31 @@
       <w:szCs w:val="28"/>
     </w:rPr>
   </w:style>
+  <w:style w:type="character" w:styleId="ac">
+    <w:name w:val="Strong"/>
+    <w:basedOn w:val="a0"/>
+    <w:uiPriority w:val="22"/>
+    <w:qFormat/>
+    <w:locked/>
+    <w:rsid w:val="00132263"/>
+    <w:rPr>
+      <w:b/>
+      <w:bCs/>
+    </w:rPr>
+  </w:style>
+  <w:style w:type="character" w:styleId="HTML1">
+    <w:name w:val="HTML Code"/>
+    <w:basedOn w:val="a0"/>
+    <w:uiPriority w:val="99"/>
+    <w:semiHidden/>
+    <w:unhideWhenUsed/>
+    <w:rsid w:val="00132263"/>
+    <w:rPr>
+      <w:rFonts w:ascii="宋体" w:eastAsia="宋体" w:hAnsi="宋体" w:cs="宋体"/>
+      <w:sz w:val="24"/>
+      <w:szCs w:val="24"/>
+    </w:rPr>
+  </w:style>
 </w:styles>
 </file>
 
